--- a/PIM_III_Tronus.docx
+++ b/PIM_III_Tronus.docx
@@ -2121,6 +2121,116 @@
     </w:p>
     <w:p>
       <w:pPr>
+        <w:spacing w:after="100"/>
+        <w:ind w:left="720" w:hanging="360"/>
+      </w:pPr>
+      <w:r>
+        <w:rPr>
+          <w:rFonts w:ascii="Arial" w:cs="Arial" w:eastAsia="Arial" w:hAnsi="Arial"/>
+          <w:sz w:val="24"/>
+          <w:szCs w:val="24"/>
+        </w:rPr>
+        <w:t xml:space="preserve">•  </w:t>
+      </w:r>
+      <w:r>
+        <w:rPr>
+          <w:rFonts w:ascii="Arial" w:cs="Arial" w:eastAsia="Arial" w:hAnsi="Arial"/>
+          <w:sz w:val="24"/>
+          <w:szCs w:val="24"/>
+        </w:rPr>
+        <w:t xml:space="preserve">RF11 — O sistema deve disponibilizar painel exclusivo ao professor para criar e excluir questões por fase.</w:t>
+      </w:r>
+    </w:p>
+    <w:p>
+      <w:pPr>
+        <w:spacing w:after="100"/>
+        <w:ind w:left="720" w:hanging="360"/>
+      </w:pPr>
+      <w:r>
+        <w:rPr>
+          <w:rFonts w:ascii="Arial" w:cs="Arial" w:eastAsia="Arial" w:hAnsi="Arial"/>
+          <w:sz w:val="24"/>
+          <w:szCs w:val="24"/>
+        </w:rPr>
+        <w:t xml:space="preserve">•  </w:t>
+      </w:r>
+      <w:r>
+        <w:rPr>
+          <w:rFonts w:ascii="Arial" w:cs="Arial" w:eastAsia="Arial" w:hAnsi="Arial"/>
+          <w:sz w:val="24"/>
+          <w:szCs w:val="24"/>
+        </w:rPr>
+        <w:t xml:space="preserve">RF12 — O sistema deve permitir que o professor busque alunos por nome e visualize o desempenho individual.</w:t>
+      </w:r>
+    </w:p>
+    <w:p>
+      <w:pPr>
+        <w:spacing w:after="100"/>
+        <w:ind w:left="720" w:hanging="360"/>
+      </w:pPr>
+      <w:r>
+        <w:rPr>
+          <w:rFonts w:ascii="Arial" w:cs="Arial" w:eastAsia="Arial" w:hAnsi="Arial"/>
+          <w:sz w:val="24"/>
+          <w:szCs w:val="24"/>
+        </w:rPr>
+        <w:t xml:space="preserve">•  </w:t>
+      </w:r>
+      <w:r>
+        <w:rPr>
+          <w:rFonts w:ascii="Arial" w:cs="Arial" w:eastAsia="Arial" w:hAnsi="Arial"/>
+          <w:sz w:val="24"/>
+          <w:szCs w:val="24"/>
+        </w:rPr>
+        <w:t xml:space="preserve">RF13 — O sistema deve disponibilizar painel exclusivo ao administrador com estatísticas gerais e CRUD de usuários.</w:t>
+      </w:r>
+    </w:p>
+    <w:p>
+      <w:pPr>
+        <w:spacing w:after="100"/>
+        <w:ind w:left="720" w:hanging="360"/>
+      </w:pPr>
+      <w:r>
+        <w:rPr>
+          <w:rFonts w:ascii="Arial" w:cs="Arial" w:eastAsia="Arial" w:hAnsi="Arial"/>
+          <w:sz w:val="24"/>
+          <w:szCs w:val="24"/>
+        </w:rPr>
+        <w:t xml:space="preserve">•  </w:t>
+      </w:r>
+      <w:r>
+        <w:rPr>
+          <w:rFonts w:ascii="Arial" w:cs="Arial" w:eastAsia="Arial" w:hAnsi="Arial"/>
+          <w:sz w:val="24"/>
+          <w:szCs w:val="24"/>
+        </w:rPr>
+        <w:t xml:space="preserve">RF14 — O sistema deve exibir confirmação (double-check) ao usuário antes de efetuar logout.</w:t>
+      </w:r>
+    </w:p>
+    <w:p>
+      <w:pPr>
+        <w:spacing w:after="100"/>
+        <w:ind w:left="720" w:hanging="360"/>
+      </w:pPr>
+      <w:r>
+        <w:rPr>
+          <w:rFonts w:ascii="Arial" w:cs="Arial" w:eastAsia="Arial" w:hAnsi="Arial"/>
+          <w:sz w:val="24"/>
+          <w:szCs w:val="24"/>
+        </w:rPr>
+        <w:t xml:space="preserve">•  </w:t>
+      </w:r>
+      <w:r>
+        <w:rPr>
+          <w:rFonts w:ascii="Arial" w:cs="Arial" w:eastAsia="Arial" w:hAnsi="Arial"/>
+          <w:sz w:val="24"/>
+          <w:szCs w:val="24"/>
+        </w:rPr>
+        <w:t xml:space="preserve">RF15 — O sistema deve redirecionar automaticamente o usuário para a interface correspondente ao seu papel (aluno, professor ou admin) após o login.</w:t>
+      </w:r>
+    </w:p>
+    <w:p>
+      <w:pPr>
         <w:spacing w:after="80"/>
       </w:pPr>
       <w:r>
@@ -2932,38 +3042,38 @@
                 <w:sz w:val="22"/>
                 <w:szCs w:val="22"/>
               </w:rPr>
-              <w:t xml:space="preserve">Should have</w:t>
-            </w:r>
-          </w:p>
-        </w:tc>
-        <w:tc>
-          <w:tcPr>
-            <w:tcBorders>
-              <w:top w:val="single" w:color="888888" w:sz="1"/>
-              <w:left w:val="single" w:color="888888" w:sz="1"/>
-              <w:bottom w:val="single" w:color="888888" w:sz="1"/>
-              <w:right w:val="single" w:color="888888" w:sz="1"/>
-            </w:tcBorders>
-            <w:tcMar>
-              <w:top w:type="dxa" w:w="80"/>
-              <w:left w:type="dxa" w:w="100"/>
-              <w:bottom w:type="dxa" w:w="80"/>
-              <w:right w:type="dxa" w:w="100"/>
-            </w:tcMar>
-          </w:tcPr>
-          <w:p>
-            <w:pPr>
-              <w:jc w:val="left"/>
-            </w:pPr>
-            <w:r>
-              <w:rPr>
-                <w:rFonts w:ascii="Arial" w:cs="Arial" w:eastAsia="Arial" w:hAnsi="Arial"/>
-                <w:b w:val="false"/>
-                <w:bCs w:val="false"/>
-                <w:sz w:val="22"/>
-                <w:szCs w:val="22"/>
-              </w:rPr>
-              <w:t xml:space="preserve">Painel de análise de desempenho</w:t>
+              <w:t xml:space="preserve">Must have</w:t>
+            </w:r>
+          </w:p>
+        </w:tc>
+        <w:tc>
+          <w:tcPr>
+            <w:tcBorders>
+              <w:top w:val="single" w:color="888888" w:sz="1"/>
+              <w:left w:val="single" w:color="888888" w:sz="1"/>
+              <w:bottom w:val="single" w:color="888888" w:sz="1"/>
+              <w:right w:val="single" w:color="888888" w:sz="1"/>
+            </w:tcBorders>
+            <w:tcMar>
+              <w:top w:type="dxa" w:w="80"/>
+              <w:left w:type="dxa" w:w="100"/>
+              <w:bottom w:type="dxa" w:w="80"/>
+              <w:right w:type="dxa" w:w="100"/>
+            </w:tcMar>
+          </w:tcPr>
+          <w:p>
+            <w:pPr>
+              <w:jc w:val="left"/>
+            </w:pPr>
+            <w:r>
+              <w:rPr>
+                <w:rFonts w:ascii="Arial" w:cs="Arial" w:eastAsia="Arial" w:hAnsi="Arial"/>
+                <w:b w:val="false"/>
+                <w:bCs w:val="false"/>
+                <w:sz w:val="22"/>
+                <w:szCs w:val="22"/>
+              </w:rPr>
+              <w:t xml:space="preserve">Questões Python no estilo ENADE (5 por fase)</w:t>
             </w:r>
           </w:p>
         </w:tc>
@@ -3058,7 +3168,7 @@
                 <w:sz w:val="22"/>
                 <w:szCs w:val="22"/>
               </w:rPr>
-              <w:t xml:space="preserve">Tema dark/light</w:t>
+              <w:t xml:space="preserve">Painel de análise de desempenho (dashboard)</w:t>
             </w:r>
           </w:p>
         </w:tc>
@@ -3153,38 +3263,38 @@
                 <w:sz w:val="22"/>
                 <w:szCs w:val="22"/>
               </w:rPr>
-              <w:t xml:space="preserve">Glossário LIBRAS</w:t>
-            </w:r>
-          </w:p>
-        </w:tc>
-        <w:tc>
-          <w:tcPr>
-            <w:tcBorders>
-              <w:top w:val="single" w:color="888888" w:sz="1"/>
-              <w:left w:val="single" w:color="888888" w:sz="1"/>
-              <w:bottom w:val="single" w:color="888888" w:sz="1"/>
-              <w:right w:val="single" w:color="888888" w:sz="1"/>
-            </w:tcBorders>
-            <w:tcMar>
-              <w:top w:type="dxa" w:w="80"/>
-              <w:left w:type="dxa" w:w="100"/>
-              <w:bottom w:type="dxa" w:w="80"/>
-              <w:right w:type="dxa" w:w="100"/>
-            </w:tcMar>
-          </w:tcPr>
-          <w:p>
-            <w:pPr>
-              <w:jc w:val="left"/>
-            </w:pPr>
-            <w:r>
-              <w:rPr>
-                <w:rFonts w:ascii="Arial" w:cs="Arial" w:eastAsia="Arial" w:hAnsi="Arial"/>
-                <w:b w:val="false"/>
-                <w:bCs w:val="false"/>
-                <w:sz w:val="22"/>
-                <w:szCs w:val="22"/>
-              </w:rPr>
-              <w:t xml:space="preserve">Sprint 4</w:t>
+              <w:t xml:space="preserve">Tema dark/light</w:t>
+            </w:r>
+          </w:p>
+        </w:tc>
+        <w:tc>
+          <w:tcPr>
+            <w:tcBorders>
+              <w:top w:val="single" w:color="888888" w:sz="1"/>
+              <w:left w:val="single" w:color="888888" w:sz="1"/>
+              <w:bottom w:val="single" w:color="888888" w:sz="1"/>
+              <w:right w:val="single" w:color="888888" w:sz="1"/>
+            </w:tcBorders>
+            <w:tcMar>
+              <w:top w:type="dxa" w:w="80"/>
+              <w:left w:type="dxa" w:w="100"/>
+              <w:bottom w:type="dxa" w:w="80"/>
+              <w:right w:type="dxa" w:w="100"/>
+            </w:tcMar>
+          </w:tcPr>
+          <w:p>
+            <w:pPr>
+              <w:jc w:val="left"/>
+            </w:pPr>
+            <w:r>
+              <w:rPr>
+                <w:rFonts w:ascii="Arial" w:cs="Arial" w:eastAsia="Arial" w:hAnsi="Arial"/>
+                <w:b w:val="false"/>
+                <w:bCs w:val="false"/>
+                <w:sz w:val="22"/>
+                <w:szCs w:val="22"/>
+              </w:rPr>
+              <w:t xml:space="preserve">Sprint 3</w:t>
             </w:r>
           </w:p>
         </w:tc>
@@ -3217,6 +3327,481 @@
                 <w:sz w:val="22"/>
                 <w:szCs w:val="22"/>
               </w:rPr>
+              <w:t xml:space="preserve">Should have</w:t>
+            </w:r>
+          </w:p>
+        </w:tc>
+        <w:tc>
+          <w:tcPr>
+            <w:tcBorders>
+              <w:top w:val="single" w:color="888888" w:sz="1"/>
+              <w:left w:val="single" w:color="888888" w:sz="1"/>
+              <w:bottom w:val="single" w:color="888888" w:sz="1"/>
+              <w:right w:val="single" w:color="888888" w:sz="1"/>
+            </w:tcBorders>
+            <w:tcMar>
+              <w:top w:type="dxa" w:w="80"/>
+              <w:left w:type="dxa" w:w="100"/>
+              <w:bottom w:type="dxa" w:w="80"/>
+              <w:right w:type="dxa" w:w="100"/>
+            </w:tcMar>
+          </w:tcPr>
+          <w:p>
+            <w:pPr>
+              <w:jc w:val="left"/>
+            </w:pPr>
+            <w:r>
+              <w:rPr>
+                <w:rFonts w:ascii="Arial" w:cs="Arial" w:eastAsia="Arial" w:hAnsi="Arial"/>
+                <w:b w:val="false"/>
+                <w:bCs w:val="false"/>
+                <w:sz w:val="22"/>
+                <w:szCs w:val="22"/>
+              </w:rPr>
+              <w:t xml:space="preserve">Glossário LIBRAS</w:t>
+            </w:r>
+          </w:p>
+        </w:tc>
+        <w:tc>
+          <w:tcPr>
+            <w:tcBorders>
+              <w:top w:val="single" w:color="888888" w:sz="1"/>
+              <w:left w:val="single" w:color="888888" w:sz="1"/>
+              <w:bottom w:val="single" w:color="888888" w:sz="1"/>
+              <w:right w:val="single" w:color="888888" w:sz="1"/>
+            </w:tcBorders>
+            <w:tcMar>
+              <w:top w:type="dxa" w:w="80"/>
+              <w:left w:type="dxa" w:w="100"/>
+              <w:bottom w:type="dxa" w:w="80"/>
+              <w:right w:type="dxa" w:w="100"/>
+            </w:tcMar>
+          </w:tcPr>
+          <w:p>
+            <w:pPr>
+              <w:jc w:val="left"/>
+            </w:pPr>
+            <w:r>
+              <w:rPr>
+                <w:rFonts w:ascii="Arial" w:cs="Arial" w:eastAsia="Arial" w:hAnsi="Arial"/>
+                <w:b w:val="false"/>
+                <w:bCs w:val="false"/>
+                <w:sz w:val="22"/>
+                <w:szCs w:val="22"/>
+              </w:rPr>
+              <w:t xml:space="preserve">Sprint 4</w:t>
+            </w:r>
+          </w:p>
+        </w:tc>
+      </w:tr>
+      <w:tr>
+        <w:tc>
+          <w:tcPr>
+            <w:tcBorders>
+              <w:top w:val="single" w:color="888888" w:sz="1"/>
+              <w:left w:val="single" w:color="888888" w:sz="1"/>
+              <w:bottom w:val="single" w:color="888888" w:sz="1"/>
+              <w:right w:val="single" w:color="888888" w:sz="1"/>
+            </w:tcBorders>
+            <w:tcMar>
+              <w:top w:type="dxa" w:w="80"/>
+              <w:left w:type="dxa" w:w="100"/>
+              <w:bottom w:type="dxa" w:w="80"/>
+              <w:right w:type="dxa" w:w="100"/>
+            </w:tcMar>
+          </w:tcPr>
+          <w:p>
+            <w:pPr>
+              <w:jc w:val="left"/>
+            </w:pPr>
+            <w:r>
+              <w:rPr>
+                <w:rFonts w:ascii="Arial" w:cs="Arial" w:eastAsia="Arial" w:hAnsi="Arial"/>
+                <w:b w:val="false"/>
+                <w:bCs w:val="false"/>
+                <w:sz w:val="22"/>
+                <w:szCs w:val="22"/>
+              </w:rPr>
+              <w:t xml:space="preserve">Should have</w:t>
+            </w:r>
+          </w:p>
+        </w:tc>
+        <w:tc>
+          <w:tcPr>
+            <w:tcBorders>
+              <w:top w:val="single" w:color="888888" w:sz="1"/>
+              <w:left w:val="single" w:color="888888" w:sz="1"/>
+              <w:bottom w:val="single" w:color="888888" w:sz="1"/>
+              <w:right w:val="single" w:color="888888" w:sz="1"/>
+            </w:tcBorders>
+            <w:tcMar>
+              <w:top w:type="dxa" w:w="80"/>
+              <w:left w:type="dxa" w:w="100"/>
+              <w:bottom w:type="dxa" w:w="80"/>
+              <w:right w:type="dxa" w:w="100"/>
+            </w:tcMar>
+          </w:tcPr>
+          <w:p>
+            <w:pPr>
+              <w:jc w:val="left"/>
+            </w:pPr>
+            <w:r>
+              <w:rPr>
+                <w:rFonts w:ascii="Arial" w:cs="Arial" w:eastAsia="Arial" w:hAnsi="Arial"/>
+                <w:b w:val="false"/>
+                <w:bCs w:val="false"/>
+                <w:sz w:val="22"/>
+                <w:szCs w:val="22"/>
+              </w:rPr>
+              <w:t xml:space="preserve">Painel do Professor (CRUD questões, desempenho alunos)</w:t>
+            </w:r>
+          </w:p>
+        </w:tc>
+        <w:tc>
+          <w:tcPr>
+            <w:tcBorders>
+              <w:top w:val="single" w:color="888888" w:sz="1"/>
+              <w:left w:val="single" w:color="888888" w:sz="1"/>
+              <w:bottom w:val="single" w:color="888888" w:sz="1"/>
+              <w:right w:val="single" w:color="888888" w:sz="1"/>
+            </w:tcBorders>
+            <w:tcMar>
+              <w:top w:type="dxa" w:w="80"/>
+              <w:left w:type="dxa" w:w="100"/>
+              <w:bottom w:type="dxa" w:w="80"/>
+              <w:right w:type="dxa" w:w="100"/>
+            </w:tcMar>
+          </w:tcPr>
+          <w:p>
+            <w:pPr>
+              <w:jc w:val="left"/>
+            </w:pPr>
+            <w:r>
+              <w:rPr>
+                <w:rFonts w:ascii="Arial" w:cs="Arial" w:eastAsia="Arial" w:hAnsi="Arial"/>
+                <w:b w:val="false"/>
+                <w:bCs w:val="false"/>
+                <w:sz w:val="22"/>
+                <w:szCs w:val="22"/>
+              </w:rPr>
+              <w:t xml:space="preserve">Sprint 4</w:t>
+            </w:r>
+          </w:p>
+        </w:tc>
+      </w:tr>
+      <w:tr>
+        <w:tc>
+          <w:tcPr>
+            <w:tcBorders>
+              <w:top w:val="single" w:color="888888" w:sz="1"/>
+              <w:left w:val="single" w:color="888888" w:sz="1"/>
+              <w:bottom w:val="single" w:color="888888" w:sz="1"/>
+              <w:right w:val="single" w:color="888888" w:sz="1"/>
+            </w:tcBorders>
+            <w:tcMar>
+              <w:top w:type="dxa" w:w="80"/>
+              <w:left w:type="dxa" w:w="100"/>
+              <w:bottom w:type="dxa" w:w="80"/>
+              <w:right w:type="dxa" w:w="100"/>
+            </w:tcMar>
+          </w:tcPr>
+          <w:p>
+            <w:pPr>
+              <w:jc w:val="left"/>
+            </w:pPr>
+            <w:r>
+              <w:rPr>
+                <w:rFonts w:ascii="Arial" w:cs="Arial" w:eastAsia="Arial" w:hAnsi="Arial"/>
+                <w:b w:val="false"/>
+                <w:bCs w:val="false"/>
+                <w:sz w:val="22"/>
+                <w:szCs w:val="22"/>
+              </w:rPr>
+              <w:t xml:space="preserve">Should have</w:t>
+            </w:r>
+          </w:p>
+        </w:tc>
+        <w:tc>
+          <w:tcPr>
+            <w:tcBorders>
+              <w:top w:val="single" w:color="888888" w:sz="1"/>
+              <w:left w:val="single" w:color="888888" w:sz="1"/>
+              <w:bottom w:val="single" w:color="888888" w:sz="1"/>
+              <w:right w:val="single" w:color="888888" w:sz="1"/>
+            </w:tcBorders>
+            <w:tcMar>
+              <w:top w:type="dxa" w:w="80"/>
+              <w:left w:type="dxa" w:w="100"/>
+              <w:bottom w:type="dxa" w:w="80"/>
+              <w:right w:type="dxa" w:w="100"/>
+            </w:tcMar>
+          </w:tcPr>
+          <w:p>
+            <w:pPr>
+              <w:jc w:val="left"/>
+            </w:pPr>
+            <w:r>
+              <w:rPr>
+                <w:rFonts w:ascii="Arial" w:cs="Arial" w:eastAsia="Arial" w:hAnsi="Arial"/>
+                <w:b w:val="false"/>
+                <w:bCs w:val="false"/>
+                <w:sz w:val="22"/>
+                <w:szCs w:val="22"/>
+              </w:rPr>
+              <w:t xml:space="preserve">Painel do Administrador (stats, CRUD usuários)</w:t>
+            </w:r>
+          </w:p>
+        </w:tc>
+        <w:tc>
+          <w:tcPr>
+            <w:tcBorders>
+              <w:top w:val="single" w:color="888888" w:sz="1"/>
+              <w:left w:val="single" w:color="888888" w:sz="1"/>
+              <w:bottom w:val="single" w:color="888888" w:sz="1"/>
+              <w:right w:val="single" w:color="888888" w:sz="1"/>
+            </w:tcBorders>
+            <w:tcMar>
+              <w:top w:type="dxa" w:w="80"/>
+              <w:left w:type="dxa" w:w="100"/>
+              <w:bottom w:type="dxa" w:w="80"/>
+              <w:right w:type="dxa" w:w="100"/>
+            </w:tcMar>
+          </w:tcPr>
+          <w:p>
+            <w:pPr>
+              <w:jc w:val="left"/>
+            </w:pPr>
+            <w:r>
+              <w:rPr>
+                <w:rFonts w:ascii="Arial" w:cs="Arial" w:eastAsia="Arial" w:hAnsi="Arial"/>
+                <w:b w:val="false"/>
+                <w:bCs w:val="false"/>
+                <w:sz w:val="22"/>
+                <w:szCs w:val="22"/>
+              </w:rPr>
+              <w:t xml:space="preserve">Sprint 4</w:t>
+            </w:r>
+          </w:p>
+        </w:tc>
+      </w:tr>
+      <w:tr>
+        <w:tc>
+          <w:tcPr>
+            <w:tcBorders>
+              <w:top w:val="single" w:color="888888" w:sz="1"/>
+              <w:left w:val="single" w:color="888888" w:sz="1"/>
+              <w:bottom w:val="single" w:color="888888" w:sz="1"/>
+              <w:right w:val="single" w:color="888888" w:sz="1"/>
+            </w:tcBorders>
+            <w:tcMar>
+              <w:top w:type="dxa" w:w="80"/>
+              <w:left w:type="dxa" w:w="100"/>
+              <w:bottom w:type="dxa" w:w="80"/>
+              <w:right w:type="dxa" w:w="100"/>
+            </w:tcMar>
+          </w:tcPr>
+          <w:p>
+            <w:pPr>
+              <w:jc w:val="left"/>
+            </w:pPr>
+            <w:r>
+              <w:rPr>
+                <w:rFonts w:ascii="Arial" w:cs="Arial" w:eastAsia="Arial" w:hAnsi="Arial"/>
+                <w:b w:val="false"/>
+                <w:bCs w:val="false"/>
+                <w:sz w:val="22"/>
+                <w:szCs w:val="22"/>
+              </w:rPr>
+              <w:t xml:space="preserve">Should have</w:t>
+            </w:r>
+          </w:p>
+        </w:tc>
+        <w:tc>
+          <w:tcPr>
+            <w:tcBorders>
+              <w:top w:val="single" w:color="888888" w:sz="1"/>
+              <w:left w:val="single" w:color="888888" w:sz="1"/>
+              <w:bottom w:val="single" w:color="888888" w:sz="1"/>
+              <w:right w:val="single" w:color="888888" w:sz="1"/>
+            </w:tcBorders>
+            <w:tcMar>
+              <w:top w:type="dxa" w:w="80"/>
+              <w:left w:type="dxa" w:w="100"/>
+              <w:bottom w:type="dxa" w:w="80"/>
+              <w:right w:type="dxa" w:w="100"/>
+            </w:tcMar>
+          </w:tcPr>
+          <w:p>
+            <w:pPr>
+              <w:jc w:val="left"/>
+            </w:pPr>
+            <w:r>
+              <w:rPr>
+                <w:rFonts w:ascii="Arial" w:cs="Arial" w:eastAsia="Arial" w:hAnsi="Arial"/>
+                <w:b w:val="false"/>
+                <w:bCs w:val="false"/>
+                <w:sz w:val="22"/>
+                <w:szCs w:val="22"/>
+              </w:rPr>
+              <w:t xml:space="preserve">Controle de acesso por papel (aluno / professor / admin)</w:t>
+            </w:r>
+          </w:p>
+        </w:tc>
+        <w:tc>
+          <w:tcPr>
+            <w:tcBorders>
+              <w:top w:val="single" w:color="888888" w:sz="1"/>
+              <w:left w:val="single" w:color="888888" w:sz="1"/>
+              <w:bottom w:val="single" w:color="888888" w:sz="1"/>
+              <w:right w:val="single" w:color="888888" w:sz="1"/>
+            </w:tcBorders>
+            <w:tcMar>
+              <w:top w:type="dxa" w:w="80"/>
+              <w:left w:type="dxa" w:w="100"/>
+              <w:bottom w:type="dxa" w:w="80"/>
+              <w:right w:type="dxa" w:w="100"/>
+            </w:tcMar>
+          </w:tcPr>
+          <w:p>
+            <w:pPr>
+              <w:jc w:val="left"/>
+            </w:pPr>
+            <w:r>
+              <w:rPr>
+                <w:rFonts w:ascii="Arial" w:cs="Arial" w:eastAsia="Arial" w:hAnsi="Arial"/>
+                <w:b w:val="false"/>
+                <w:bCs w:val="false"/>
+                <w:sz w:val="22"/>
+                <w:szCs w:val="22"/>
+              </w:rPr>
+              <w:t xml:space="preserve">Sprint 4</w:t>
+            </w:r>
+          </w:p>
+        </w:tc>
+      </w:tr>
+      <w:tr>
+        <w:tc>
+          <w:tcPr>
+            <w:tcBorders>
+              <w:top w:val="single" w:color="888888" w:sz="1"/>
+              <w:left w:val="single" w:color="888888" w:sz="1"/>
+              <w:bottom w:val="single" w:color="888888" w:sz="1"/>
+              <w:right w:val="single" w:color="888888" w:sz="1"/>
+            </w:tcBorders>
+            <w:tcMar>
+              <w:top w:type="dxa" w:w="80"/>
+              <w:left w:type="dxa" w:w="100"/>
+              <w:bottom w:type="dxa" w:w="80"/>
+              <w:right w:type="dxa" w:w="100"/>
+            </w:tcMar>
+          </w:tcPr>
+          <w:p>
+            <w:pPr>
+              <w:jc w:val="left"/>
+            </w:pPr>
+            <w:r>
+              <w:rPr>
+                <w:rFonts w:ascii="Arial" w:cs="Arial" w:eastAsia="Arial" w:hAnsi="Arial"/>
+                <w:b w:val="false"/>
+                <w:bCs w:val="false"/>
+                <w:sz w:val="22"/>
+                <w:szCs w:val="22"/>
+              </w:rPr>
+              <w:t xml:space="preserve">Should have</w:t>
+            </w:r>
+          </w:p>
+        </w:tc>
+        <w:tc>
+          <w:tcPr>
+            <w:tcBorders>
+              <w:top w:val="single" w:color="888888" w:sz="1"/>
+              <w:left w:val="single" w:color="888888" w:sz="1"/>
+              <w:bottom w:val="single" w:color="888888" w:sz="1"/>
+              <w:right w:val="single" w:color="888888" w:sz="1"/>
+            </w:tcBorders>
+            <w:tcMar>
+              <w:top w:type="dxa" w:w="80"/>
+              <w:left w:type="dxa" w:w="100"/>
+              <w:bottom w:type="dxa" w:w="80"/>
+              <w:right w:type="dxa" w:w="100"/>
+            </w:tcMar>
+          </w:tcPr>
+          <w:p>
+            <w:pPr>
+              <w:jc w:val="left"/>
+            </w:pPr>
+            <w:r>
+              <w:rPr>
+                <w:rFonts w:ascii="Arial" w:cs="Arial" w:eastAsia="Arial" w:hAnsi="Arial"/>
+                <w:b w:val="false"/>
+                <w:bCs w:val="false"/>
+                <w:sz w:val="22"/>
+                <w:szCs w:val="22"/>
+              </w:rPr>
+              <w:t xml:space="preserve">Double-check de logout</w:t>
+            </w:r>
+          </w:p>
+        </w:tc>
+        <w:tc>
+          <w:tcPr>
+            <w:tcBorders>
+              <w:top w:val="single" w:color="888888" w:sz="1"/>
+              <w:left w:val="single" w:color="888888" w:sz="1"/>
+              <w:bottom w:val="single" w:color="888888" w:sz="1"/>
+              <w:right w:val="single" w:color="888888" w:sz="1"/>
+            </w:tcBorders>
+            <w:tcMar>
+              <w:top w:type="dxa" w:w="80"/>
+              <w:left w:type="dxa" w:w="100"/>
+              <w:bottom w:type="dxa" w:w="80"/>
+              <w:right w:type="dxa" w:w="100"/>
+            </w:tcMar>
+          </w:tcPr>
+          <w:p>
+            <w:pPr>
+              <w:jc w:val="left"/>
+            </w:pPr>
+            <w:r>
+              <w:rPr>
+                <w:rFonts w:ascii="Arial" w:cs="Arial" w:eastAsia="Arial" w:hAnsi="Arial"/>
+                <w:b w:val="false"/>
+                <w:bCs w:val="false"/>
+                <w:sz w:val="22"/>
+                <w:szCs w:val="22"/>
+              </w:rPr>
+              <w:t xml:space="preserve">Sprint 4</w:t>
+            </w:r>
+          </w:p>
+        </w:tc>
+      </w:tr>
+      <w:tr>
+        <w:tc>
+          <w:tcPr>
+            <w:tcBorders>
+              <w:top w:val="single" w:color="888888" w:sz="1"/>
+              <w:left w:val="single" w:color="888888" w:sz="1"/>
+              <w:bottom w:val="single" w:color="888888" w:sz="1"/>
+              <w:right w:val="single" w:color="888888" w:sz="1"/>
+            </w:tcBorders>
+            <w:tcMar>
+              <w:top w:type="dxa" w:w="80"/>
+              <w:left w:type="dxa" w:w="100"/>
+              <w:bottom w:type="dxa" w:w="80"/>
+              <w:right w:type="dxa" w:w="100"/>
+            </w:tcMar>
+          </w:tcPr>
+          <w:p>
+            <w:pPr>
+              <w:jc w:val="left"/>
+            </w:pPr>
+            <w:r>
+              <w:rPr>
+                <w:rFonts w:ascii="Arial" w:cs="Arial" w:eastAsia="Arial" w:hAnsi="Arial"/>
+                <w:b w:val="false"/>
+                <w:bCs w:val="false"/>
+                <w:sz w:val="22"/>
+                <w:szCs w:val="22"/>
+              </w:rPr>
               <w:t xml:space="preserve">Could have</w:t>
             </w:r>
           </w:p>
@@ -3279,7 +3864,7 @@
                 <w:sz w:val="22"/>
                 <w:szCs w:val="22"/>
               </w:rPr>
-              <w:t xml:space="preserve">Sprint 4</w:t>
+              <w:t xml:space="preserve">Sprint 5</w:t>
             </w:r>
           </w:p>
         </w:tc>
@@ -3482,7 +4067,7 @@
           <w:sz w:val="24"/>
           <w:szCs w:val="24"/>
         </w:rPr>
-        <w:t xml:space="preserve">Sprint 3 (Semanas 5–6): Dashboard de análise, tema e progresso persistente. Critério: dados são mantidos após fechar o navegador.</w:t>
+        <w:t xml:space="preserve">Sprint 3 (Semanas 5–6): Dashboard de análise, questões ENADE Python, tema e progresso persistente. Critério: dados são mantidos após fechar o navegador; quiz exibe questões no formato I/II/III/IV com feedback por alternativa.</w:t>
       </w:r>
     </w:p>
     <w:p>
@@ -3504,7 +4089,7 @@
           <w:sz w:val="24"/>
           <w:szCs w:val="24"/>
         </w:rPr>
-        <w:t xml:space="preserve">Sprint 4 (Semanas 7–8): Glossário LIBRAS, responsividade e ajustes finais. Critério: interface funciona em tela de 320 px.</w:t>
+        <w:t xml:space="preserve">Sprint 4 (Semanas 7–8): Painel do professor (CRUD questões, busca de alunos), painel do admin (stats, CRUD usuários), controle de acesso por papel, double-check de logout, glossário LIBRAS e responsividade. Critério: professor consegue criar e excluir questões; admin visualiza estatísticas e exclui usuários; interface funciona em tela de 320 px.</w:t>
       </w:r>
     </w:p>
     <w:p>
@@ -3960,38 +4545,38 @@
                 <w:sz w:val="22"/>
                 <w:szCs w:val="22"/>
               </w:rPr>
-              <w:t xml:space="preserve">id (PK), nome (UNIQUE), email (UNIQUE), celular, senha</w:t>
-            </w:r>
-          </w:p>
-        </w:tc>
-        <w:tc>
-          <w:tcPr>
-            <w:tcBorders>
-              <w:top w:val="single" w:color="888888" w:sz="1"/>
-              <w:left w:val="single" w:color="888888" w:sz="1"/>
-              <w:bottom w:val="single" w:color="888888" w:sz="1"/>
-              <w:right w:val="single" w:color="888888" w:sz="1"/>
-            </w:tcBorders>
-            <w:tcMar>
-              <w:top w:type="dxa" w:w="80"/>
-              <w:left w:type="dxa" w:w="100"/>
-              <w:bottom w:type="dxa" w:w="80"/>
-              <w:right w:type="dxa" w:w="100"/>
-            </w:tcMar>
-          </w:tcPr>
-          <w:p>
-            <w:pPr>
-              <w:jc w:val="left"/>
-            </w:pPr>
-            <w:r>
-              <w:rPr>
-                <w:rFonts w:ascii="Arial" w:cs="Arial" w:eastAsia="Arial" w:hAnsi="Arial"/>
-                <w:b w:val="false"/>
-                <w:bCs w:val="false"/>
-                <w:sz w:val="22"/>
-                <w:szCs w:val="22"/>
-              </w:rPr>
-              <w:t xml:space="preserve">1:1 com personagens</w:t>
+              <w:t xml:space="preserve">id (PK), nome (UNIQUE), email (UNIQUE), celular, senha, papel (aluno|professor|admin), professor_reino_id (FK)</w:t>
+            </w:r>
+          </w:p>
+        </w:tc>
+        <w:tc>
+          <w:tcPr>
+            <w:tcBorders>
+              <w:top w:val="single" w:color="888888" w:sz="1"/>
+              <w:left w:val="single" w:color="888888" w:sz="1"/>
+              <w:bottom w:val="single" w:color="888888" w:sz="1"/>
+              <w:right w:val="single" w:color="888888" w:sz="1"/>
+            </w:tcBorders>
+            <w:tcMar>
+              <w:top w:type="dxa" w:w="80"/>
+              <w:left w:type="dxa" w:w="100"/>
+              <w:bottom w:type="dxa" w:w="80"/>
+              <w:right w:type="dxa" w:w="100"/>
+            </w:tcMar>
+          </w:tcPr>
+          <w:p>
+            <w:pPr>
+              <w:jc w:val="left"/>
+            </w:pPr>
+            <w:r>
+              <w:rPr>
+                <w:rFonts w:ascii="Arial" w:cs="Arial" w:eastAsia="Arial" w:hAnsi="Arial"/>
+                <w:b w:val="false"/>
+                <w:bCs w:val="false"/>
+                <w:sz w:val="22"/>
+                <w:szCs w:val="22"/>
+              </w:rPr>
+              <w:t xml:space="preserve">1:1 com personagens; papel define o nível de acesso</w:t>
             </w:r>
           </w:p>
         </w:tc>
@@ -4698,7 +5283,7 @@
           <w:sz w:val="24"/>
           <w:szCs w:val="24"/>
         </w:rPr>
-        <w:t xml:space="preserve">O banco de dados é criado e gerenciado pela biblioteca sql.js (SQLite compilado em WebAssembly), executado diretamente no navegador. O script de criação das tabelas principais é apresentado a seguir:</w:t>
+        <w:t xml:space="preserve">O banco de dados é criado e gerenciado pela biblioteca sql.js (SQLite compilado em WebAssembly), executado diretamente no navegador. O script DDL das tabelas principais é apresentado a seguir:</w:t>
       </w:r>
     </w:p>
     <w:p>
@@ -4712,7 +5297,16 @@
           <w:sz w:val="18"/>
           <w:szCs w:val="18"/>
         </w:rPr>
-        <w:t xml:space="preserve">CREATE TABLE questoes (
+        <w:t xml:space="preserve">CREATE TABLE usuarios (
+  id INTEGER PRIMARY KEY AUTOINCREMENT,
+  nome TEXT UNIQUE NOT NULL,
+  email TEXT UNIQUE NOT NULL,
+  celular TEXT NOT NULL,
+  senha TEXT NOT NULL,
+  papel TEXT DEFAULT 'aluno',         -- aluno | professor | admin
+  professor_reino_id INTEGER DEFAULT NULL
+);
+CREATE TABLE questoes (
   id INTEGER PRIMARY KEY AUTOINCREMENT,
   fase_id INTEGER NOT NULL,
   enunciado TEXT NOT NULL,
@@ -4747,6 +5341,126 @@
     </w:p>
     <w:p>
       <w:pPr>
+        <w:pStyle w:val="Heading3"/>
+        <w:spacing w:after="60" w:before="200"/>
+      </w:pPr>
+      <w:r>
+        <w:rPr>
+          <w:rFonts w:ascii="Arial" w:cs="Arial" w:eastAsia="Arial" w:hAnsi="Arial"/>
+          <w:b/>
+          <w:bCs/>
+          <w:sz w:val="22"/>
+          <w:szCs w:val="22"/>
+        </w:rPr>
+        <w:t xml:space="preserve">4.4.1 Controle de Acesso por Papel (Role-Based Access Control)</w:t>
+      </w:r>
+    </w:p>
+    <w:p>
+      <w:pPr>
+        <w:spacing w:after="160"/>
+        <w:ind w:firstLine="708"/>
+        <w:jc w:val="both"/>
+      </w:pPr>
+      <w:r>
+        <w:rPr>
+          <w:rFonts w:ascii="Arial" w:cs="Arial" w:eastAsia="Arial" w:hAnsi="Arial"/>
+          <w:sz w:val="24"/>
+          <w:szCs w:val="24"/>
+        </w:rPr>
+        <w:t xml:space="preserve">A coluna papel na tabela usuarios implementa um controle de acesso baseado em papéis (RBAC). Três papéis estão definidos:</w:t>
+      </w:r>
+    </w:p>
+    <w:p>
+      <w:pPr>
+        <w:spacing w:after="100"/>
+        <w:ind w:left="720" w:hanging="360"/>
+      </w:pPr>
+      <w:r>
+        <w:rPr>
+          <w:rFonts w:ascii="Arial" w:cs="Arial" w:eastAsia="Arial" w:hAnsi="Arial"/>
+          <w:sz w:val="24"/>
+          <w:szCs w:val="24"/>
+        </w:rPr>
+        <w:t xml:space="preserve">•  </w:t>
+      </w:r>
+      <w:r>
+        <w:rPr>
+          <w:rFonts w:ascii="Arial" w:cs="Arial" w:eastAsia="Arial" w:hAnsi="Arial"/>
+          <w:sz w:val="24"/>
+          <w:szCs w:val="24"/>
+        </w:rPr>
+        <w:t xml:space="preserve">aluno — acesso ao fluxo de jogo (reinos, trilha, quiz, dashboard pessoal). Criado automaticamente no cadastro.</w:t>
+      </w:r>
+    </w:p>
+    <w:p>
+      <w:pPr>
+        <w:spacing w:after="100"/>
+        <w:ind w:left="720" w:hanging="360"/>
+      </w:pPr>
+      <w:r>
+        <w:rPr>
+          <w:rFonts w:ascii="Arial" w:cs="Arial" w:eastAsia="Arial" w:hAnsi="Arial"/>
+          <w:sz w:val="24"/>
+          <w:szCs w:val="24"/>
+        </w:rPr>
+        <w:t xml:space="preserve">•  </w:t>
+      </w:r>
+      <w:r>
+        <w:rPr>
+          <w:rFonts w:ascii="Arial" w:cs="Arial" w:eastAsia="Arial" w:hAnsi="Arial"/>
+          <w:sz w:val="24"/>
+          <w:szCs w:val="24"/>
+        </w:rPr>
+        <w:t xml:space="preserve">professor — acesso ao painel do professor (professor.html): criar/excluir questões por fase, visualizar desempenho de alunos por nome. Vinculado a um reino via professor_reino_id.</w:t>
+      </w:r>
+    </w:p>
+    <w:p>
+      <w:pPr>
+        <w:spacing w:after="100"/>
+        <w:ind w:left="720" w:hanging="360"/>
+      </w:pPr>
+      <w:r>
+        <w:rPr>
+          <w:rFonts w:ascii="Arial" w:cs="Arial" w:eastAsia="Arial" w:hAnsi="Arial"/>
+          <w:sz w:val="24"/>
+          <w:szCs w:val="24"/>
+        </w:rPr>
+        <w:t xml:space="preserve">•  </w:t>
+      </w:r>
+      <w:r>
+        <w:rPr>
+          <w:rFonts w:ascii="Arial" w:cs="Arial" w:eastAsia="Arial" w:hAnsi="Arial"/>
+          <w:sz w:val="24"/>
+          <w:szCs w:val="24"/>
+        </w:rPr>
+        <w:t xml:space="preserve">admin — acesso ao painel administrativo (admin.html): estatísticas gerais do sistema, listagem e exclusão de usuários.</w:t>
+      </w:r>
+    </w:p>
+    <w:p>
+      <w:pPr>
+        <w:spacing w:after="160"/>
+        <w:ind w:firstLine="708"/>
+        <w:jc w:val="both"/>
+      </w:pPr>
+      <w:r>
+        <w:rPr>
+          <w:rFonts w:ascii="Arial" w:cs="Arial" w:eastAsia="Arial" w:hAnsi="Arial"/>
+          <w:sz w:val="24"/>
+          <w:szCs w:val="24"/>
+        </w:rPr>
+        <w:t xml:space="preserve">Ao efetuar login, o sistema verifica o campo papel e redireciona automaticamente: alunos para reinos.html, professores para professor.html e administradores para admin.html. Dois usuários especiais são criados automaticamente na inicialização do banco — prof_python (professor do Reino Python) e admin — cujas credenciais estão documentadas no arquivo LOGINS.md do repositório.</w:t>
+      </w:r>
+    </w:p>
+    <w:p>
+      <w:pPr>
+        <w:spacing w:after="80"/>
+      </w:pPr>
+      <w:r>
+        <w:t xml:space="preserve"/>
+      </w:r>
+    </w:p>
+    <w:p>
+      <w:pPr>
         <w:pStyle w:val="Heading2"/>
         <w:spacing w:after="80" w:before="280"/>
       </w:pPr>
@@ -5682,7 +6396,23 @@
           <w:sz w:val="24"/>
           <w:szCs w:val="24"/>
         </w:rPr>
-        <w:t xml:space="preserve">O sistema é composto por sete telas principais:</w:t>
+        <w:t xml:space="preserve">O sistema é composto por dez telas, organizadas por perfil de acesso:</w:t>
+      </w:r>
+    </w:p>
+    <w:p>
+      <w:pPr>
+        <w:pStyle w:val="Heading3"/>
+        <w:spacing w:after="60" w:before="200"/>
+      </w:pPr>
+      <w:r>
+        <w:rPr>
+          <w:rFonts w:ascii="Arial" w:cs="Arial" w:eastAsia="Arial" w:hAnsi="Arial"/>
+          <w:b/>
+          <w:bCs/>
+          <w:sz w:val="22"/>
+          <w:szCs w:val="22"/>
+        </w:rPr>
+        <w:t xml:space="preserve">5.2.1 Telas do Aluno</w:t>
       </w:r>
     </w:p>
     <w:p>
@@ -5726,7 +6456,7 @@
           <w:sz w:val="24"/>
           <w:szCs w:val="24"/>
         </w:rPr>
-        <w:t xml:space="preserve">index.html — Tela de login com suporte a nome de usuário ou e-mail.</w:t>
+        <w:t xml:space="preserve">index.html — Tela de login com suporte a nome de usuário ou e-mail e redirecionamento por papel.</w:t>
       </w:r>
     </w:p>
     <w:p>
@@ -5748,7 +6478,7 @@
           <w:sz w:val="24"/>
           <w:szCs w:val="24"/>
         </w:rPr>
-        <w:t xml:space="preserve">register.html — Cadastro de novo usuário.</w:t>
+        <w:t xml:space="preserve">register.html — Cadastro de novo usuário (papel 'aluno' atribuído por padrão).</w:t>
       </w:r>
     </w:p>
     <w:p>
@@ -5836,7 +6566,7 @@
           <w:sz w:val="24"/>
           <w:szCs w:val="24"/>
         </w:rPr>
-        <w:t xml:space="preserve">trilha.html — Trilha de fases com quiz interativo, cards de atividades e painel LIBRAS.</w:t>
+        <w:t xml:space="preserve">trilha.html — Trilha de fases com quiz interativo (estilo ENADE), cards de atividades e botão de acessibilidade LIBRAS.</w:t>
       </w:r>
     </w:p>
     <w:p>
@@ -5858,7 +6588,75 @@
           <w:sz w:val="24"/>
           <w:szCs w:val="24"/>
         </w:rPr>
-        <w:t xml:space="preserve">dashboard.html — Análise de desempenho com gráficos e tabela detalhada.</w:t>
+        <w:t xml:space="preserve">dashboard.html — Painel de análise de desempenho individual com gráfico por reino e tabela detalhada por fase.</w:t>
+      </w:r>
+    </w:p>
+    <w:p>
+      <w:pPr>
+        <w:spacing w:after="80"/>
+      </w:pPr>
+      <w:r>
+        <w:t xml:space="preserve"/>
+      </w:r>
+    </w:p>
+    <w:p>
+      <w:pPr>
+        <w:pStyle w:val="Heading3"/>
+        <w:spacing w:after="60" w:before="200"/>
+      </w:pPr>
+      <w:r>
+        <w:rPr>
+          <w:rFonts w:ascii="Arial" w:cs="Arial" w:eastAsia="Arial" w:hAnsi="Arial"/>
+          <w:b/>
+          <w:bCs/>
+          <w:sz w:val="22"/>
+          <w:szCs w:val="22"/>
+        </w:rPr>
+        <w:t xml:space="preserve">5.2.2 Telas de Gestão</w:t>
+      </w:r>
+    </w:p>
+    <w:p>
+      <w:pPr>
+        <w:spacing w:after="100"/>
+        <w:ind w:left="720" w:hanging="360"/>
+      </w:pPr>
+      <w:r>
+        <w:rPr>
+          <w:rFonts w:ascii="Arial" w:cs="Arial" w:eastAsia="Arial" w:hAnsi="Arial"/>
+          <w:sz w:val="24"/>
+          <w:szCs w:val="24"/>
+        </w:rPr>
+        <w:t xml:space="preserve">•  </w:t>
+      </w:r>
+      <w:r>
+        <w:rPr>
+          <w:rFonts w:ascii="Arial" w:cs="Arial" w:eastAsia="Arial" w:hAnsi="Arial"/>
+          <w:sz w:val="24"/>
+          <w:szCs w:val="24"/>
+        </w:rPr>
+        <w:t xml:space="preserve">professor.html — Painel do Professor: aba 'Questões' (criar/excluir questões por fase) e aba 'Alunos' (busca por nome e visualização de desempenho individual expandível).</w:t>
+      </w:r>
+    </w:p>
+    <w:p>
+      <w:pPr>
+        <w:spacing w:after="100"/>
+        <w:ind w:left="720" w:hanging="360"/>
+      </w:pPr>
+      <w:r>
+        <w:rPr>
+          <w:rFonts w:ascii="Arial" w:cs="Arial" w:eastAsia="Arial" w:hAnsi="Arial"/>
+          <w:sz w:val="24"/>
+          <w:szCs w:val="24"/>
+        </w:rPr>
+        <w:t xml:space="preserve">•  </w:t>
+      </w:r>
+      <w:r>
+        <w:rPr>
+          <w:rFonts w:ascii="Arial" w:cs="Arial" w:eastAsia="Arial" w:hAnsi="Arial"/>
+          <w:sz w:val="24"/>
+          <w:szCs w:val="24"/>
+        </w:rPr>
+        <w:t xml:space="preserve">admin.html — Painel do Administrador: estatísticas gerais do sistema (usuários, questões, respostas), listagem completa de usuários com exclusão e módulos futuros sinalizados.</w:t>
       </w:r>
     </w:p>
     <w:p>
@@ -6031,7 +6829,154 @@
           <w:sz w:val="24"/>
           <w:szCs w:val="24"/>
         </w:rPr>
-        <w:t xml:space="preserve">A integração entre a camada de apresentação e o banco de dados é feita diretamente em JavaScript. O arquivo js/database.js centraliza todas as funções de acesso ao banco: cadastrarUsuario(), loginUsuario(), buscarQuestoesPorFase(), registrarResposta(), buscarEstatisticas(), entre outras. Cada tela importa este arquivo e chama as funções necessárias após a inicialização assíncrona do banco (initDatabase()).</w:t>
+        <w:t xml:space="preserve">A integração entre a camada de apresentação e o banco de dados é feita diretamente em JavaScript. O arquivo js/database.js centraliza todas as funções de acesso ao banco, organizadas por domínio:</w:t>
+      </w:r>
+    </w:p>
+    <w:p>
+      <w:pPr>
+        <w:spacing w:after="100"/>
+        <w:ind w:left="720" w:hanging="360"/>
+      </w:pPr>
+      <w:r>
+        <w:rPr>
+          <w:rFonts w:ascii="Arial" w:cs="Arial" w:eastAsia="Arial" w:hAnsi="Arial"/>
+          <w:sz w:val="24"/>
+          <w:szCs w:val="24"/>
+        </w:rPr>
+        <w:t xml:space="preserve">•  </w:t>
+      </w:r>
+      <w:r>
+        <w:rPr>
+          <w:rFonts w:ascii="Arial" w:cs="Arial" w:eastAsia="Arial" w:hAnsi="Arial"/>
+          <w:sz w:val="24"/>
+          <w:szCs w:val="24"/>
+        </w:rPr>
+        <w:t xml:space="preserve">Autenticação: cadastrarUsuario(), loginUsuario(), redefinirSenha().</w:t>
+      </w:r>
+    </w:p>
+    <w:p>
+      <w:pPr>
+        <w:spacing w:after="100"/>
+        <w:ind w:left="720" w:hanging="360"/>
+      </w:pPr>
+      <w:r>
+        <w:rPr>
+          <w:rFonts w:ascii="Arial" w:cs="Arial" w:eastAsia="Arial" w:hAnsi="Arial"/>
+          <w:sz w:val="24"/>
+          <w:szCs w:val="24"/>
+        </w:rPr>
+        <w:t xml:space="preserve">•  </w:t>
+      </w:r>
+      <w:r>
+        <w:rPr>
+          <w:rFonts w:ascii="Arial" w:cs="Arial" w:eastAsia="Arial" w:hAnsi="Arial"/>
+          <w:sz w:val="24"/>
+          <w:szCs w:val="24"/>
+        </w:rPr>
+        <w:t xml:space="preserve">Personagem e progresso: salvarPersonagem(), buscarPersonagem(), atualizarProgresso(), atualizarTitulo().</w:t>
+      </w:r>
+    </w:p>
+    <w:p>
+      <w:pPr>
+        <w:spacing w:after="100"/>
+        <w:ind w:left="720" w:hanging="360"/>
+      </w:pPr>
+      <w:r>
+        <w:rPr>
+          <w:rFonts w:ascii="Arial" w:cs="Arial" w:eastAsia="Arial" w:hAnsi="Arial"/>
+          <w:sz w:val="24"/>
+          <w:szCs w:val="24"/>
+        </w:rPr>
+        <w:t xml:space="preserve">•  </w:t>
+      </w:r>
+      <w:r>
+        <w:rPr>
+          <w:rFonts w:ascii="Arial" w:cs="Arial" w:eastAsia="Arial" w:hAnsi="Arial"/>
+          <w:sz w:val="24"/>
+          <w:szCs w:val="24"/>
+        </w:rPr>
+        <w:t xml:space="preserve">Quiz: buscarQuestoesPorFase(), registrarResposta().</w:t>
+      </w:r>
+    </w:p>
+    <w:p>
+      <w:pPr>
+        <w:spacing w:after="100"/>
+        <w:ind w:left="720" w:hanging="360"/>
+      </w:pPr>
+      <w:r>
+        <w:rPr>
+          <w:rFonts w:ascii="Arial" w:cs="Arial" w:eastAsia="Arial" w:hAnsi="Arial"/>
+          <w:sz w:val="24"/>
+          <w:szCs w:val="24"/>
+        </w:rPr>
+        <w:t xml:space="preserve">•  </w:t>
+      </w:r>
+      <w:r>
+        <w:rPr>
+          <w:rFonts w:ascii="Arial" w:cs="Arial" w:eastAsia="Arial" w:hAnsi="Arial"/>
+          <w:sz w:val="24"/>
+          <w:szCs w:val="24"/>
+        </w:rPr>
+        <w:t xml:space="preserve">Analytics: buscarEstatisticas(), buscarResumoGeral().</w:t>
+      </w:r>
+    </w:p>
+    <w:p>
+      <w:pPr>
+        <w:spacing w:after="100"/>
+        <w:ind w:left="720" w:hanging="360"/>
+      </w:pPr>
+      <w:r>
+        <w:rPr>
+          <w:rFonts w:ascii="Arial" w:cs="Arial" w:eastAsia="Arial" w:hAnsi="Arial"/>
+          <w:sz w:val="24"/>
+          <w:szCs w:val="24"/>
+        </w:rPr>
+        <w:t xml:space="preserve">•  </w:t>
+      </w:r>
+      <w:r>
+        <w:rPr>
+          <w:rFonts w:ascii="Arial" w:cs="Arial" w:eastAsia="Arial" w:hAnsi="Arial"/>
+          <w:sz w:val="24"/>
+          <w:szCs w:val="24"/>
+        </w:rPr>
+        <w:t xml:space="preserve">Painel do professor: criarQuestao(), excluirQuestao(), listarQuestoesDaFase(), buscarAlunosPorNome(), buscarDesempenhoAluno(), buscarFasesPorReino().</w:t>
+      </w:r>
+    </w:p>
+    <w:p>
+      <w:pPr>
+        <w:spacing w:after="100"/>
+        <w:ind w:left="720" w:hanging="360"/>
+      </w:pPr>
+      <w:r>
+        <w:rPr>
+          <w:rFonts w:ascii="Arial" w:cs="Arial" w:eastAsia="Arial" w:hAnsi="Arial"/>
+          <w:sz w:val="24"/>
+          <w:szCs w:val="24"/>
+        </w:rPr>
+        <w:t xml:space="preserve">•  </w:t>
+      </w:r>
+      <w:r>
+        <w:rPr>
+          <w:rFonts w:ascii="Arial" w:cs="Arial" w:eastAsia="Arial" w:hAnsi="Arial"/>
+          <w:sz w:val="24"/>
+          <w:szCs w:val="24"/>
+        </w:rPr>
+        <w:t xml:space="preserve">Seeds e migração: seedReinos(), seedQuestoes(), seedUsuariosEspeciais(), migrateDatabase() — garante compatibilidade com bancos já existentes no localStorage sem perda de dados.</w:t>
+      </w:r>
+    </w:p>
+    <w:p>
+      <w:pPr>
+        <w:spacing w:after="160"/>
+        <w:ind w:firstLine="708"/>
+        <w:jc w:val="both"/>
+      </w:pPr>
+      <w:r>
+        <w:rPr>
+          <w:rFonts w:ascii="Arial" w:cs="Arial" w:eastAsia="Arial" w:hAnsi="Arial"/>
+          <w:sz w:val="24"/>
+          <w:szCs w:val="24"/>
+        </w:rPr>
+        <w:t xml:space="preserve">Cada tela importa este arquivo e chama as funções necessárias após a inicialização assíncrona do banco via initDatabase(). A função migrateDatabase() aplica ALTER TABLE de forma idempotente (try/catch), permitindo que usuários com versões antigas do banco recebam as novas colunas automaticamente na próxima visita.</w:t>
       </w:r>
     </w:p>
     <w:p>
@@ -8722,7 +9667,7 @@
           <w:sz w:val="24"/>
           <w:szCs w:val="24"/>
         </w:rPr>
-        <w:t xml:space="preserve">Do ponto de vista técnico, a escolha por tecnologias web puras (HTML5, CSS3, JavaScript) e banco de dados SQLite embarcado (sql.js) permitiu a entrega de uma aplicação sem dependência de servidores, com boa usabilidade e responsividade. O sistema de quiz com questões no estilo ENADE, combinado ao painel de análise de desempenho, cumpre o objetivo central da plataforma: transformar a interação do estudante em dados acionáveis para o seu desenvolvimento.</w:t>
+        <w:t xml:space="preserve">Do ponto de vista técnico, a escolha por tecnologias web puras (HTML5, CSS3, JavaScript) e banco de dados SQLite embarcado (sql.js) permitiu a entrega de uma aplicação sem dependência de servidores, com boa usabilidade e responsividade. O sistema de quiz com questões no estilo ENADE — com enunciados compostos por afirmativas I, II, III e IV — combinado ao painel de análise de desempenho, cumpre o objetivo central da plataforma: transformar a interação do estudante em dados acionáveis para o seu desenvolvimento.</w:t>
       </w:r>
     </w:p>
     <w:p>
@@ -8737,7 +9682,7 @@
           <w:sz w:val="24"/>
           <w:szCs w:val="24"/>
         </w:rPr>
-        <w:t xml:space="preserve">Os indicadores de análise implementados — taxa de acerto por fase e reino, gráfico de barras e tabela detalhada — oferecem ao estudante uma visão clara de seus pontos fortes e das áreas que demandam revisão. A incorporação do glossário de LIBRAS representa um passo concreto em direção à acessibilidade digital, alinhada à legislação brasileira e aos princípios de inclusão.</w:t>
+        <w:t xml:space="preserve">O controle de acesso por papéis (RBAC) diferencia três perfis: aluno, professor e administrador. O painel do professor permite gerenciar questões por fase e acompanhar o desempenho individual dos alunos por busca nominal. O painel do administrador oferece visibilidade sobre as estatísticas gerais do sistema e o gerenciamento de usuários. Ambos os perfis especiais são pré-cadastrados automaticamente na inicialização do banco, com credenciais documentadas.</w:t>
       </w:r>
     </w:p>
     <w:p>
@@ -8752,7 +9697,22 @@
           <w:sz w:val="24"/>
           <w:szCs w:val="24"/>
         </w:rPr>
-        <w:t xml:space="preserve">Como trabalhos futuros, a equipe propõe: (i) implementação de backend com Node.js e banco de dados centralizado para suporte a múltiplos dispositivos; (ii) expansão do banco de questões para todos os reinos; (iii) desenvolvimento do módulo de Machine Learning para recomendação personalizada de conteúdo; e (iv) incorporação de vídeos de LIBRAS nos enunciados das questões.</w:t>
+        <w:t xml:space="preserve">Os indicadores de análise implementados — taxa de acerto por fase e reino, gráfico de barras por reino e tabela detalhada — oferecem ao estudante uma visão clara de seus pontos fortes e das áreas que demandam revisão. A incorporação do glossário de LIBRAS representa um passo concreto em direção à acessibilidade digital, alinhada à legislação brasileira e aos princípios de inclusão. O double-check de logout e o redirecionamento inteligente por papel reforçam a qualidade da experiência do usuário.</w:t>
+      </w:r>
+    </w:p>
+    <w:p>
+      <w:pPr>
+        <w:spacing w:after="160"/>
+        <w:ind w:firstLine="708"/>
+        <w:jc w:val="both"/>
+      </w:pPr>
+      <w:r>
+        <w:rPr>
+          <w:rFonts w:ascii="Arial" w:cs="Arial" w:eastAsia="Arial" w:hAnsi="Arial"/>
+          <w:sz w:val="24"/>
+          <w:szCs w:val="24"/>
+        </w:rPr>
+        <w:t xml:space="preserve">Como trabalhos futuros, a equipe propõe: (i) implementação de backend com Node.js e banco de dados centralizado para suporte a múltiplos dispositivos e turmas; (ii) expansão do banco de questões para todos os reinos (C++, Engenharia de Software, Banco de Dados, Redes); (iii) módulo completo de administração de turmas, vínculos professor–turma e regras de XP configuráveis; (iv) desenvolvimento do módulo de Machine Learning para recomendação personalizada de conteúdo; e (v) incorporação de vídeos de LIBRAS nos enunciados das questões.</w:t>
       </w:r>
     </w:p>
     <w:p>

--- a/PIM_III_Tronus.docx
+++ b/PIM_III_Tronus.docx
@@ -290,6 +290,90 @@
       </w:pPr>
       <w:r>
         <w:t xml:space="preserve"/>
+      </w:r>
+    </w:p>
+    <w:p>
+      <w:pPr>
+        <w:spacing w:after="160"/>
+        <w:jc w:val="center"/>
+      </w:pPr>
+      <w:r>
+        <w:rPr>
+          <w:rFonts w:ascii="Arial" w:cs="Arial" w:eastAsia="Arial" w:hAnsi="Arial"/>
+          <w:sz w:val="22"/>
+          <w:szCs w:val="22"/>
+        </w:rPr>
+        <w:t xml:space="preserve">Enzo Gabriel de Castro Oliveira — RA: R714195</w:t>
+      </w:r>
+    </w:p>
+    <w:p>
+      <w:pPr>
+        <w:spacing w:after="160"/>
+        <w:jc w:val="center"/>
+      </w:pPr>
+      <w:r>
+        <w:rPr>
+          <w:rFonts w:ascii="Arial" w:cs="Arial" w:eastAsia="Arial" w:hAnsi="Arial"/>
+          <w:sz w:val="22"/>
+          <w:szCs w:val="22"/>
+        </w:rPr>
+        <w:t xml:space="preserve">Jhonatan Henrique de Oliveira Rosa — RA: H654IJ1</w:t>
+      </w:r>
+    </w:p>
+    <w:p>
+      <w:pPr>
+        <w:spacing w:after="160"/>
+        <w:jc w:val="center"/>
+      </w:pPr>
+      <w:r>
+        <w:rPr>
+          <w:rFonts w:ascii="Arial" w:cs="Arial" w:eastAsia="Arial" w:hAnsi="Arial"/>
+          <w:sz w:val="22"/>
+          <w:szCs w:val="22"/>
+        </w:rPr>
+        <w:t xml:space="preserve">Luiz Henrique Regis dos Santos — RA: F381551</w:t>
+      </w:r>
+    </w:p>
+    <w:p>
+      <w:pPr>
+        <w:spacing w:after="160"/>
+        <w:jc w:val="center"/>
+      </w:pPr>
+      <w:r>
+        <w:rPr>
+          <w:rFonts w:ascii="Arial" w:cs="Arial" w:eastAsia="Arial" w:hAnsi="Arial"/>
+          <w:sz w:val="22"/>
+          <w:szCs w:val="22"/>
+        </w:rPr>
+        <w:t xml:space="preserve">Nickolas Roberto Pereira Goulart Barreto — RA: F35CBG6</w:t>
+      </w:r>
+    </w:p>
+    <w:p>
+      <w:pPr>
+        <w:spacing w:after="160"/>
+        <w:jc w:val="center"/>
+      </w:pPr>
+      <w:r>
+        <w:rPr>
+          <w:rFonts w:ascii="Arial" w:cs="Arial" w:eastAsia="Arial" w:hAnsi="Arial"/>
+          <w:sz w:val="22"/>
+          <w:szCs w:val="22"/>
+        </w:rPr>
+        <w:t xml:space="preserve">Pedro Bueno da Silva — RA: H7460C0</w:t>
+      </w:r>
+    </w:p>
+    <w:p>
+      <w:pPr>
+        <w:spacing w:after="160"/>
+        <w:jc w:val="center"/>
+      </w:pPr>
+      <w:r>
+        <w:rPr>
+          <w:rFonts w:ascii="Arial" w:cs="Arial" w:eastAsia="Arial" w:hAnsi="Arial"/>
+          <w:sz w:val="22"/>
+          <w:szCs w:val="22"/>
+        </w:rPr>
+        <w:t xml:space="preserve">Renata Victoria Batista de Faria — RA: H74IAI3</w:t>
       </w:r>
     </w:p>
     <w:p>
@@ -498,7 +582,7 @@
     </w:p>
     <w:p>
       <w:pPr>
-        <w:spacing w:after="160"/>
+        <w:spacing w:after="160" w:line="360"/>
         <w:ind w:firstLine="708"/>
         <w:jc w:val="both"/>
       </w:pPr>
@@ -513,7 +597,7 @@
     </w:p>
     <w:p>
       <w:pPr>
-        <w:spacing w:after="160"/>
+        <w:spacing w:after="160" w:line="360"/>
         <w:ind w:firstLine="708"/>
         <w:jc w:val="both"/>
       </w:pPr>
@@ -536,7 +620,7 @@
     </w:p>
     <w:p>
       <w:pPr>
-        <w:spacing w:after="120"/>
+        <w:spacing w:after="120" w:line="360"/>
         <w:jc w:val="both"/>
       </w:pPr>
       <w:r>
@@ -582,7 +666,7 @@
     </w:p>
     <w:p>
       <w:pPr>
-        <w:spacing w:after="160"/>
+        <w:spacing w:after="160" w:line="360"/>
         <w:ind w:firstLine="708"/>
         <w:jc w:val="both"/>
       </w:pPr>
@@ -597,7 +681,7 @@
     </w:p>
     <w:p>
       <w:pPr>
-        <w:spacing w:after="160"/>
+        <w:spacing w:after="160" w:line="360"/>
         <w:ind w:firstLine="708"/>
         <w:jc w:val="both"/>
       </w:pPr>
@@ -620,7 +704,7 @@
     </w:p>
     <w:p>
       <w:pPr>
-        <w:spacing w:after="120"/>
+        <w:spacing w:after="120" w:line="360"/>
         <w:jc w:val="both"/>
       </w:pPr>
       <w:r>
@@ -754,7 +838,7 @@
           <w:sz w:val="22"/>
           <w:szCs w:val="22"/>
         </w:rPr>
-        <w:t xml:space="preserve">5  ETAPA 4 — DESENVOLVIMENTO WEB RESPONSIVO</w:t>
+        <w:t xml:space="preserve">5  ETAPA 4 — PROGRAMAÇÃO ORIENTADA A OBJETOS</w:t>
       </w:r>
       <w:r>
         <w:rPr>
@@ -776,7 +860,7 @@
           <w:sz w:val="22"/>
           <w:szCs w:val="22"/>
         </w:rPr>
-        <w:t xml:space="preserve">6  ETAPA 5 — UX E UI DESIGN</w:t>
+        <w:t xml:space="preserve">6  ETAPA 5 — DESENVOLVIMENTO WEB RESPONSIVO</w:t>
       </w:r>
       <w:r>
         <w:rPr>
@@ -798,7 +882,7 @@
           <w:sz w:val="22"/>
           <w:szCs w:val="22"/>
         </w:rPr>
-        <w:t xml:space="preserve">7  ETAPA 6 — MACHINE LEARNING E ANÁLISE DE DADOS</w:t>
+        <w:t xml:space="preserve">7  ETAPA 6 — UX E UI DESIGN</w:t>
       </w:r>
       <w:r>
         <w:rPr>
@@ -807,7 +891,7 @@
           <w:sz w:val="22"/>
           <w:szCs w:val="22"/>
         </w:rPr>
-        <w:t xml:space="preserve">  .........  19</w:t>
+        <w:t xml:space="preserve">  .........  20</w:t>
       </w:r>
     </w:p>
     <w:p>
@@ -820,7 +904,7 @@
           <w:sz w:val="22"/>
           <w:szCs w:val="22"/>
         </w:rPr>
-        <w:t xml:space="preserve">8  ETAPA 7 — COMUNICAÇÃO, LIDERANÇA E LIBRAS</w:t>
+        <w:t xml:space="preserve">8  ETAPA 7 — MACHINE LEARNING E ANÁLISE DE DADOS</w:t>
       </w:r>
       <w:r>
         <w:rPr>
@@ -842,7 +926,7 @@
           <w:sz w:val="22"/>
           <w:szCs w:val="22"/>
         </w:rPr>
-        <w:t xml:space="preserve">9  CONCLUSÃO</w:t>
+        <w:t xml:space="preserve">9  ETAPA 8 — COMUNICAÇÃO, LIDERANÇA E LIBRAS</w:t>
       </w:r>
       <w:r>
         <w:rPr>
@@ -851,7 +935,7 @@
           <w:sz w:val="22"/>
           <w:szCs w:val="22"/>
         </w:rPr>
-        <w:t xml:space="preserve">  .........  24</w:t>
+        <w:t xml:space="preserve">  .........  25</w:t>
       </w:r>
     </w:p>
     <w:p>
@@ -864,7 +948,7 @@
           <w:sz w:val="22"/>
           <w:szCs w:val="22"/>
         </w:rPr>
-        <w:t xml:space="preserve">   REFERÊNCIAS</w:t>
+        <w:t xml:space="preserve">10  ETAPA 9 — INTEGRAÇÃO E AVALIAÇÃO FINAL</w:t>
       </w:r>
       <w:r>
         <w:rPr>
@@ -873,7 +957,51 @@
           <w:sz w:val="22"/>
           <w:szCs w:val="22"/>
         </w:rPr>
-        <w:t xml:space="preserve">  .........  25</w:t>
+        <w:t xml:space="preserve">  .........  28</w:t>
+      </w:r>
+    </w:p>
+    <w:p>
+      <w:pPr>
+        <w:spacing w:after="80"/>
+      </w:pPr>
+      <w:r>
+        <w:rPr>
+          <w:rFonts w:ascii="Arial" w:cs="Arial" w:eastAsia="Arial" w:hAnsi="Arial"/>
+          <w:sz w:val="22"/>
+          <w:szCs w:val="22"/>
+        </w:rPr>
+        <w:t xml:space="preserve">11  CONCLUSÃO</w:t>
+      </w:r>
+      <w:r>
+        <w:rPr>
+          <w:rFonts w:ascii="Arial" w:cs="Arial" w:eastAsia="Arial" w:hAnsi="Arial"/>
+          <w:color w:val="888888"/>
+          <w:sz w:val="22"/>
+          <w:szCs w:val="22"/>
+        </w:rPr>
+        <w:t xml:space="preserve">  .........  30</w:t>
+      </w:r>
+    </w:p>
+    <w:p>
+      <w:pPr>
+        <w:spacing w:after="80"/>
+      </w:pPr>
+      <w:r>
+        <w:rPr>
+          <w:rFonts w:ascii="Arial" w:cs="Arial" w:eastAsia="Arial" w:hAnsi="Arial"/>
+          <w:sz w:val="22"/>
+          <w:szCs w:val="22"/>
+        </w:rPr>
+        <w:t xml:space="preserve">   REFERÊNCIAS</w:t>
+      </w:r>
+      <w:r>
+        <w:rPr>
+          <w:rFonts w:ascii="Arial" w:cs="Arial" w:eastAsia="Arial" w:hAnsi="Arial"/>
+          <w:color w:val="888888"/>
+          <w:sz w:val="22"/>
+          <w:szCs w:val="22"/>
+        </w:rPr>
+        <w:t xml:space="preserve">  .........  31</w:t>
       </w:r>
     </w:p>
     <w:p>
@@ -902,7 +1030,7 @@
     </w:p>
     <w:p>
       <w:pPr>
-        <w:spacing w:after="160"/>
+        <w:spacing w:after="160" w:line="360"/>
         <w:ind w:firstLine="708"/>
         <w:jc w:val="both"/>
       </w:pPr>
@@ -917,7 +1045,7 @@
     </w:p>
     <w:p>
       <w:pPr>
-        <w:spacing w:after="160"/>
+        <w:spacing w:after="160" w:line="360"/>
         <w:ind w:firstLine="708"/>
         <w:jc w:val="both"/>
       </w:pPr>
@@ -932,7 +1060,7 @@
     </w:p>
     <w:p>
       <w:pPr>
-        <w:spacing w:after="160"/>
+        <w:spacing w:after="160" w:line="360"/>
         <w:ind w:firstLine="708"/>
         <w:jc w:val="both"/>
       </w:pPr>
@@ -947,7 +1075,7 @@
     </w:p>
     <w:p>
       <w:pPr>
-        <w:spacing w:after="160"/>
+        <w:spacing w:after="160" w:line="360"/>
         <w:ind w:firstLine="708"/>
         <w:jc w:val="both"/>
       </w:pPr>
@@ -962,7 +1090,7 @@
     </w:p>
     <w:p>
       <w:pPr>
-        <w:spacing w:after="160"/>
+        <w:spacing w:after="160" w:line="360"/>
         <w:ind w:firstLine="708"/>
         <w:jc w:val="both"/>
       </w:pPr>
@@ -972,7 +1100,7 @@
           <w:sz w:val="24"/>
           <w:szCs w:val="24"/>
         </w:rPr>
-        <w:t xml:space="preserve">Este documento está estruturado em oito etapas: (1) definição do negócio fictício; (2) engenharia de software ágil; (3) modelagem de banco de dados; (4) desenvolvimento web responsivo; (5) UX/UI design; (6) análise de dados; (7) comunicação, liderança e LIBRAS; seguidas da conclusão e referências.</w:t>
+        <w:t xml:space="preserve">Este documento está estruturado em nove etapas: (1) definição do negócio fictício; (2) engenharia de software ágil; (3) modelagem de banco de dados; (4) programação orientada a objetos; (5) desenvolvimento web responsivo; (6) UX/UI design; (7) análise de dados; (8) comunicação, liderança e LIBRAS; (9) integração e avaliação final — seguidas da conclusão e referências.</w:t>
       </w:r>
     </w:p>
     <w:p>
@@ -1017,7 +1145,7 @@
     </w:p>
     <w:p>
       <w:pPr>
-        <w:spacing w:after="160"/>
+        <w:spacing w:after="160" w:line="360"/>
         <w:ind w:firstLine="708"/>
         <w:jc w:val="both"/>
       </w:pPr>
@@ -1048,7 +1176,7 @@
     </w:p>
     <w:p>
       <w:pPr>
-        <w:spacing w:after="160"/>
+        <w:spacing w:after="160" w:line="360"/>
         <w:ind w:firstLine="708"/>
         <w:jc w:val="both"/>
       </w:pPr>
@@ -1079,7 +1207,7 @@
     </w:p>
     <w:p>
       <w:pPr>
-        <w:spacing w:after="160"/>
+        <w:spacing w:after="160" w:line="360"/>
         <w:ind w:firstLine="708"/>
         <w:jc w:val="both"/>
       </w:pPr>
@@ -1094,7 +1222,7 @@
     </w:p>
     <w:p>
       <w:pPr>
-        <w:spacing w:after="160"/>
+        <w:spacing w:after="160" w:line="360"/>
         <w:ind w:firstLine="708"/>
         <w:jc w:val="both"/>
       </w:pPr>
@@ -1125,7 +1253,7 @@
     </w:p>
     <w:p>
       <w:pPr>
-        <w:spacing w:after="160"/>
+        <w:spacing w:after="160" w:line="360"/>
         <w:ind w:firstLine="708"/>
         <w:jc w:val="both"/>
       </w:pPr>
@@ -1140,7 +1268,7 @@
     </w:p>
     <w:p>
       <w:pPr>
-        <w:spacing w:after="160"/>
+        <w:spacing w:after="160" w:line="360"/>
         <w:ind w:firstLine="708"/>
         <w:jc w:val="both"/>
       </w:pPr>
@@ -1155,7 +1283,7 @@
     </w:p>
     <w:p>
       <w:pPr>
-        <w:spacing w:after="100"/>
+        <w:spacing w:after="100" w:line="360"/>
         <w:ind w:left="720" w:hanging="360"/>
       </w:pPr>
       <w:r>
@@ -1177,7 +1305,7 @@
     </w:p>
     <w:p>
       <w:pPr>
-        <w:spacing w:after="100"/>
+        <w:spacing w:after="100" w:line="360"/>
         <w:ind w:left="720" w:hanging="360"/>
       </w:pPr>
       <w:r>
@@ -1199,7 +1327,7 @@
     </w:p>
     <w:p>
       <w:pPr>
-        <w:spacing w:after="160"/>
+        <w:spacing w:after="160" w:line="360"/>
         <w:ind w:firstLine="708"/>
         <w:jc w:val="both"/>
       </w:pPr>
@@ -1230,7 +1358,7 @@
     </w:p>
     <w:p>
       <w:pPr>
-        <w:spacing w:after="160"/>
+        <w:spacing w:after="160" w:line="360"/>
         <w:ind w:firstLine="708"/>
         <w:jc w:val="both"/>
       </w:pPr>
@@ -1245,7 +1373,7 @@
     </w:p>
     <w:p>
       <w:pPr>
-        <w:spacing w:after="100"/>
+        <w:spacing w:after="100" w:line="360"/>
         <w:ind w:left="720" w:hanging="360"/>
       </w:pPr>
       <w:r>
@@ -1267,7 +1395,7 @@
     </w:p>
     <w:p>
       <w:pPr>
-        <w:spacing w:after="100"/>
+        <w:spacing w:after="100" w:line="360"/>
         <w:ind w:left="720" w:hanging="360"/>
       </w:pPr>
       <w:r>
@@ -1289,7 +1417,7 @@
     </w:p>
     <w:p>
       <w:pPr>
-        <w:spacing w:after="100"/>
+        <w:spacing w:after="100" w:line="360"/>
         <w:ind w:left="720" w:hanging="360"/>
       </w:pPr>
       <w:r>
@@ -1351,7 +1479,7 @@
     </w:p>
     <w:p>
       <w:pPr>
-        <w:spacing w:after="160"/>
+        <w:spacing w:after="160" w:line="360"/>
         <w:ind w:firstLine="708"/>
         <w:jc w:val="both"/>
       </w:pPr>
@@ -1886,7 +2014,7 @@
     </w:p>
     <w:p>
       <w:pPr>
-        <w:spacing w:after="160"/>
+        <w:spacing w:after="160" w:line="360"/>
         <w:ind w:firstLine="708"/>
         <w:jc w:val="both"/>
       </w:pPr>
@@ -1901,7 +2029,7 @@
     </w:p>
     <w:p>
       <w:pPr>
-        <w:spacing w:after="100"/>
+        <w:spacing w:after="100" w:line="360"/>
         <w:ind w:left="720" w:hanging="360"/>
       </w:pPr>
       <w:r>
@@ -1923,7 +2051,7 @@
     </w:p>
     <w:p>
       <w:pPr>
-        <w:spacing w:after="100"/>
+        <w:spacing w:after="100" w:line="360"/>
         <w:ind w:left="720" w:hanging="360"/>
       </w:pPr>
       <w:r>
@@ -1945,7 +2073,7 @@
     </w:p>
     <w:p>
       <w:pPr>
-        <w:spacing w:after="100"/>
+        <w:spacing w:after="100" w:line="360"/>
         <w:ind w:left="720" w:hanging="360"/>
       </w:pPr>
       <w:r>
@@ -1967,7 +2095,7 @@
     </w:p>
     <w:p>
       <w:pPr>
-        <w:spacing w:after="100"/>
+        <w:spacing w:after="100" w:line="360"/>
         <w:ind w:left="720" w:hanging="360"/>
       </w:pPr>
       <w:r>
@@ -1989,7 +2117,7 @@
     </w:p>
     <w:p>
       <w:pPr>
-        <w:spacing w:after="100"/>
+        <w:spacing w:after="100" w:line="360"/>
         <w:ind w:left="720" w:hanging="360"/>
       </w:pPr>
       <w:r>
@@ -2011,7 +2139,7 @@
     </w:p>
     <w:p>
       <w:pPr>
-        <w:spacing w:after="100"/>
+        <w:spacing w:after="100" w:line="360"/>
         <w:ind w:left="720" w:hanging="360"/>
       </w:pPr>
       <w:r>
@@ -2033,7 +2161,7 @@
     </w:p>
     <w:p>
       <w:pPr>
-        <w:spacing w:after="100"/>
+        <w:spacing w:after="100" w:line="360"/>
         <w:ind w:left="720" w:hanging="360"/>
       </w:pPr>
       <w:r>
@@ -2055,7 +2183,7 @@
     </w:p>
     <w:p>
       <w:pPr>
-        <w:spacing w:after="100"/>
+        <w:spacing w:after="100" w:line="360"/>
         <w:ind w:left="720" w:hanging="360"/>
       </w:pPr>
       <w:r>
@@ -2077,7 +2205,7 @@
     </w:p>
     <w:p>
       <w:pPr>
-        <w:spacing w:after="100"/>
+        <w:spacing w:after="100" w:line="360"/>
         <w:ind w:left="720" w:hanging="360"/>
       </w:pPr>
       <w:r>
@@ -2099,7 +2227,7 @@
     </w:p>
     <w:p>
       <w:pPr>
-        <w:spacing w:after="100"/>
+        <w:spacing w:after="100" w:line="360"/>
         <w:ind w:left="720" w:hanging="360"/>
       </w:pPr>
       <w:r>
@@ -2121,7 +2249,7 @@
     </w:p>
     <w:p>
       <w:pPr>
-        <w:spacing w:after="100"/>
+        <w:spacing w:after="100" w:line="360"/>
         <w:ind w:left="720" w:hanging="360"/>
       </w:pPr>
       <w:r>
@@ -2143,7 +2271,7 @@
     </w:p>
     <w:p>
       <w:pPr>
-        <w:spacing w:after="100"/>
+        <w:spacing w:after="100" w:line="360"/>
         <w:ind w:left="720" w:hanging="360"/>
       </w:pPr>
       <w:r>
@@ -2165,7 +2293,7 @@
     </w:p>
     <w:p>
       <w:pPr>
-        <w:spacing w:after="100"/>
+        <w:spacing w:after="100" w:line="360"/>
         <w:ind w:left="720" w:hanging="360"/>
       </w:pPr>
       <w:r>
@@ -2187,7 +2315,7 @@
     </w:p>
     <w:p>
       <w:pPr>
-        <w:spacing w:after="100"/>
+        <w:spacing w:after="100" w:line="360"/>
         <w:ind w:left="720" w:hanging="360"/>
       </w:pPr>
       <w:r>
@@ -2209,7 +2337,7 @@
     </w:p>
     <w:p>
       <w:pPr>
-        <w:spacing w:after="100"/>
+        <w:spacing w:after="100" w:line="360"/>
         <w:ind w:left="720" w:hanging="360"/>
       </w:pPr>
       <w:r>
@@ -2255,7 +2383,7 @@
     </w:p>
     <w:p>
       <w:pPr>
-        <w:spacing w:after="100"/>
+        <w:spacing w:after="100" w:line="360"/>
         <w:ind w:left="720" w:hanging="360"/>
       </w:pPr>
       <w:r>
@@ -2277,7 +2405,7 @@
     </w:p>
     <w:p>
       <w:pPr>
-        <w:spacing w:after="100"/>
+        <w:spacing w:after="100" w:line="360"/>
         <w:ind w:left="720" w:hanging="360"/>
       </w:pPr>
       <w:r>
@@ -2299,7 +2427,7 @@
     </w:p>
     <w:p>
       <w:pPr>
-        <w:spacing w:after="100"/>
+        <w:spacing w:after="100" w:line="360"/>
         <w:ind w:left="720" w:hanging="360"/>
       </w:pPr>
       <w:r>
@@ -2321,7 +2449,7 @@
     </w:p>
     <w:p>
       <w:pPr>
-        <w:spacing w:after="100"/>
+        <w:spacing w:after="100" w:line="360"/>
         <w:ind w:left="720" w:hanging="360"/>
       </w:pPr>
       <w:r>
@@ -2343,7 +2471,7 @@
     </w:p>
     <w:p>
       <w:pPr>
-        <w:spacing w:after="100"/>
+        <w:spacing w:after="100" w:line="360"/>
         <w:ind w:left="720" w:hanging="360"/>
       </w:pPr>
       <w:r>
@@ -2365,7 +2493,7 @@
     </w:p>
     <w:p>
       <w:pPr>
-        <w:spacing w:after="100"/>
+        <w:spacing w:after="100" w:line="360"/>
         <w:ind w:left="720" w:hanging="360"/>
       </w:pPr>
       <w:r>
@@ -2411,7 +2539,7 @@
     </w:p>
     <w:p>
       <w:pPr>
-        <w:spacing w:after="160"/>
+        <w:spacing w:after="160" w:line="360"/>
         <w:ind w:firstLine="708"/>
         <w:jc w:val="both"/>
       </w:pPr>
@@ -3991,7 +4119,7 @@
     </w:p>
     <w:p>
       <w:pPr>
-        <w:spacing w:after="160"/>
+        <w:spacing w:after="160" w:line="360"/>
         <w:ind w:firstLine="708"/>
         <w:jc w:val="both"/>
       </w:pPr>
@@ -4006,7 +4134,7 @@
     </w:p>
     <w:p>
       <w:pPr>
-        <w:spacing w:after="100"/>
+        <w:spacing w:after="100" w:line="360"/>
         <w:ind w:left="720" w:hanging="360"/>
       </w:pPr>
       <w:r>
@@ -4028,7 +4156,7 @@
     </w:p>
     <w:p>
       <w:pPr>
-        <w:spacing w:after="100"/>
+        <w:spacing w:after="100" w:line="360"/>
         <w:ind w:left="720" w:hanging="360"/>
       </w:pPr>
       <w:r>
@@ -4050,7 +4178,7 @@
     </w:p>
     <w:p>
       <w:pPr>
-        <w:spacing w:after="100"/>
+        <w:spacing w:after="100" w:line="360"/>
         <w:ind w:left="720" w:hanging="360"/>
       </w:pPr>
       <w:r>
@@ -4072,7 +4200,7 @@
     </w:p>
     <w:p>
       <w:pPr>
-        <w:spacing w:after="100"/>
+        <w:spacing w:after="100" w:line="360"/>
         <w:ind w:left="720" w:hanging="360"/>
       </w:pPr>
       <w:r>
@@ -4134,7 +4262,7 @@
     </w:p>
     <w:p>
       <w:pPr>
-        <w:spacing w:after="160"/>
+        <w:spacing w:after="160" w:line="360"/>
         <w:ind w:firstLine="708"/>
         <w:jc w:val="both"/>
       </w:pPr>
@@ -4165,7 +4293,7 @@
     </w:p>
     <w:p>
       <w:pPr>
-        <w:spacing w:after="160"/>
+        <w:spacing w:after="160" w:line="360"/>
         <w:ind w:firstLine="708"/>
         <w:jc w:val="both"/>
       </w:pPr>
@@ -4180,7 +4308,7 @@
     </w:p>
     <w:p>
       <w:pPr>
-        <w:spacing w:after="100"/>
+        <w:spacing w:after="100" w:line="360"/>
         <w:ind w:left="720" w:hanging="360"/>
       </w:pPr>
       <w:r>
@@ -4202,7 +4330,7 @@
     </w:p>
     <w:p>
       <w:pPr>
-        <w:spacing w:after="100"/>
+        <w:spacing w:after="100" w:line="360"/>
         <w:ind w:left="720" w:hanging="360"/>
       </w:pPr>
       <w:r>
@@ -4224,7 +4352,7 @@
     </w:p>
     <w:p>
       <w:pPr>
-        <w:spacing w:after="100"/>
+        <w:spacing w:after="100" w:line="360"/>
         <w:ind w:left="720" w:hanging="360"/>
       </w:pPr>
       <w:r>
@@ -4246,7 +4374,7 @@
     </w:p>
     <w:p>
       <w:pPr>
-        <w:spacing w:after="100"/>
+        <w:spacing w:after="100" w:line="360"/>
         <w:ind w:left="720" w:hanging="360"/>
       </w:pPr>
       <w:r>
@@ -4268,7 +4396,7 @@
     </w:p>
     <w:p>
       <w:pPr>
-        <w:spacing w:after="100"/>
+        <w:spacing w:after="100" w:line="360"/>
         <w:ind w:left="720" w:hanging="360"/>
       </w:pPr>
       <w:r>
@@ -4290,7 +4418,7 @@
     </w:p>
     <w:p>
       <w:pPr>
-        <w:spacing w:after="100"/>
+        <w:spacing w:after="100" w:line="360"/>
         <w:ind w:left="720" w:hanging="360"/>
       </w:pPr>
       <w:r>
@@ -4312,7 +4440,7 @@
     </w:p>
     <w:p>
       <w:pPr>
-        <w:spacing w:after="100"/>
+        <w:spacing w:after="100" w:line="360"/>
         <w:ind w:left="720" w:hanging="360"/>
       </w:pPr>
       <w:r>
@@ -4358,7 +4486,7 @@
     </w:p>
     <w:p>
       <w:pPr>
-        <w:spacing w:after="160"/>
+        <w:spacing w:after="160" w:line="360"/>
         <w:ind w:firstLine="708"/>
         <w:jc w:val="both"/>
       </w:pPr>
@@ -5273,7 +5401,7 @@
     </w:p>
     <w:p>
       <w:pPr>
-        <w:spacing w:after="160"/>
+        <w:spacing w:after="160" w:line="360"/>
         <w:ind w:firstLine="708"/>
         <w:jc w:val="both"/>
       </w:pPr>
@@ -5357,7 +5485,7 @@
     </w:p>
     <w:p>
       <w:pPr>
-        <w:spacing w:after="160"/>
+        <w:spacing w:after="160" w:line="360"/>
         <w:ind w:firstLine="708"/>
         <w:jc w:val="both"/>
       </w:pPr>
@@ -5372,7 +5500,7 @@
     </w:p>
     <w:p>
       <w:pPr>
-        <w:spacing w:after="100"/>
+        <w:spacing w:after="100" w:line="360"/>
         <w:ind w:left="720" w:hanging="360"/>
       </w:pPr>
       <w:r>
@@ -5394,7 +5522,7 @@
     </w:p>
     <w:p>
       <w:pPr>
-        <w:spacing w:after="100"/>
+        <w:spacing w:after="100" w:line="360"/>
         <w:ind w:left="720" w:hanging="360"/>
       </w:pPr>
       <w:r>
@@ -5416,7 +5544,7 @@
     </w:p>
     <w:p>
       <w:pPr>
-        <w:spacing w:after="100"/>
+        <w:spacing w:after="100" w:line="360"/>
         <w:ind w:left="720" w:hanging="360"/>
       </w:pPr>
       <w:r>
@@ -5438,7 +5566,7 @@
     </w:p>
     <w:p>
       <w:pPr>
-        <w:spacing w:after="160"/>
+        <w:spacing w:after="160" w:line="360"/>
         <w:ind w:firstLine="708"/>
         <w:jc w:val="both"/>
       </w:pPr>
@@ -5477,7 +5605,7 @@
     </w:p>
     <w:p>
       <w:pPr>
-        <w:spacing w:after="160"/>
+        <w:spacing w:after="160" w:line="360"/>
         <w:ind w:firstLine="708"/>
         <w:jc w:val="both"/>
       </w:pPr>
@@ -5532,7 +5660,7 @@
     </w:p>
     <w:p>
       <w:pPr>
-        <w:spacing w:after="160"/>
+        <w:spacing w:after="160" w:line="360"/>
         <w:ind w:firstLine="708"/>
         <w:jc w:val="both"/>
       </w:pPr>
@@ -5547,7 +5675,7 @@
     </w:p>
     <w:p>
       <w:pPr>
-        <w:spacing w:after="160"/>
+        <w:spacing w:after="160" w:line="360"/>
         <w:ind w:firstLine="708"/>
         <w:jc w:val="both"/>
       </w:pPr>
@@ -5562,7 +5690,7 @@
     </w:p>
     <w:p>
       <w:pPr>
-        <w:spacing w:after="100"/>
+        <w:spacing w:after="100" w:line="360"/>
         <w:ind w:left="720" w:hanging="360"/>
       </w:pPr>
       <w:r>
@@ -5584,7 +5712,7 @@
     </w:p>
     <w:p>
       <w:pPr>
-        <w:spacing w:after="100"/>
+        <w:spacing w:after="100" w:line="360"/>
         <w:ind w:left="720" w:hanging="360"/>
       </w:pPr>
       <w:r>
@@ -5606,7 +5734,7 @@
     </w:p>
     <w:p>
       <w:pPr>
-        <w:spacing w:after="160"/>
+        <w:spacing w:after="160" w:line="360"/>
         <w:ind w:firstLine="708"/>
         <w:jc w:val="both"/>
       </w:pPr>
@@ -5640,7 +5768,7 @@
           <w:sz w:val="28"/>
           <w:szCs w:val="28"/>
         </w:rPr>
-        <w:t xml:space="preserve">5  ETAPA 4 — DESENVOLVIMENTO WEB RESPONSIVO</w:t>
+        <w:t xml:space="preserve">5  ETAPA 4 — PROGRAMAÇÃO ORIENTADA A OBJETOS</w:t>
       </w:r>
     </w:p>
     <w:p>
@@ -5656,12 +5784,1169 @@
           <w:sz w:val="24"/>
           <w:szCs w:val="24"/>
         </w:rPr>
-        <w:t xml:space="preserve">5.1 Arquitetura Geral da Aplicação</w:t>
-      </w:r>
-    </w:p>
-    <w:p>
-      <w:pPr>
-        <w:spacing w:after="160"/>
+        <w:t xml:space="preserve">5.1 Conceitos Fundamentais de POO</w:t>
+      </w:r>
+    </w:p>
+    <w:p>
+      <w:pPr>
+        <w:spacing w:after="160" w:line="360"/>
+        <w:ind w:firstLine="708"/>
+        <w:jc w:val="both"/>
+      </w:pPr>
+      <w:r>
+        <w:rPr>
+          <w:rFonts w:ascii="Arial" w:cs="Arial" w:eastAsia="Arial" w:hAnsi="Arial"/>
+          <w:sz w:val="24"/>
+          <w:szCs w:val="24"/>
+        </w:rPr>
+        <w:t xml:space="preserve">A Programação Orientada a Objetos (POO) é um paradigma de desenvolvimento de software que organiza o código em torno de objetos — estruturas que encapsulam dados (atributos) e comportamentos (métodos). Os quatro pilares da POO são:</w:t>
+      </w:r>
+    </w:p>
+    <w:p>
+      <w:pPr>
+        <w:spacing w:after="100" w:line="360"/>
+        <w:ind w:left="720" w:hanging="360"/>
+      </w:pPr>
+      <w:r>
+        <w:rPr>
+          <w:rFonts w:ascii="Arial" w:cs="Arial" w:eastAsia="Arial" w:hAnsi="Arial"/>
+          <w:sz w:val="24"/>
+          <w:szCs w:val="24"/>
+        </w:rPr>
+        <w:t xml:space="preserve">•  </w:t>
+      </w:r>
+      <w:r>
+        <w:rPr>
+          <w:rFonts w:ascii="Arial" w:cs="Arial" w:eastAsia="Arial" w:hAnsi="Arial"/>
+          <w:sz w:val="24"/>
+          <w:szCs w:val="24"/>
+        </w:rPr>
+        <w:t xml:space="preserve">Encapsulamento: restrição do acesso direto aos dados internos de um objeto, expondo apenas uma interface controlada. No Tronus, as funções de database.js encapsulam toda a lógica de acesso ao banco — nenhuma tela acessa o objeto db diretamente para manipulação de dados de negócio.</w:t>
+      </w:r>
+    </w:p>
+    <w:p>
+      <w:pPr>
+        <w:spacing w:after="100" w:line="360"/>
+        <w:ind w:left="720" w:hanging="360"/>
+      </w:pPr>
+      <w:r>
+        <w:rPr>
+          <w:rFonts w:ascii="Arial" w:cs="Arial" w:eastAsia="Arial" w:hAnsi="Arial"/>
+          <w:sz w:val="24"/>
+          <w:szCs w:val="24"/>
+        </w:rPr>
+        <w:t xml:space="preserve">•  </w:t>
+      </w:r>
+      <w:r>
+        <w:rPr>
+          <w:rFonts w:ascii="Arial" w:cs="Arial" w:eastAsia="Arial" w:hAnsi="Arial"/>
+          <w:sz w:val="24"/>
+          <w:szCs w:val="24"/>
+        </w:rPr>
+        <w:t xml:space="preserve">Abstração: simplificação de sistemas complexos por meio de interfaces de alto nível. Funções como cadastrarUsuario(), loginUsuario() e buscarEstatisticas() abstraem consultas SQL complexas em chamadas simples e reutilizáveis.</w:t>
+      </w:r>
+    </w:p>
+    <w:p>
+      <w:pPr>
+        <w:spacing w:after="100" w:line="360"/>
+        <w:ind w:left="720" w:hanging="360"/>
+      </w:pPr>
+      <w:r>
+        <w:rPr>
+          <w:rFonts w:ascii="Arial" w:cs="Arial" w:eastAsia="Arial" w:hAnsi="Arial"/>
+          <w:sz w:val="24"/>
+          <w:szCs w:val="24"/>
+        </w:rPr>
+        <w:t xml:space="preserve">•  </w:t>
+      </w:r>
+      <w:r>
+        <w:rPr>
+          <w:rFonts w:ascii="Arial" w:cs="Arial" w:eastAsia="Arial" w:hAnsi="Arial"/>
+          <w:sz w:val="24"/>
+          <w:szCs w:val="24"/>
+        </w:rPr>
+        <w:t xml:space="preserve">Herança: mecanismo pelo qual uma classe derivada herda atributos e métodos de uma classe base. No projeto, o conceito é aplicado conceitualmente na hierarquia de papéis (aluno → professor → admin), onde cada papel herda as permissões do anterior e adiciona as suas.</w:t>
+      </w:r>
+    </w:p>
+    <w:p>
+      <w:pPr>
+        <w:spacing w:after="100" w:line="360"/>
+        <w:ind w:left="720" w:hanging="360"/>
+      </w:pPr>
+      <w:r>
+        <w:rPr>
+          <w:rFonts w:ascii="Arial" w:cs="Arial" w:eastAsia="Arial" w:hAnsi="Arial"/>
+          <w:sz w:val="24"/>
+          <w:szCs w:val="24"/>
+        </w:rPr>
+        <w:t xml:space="preserve">•  </w:t>
+      </w:r>
+      <w:r>
+        <w:rPr>
+          <w:rFonts w:ascii="Arial" w:cs="Arial" w:eastAsia="Arial" w:hAnsi="Arial"/>
+          <w:sz w:val="24"/>
+          <w:szCs w:val="24"/>
+        </w:rPr>
+        <w:t xml:space="preserve">Polimorfismo: capacidade de um mesmo método se comportar de maneira diferente conforme o contexto. No Tronus, a função de redirecionamento pós-login exemplifica polimorfismo comportamental: o mesmo evento (login bem-sucedido) resulta em destinos diferentes (reinos.html, professor.html ou admin.html) dependendo do papel do usuário.</w:t>
+      </w:r>
+    </w:p>
+    <w:p>
+      <w:pPr>
+        <w:spacing w:after="80"/>
+      </w:pPr>
+      <w:r>
+        <w:t xml:space="preserve"/>
+      </w:r>
+    </w:p>
+    <w:p>
+      <w:pPr>
+        <w:pStyle w:val="Heading2"/>
+        <w:spacing w:after="80" w:before="280"/>
+      </w:pPr>
+      <w:r>
+        <w:rPr>
+          <w:rFonts w:ascii="Arial" w:cs="Arial" w:eastAsia="Arial" w:hAnsi="Arial"/>
+          <w:b/>
+          <w:bCs/>
+          <w:sz w:val="24"/>
+          <w:szCs w:val="24"/>
+        </w:rPr>
+        <w:t xml:space="preserve">5.2 Aplicação de POO no Projeto Tronus</w:t>
+      </w:r>
+    </w:p>
+    <w:p>
+      <w:pPr>
+        <w:spacing w:after="160" w:line="360"/>
+        <w:ind w:firstLine="708"/>
+        <w:jc w:val="both"/>
+      </w:pPr>
+      <w:r>
+        <w:rPr>
+          <w:rFonts w:ascii="Arial" w:cs="Arial" w:eastAsia="Arial" w:hAnsi="Arial"/>
+          <w:sz w:val="24"/>
+          <w:szCs w:val="24"/>
+        </w:rPr>
+        <w:t xml:space="preserve">Embora o JavaScript não seja uma linguagem puramente orientada a objetos como C# ou Java, ele suporta plenamente os conceitos de POO por meio de objetos literais, protótipos e, a partir do ES6, a sintaxe de classes. No Tronus, os princípios de POO foram aplicados de forma estrutural:</w:t>
+      </w:r>
+    </w:p>
+    <w:p>
+      <w:pPr>
+        <w:pStyle w:val="Heading3"/>
+        <w:spacing w:after="60" w:before="200"/>
+      </w:pPr>
+      <w:r>
+        <w:rPr>
+          <w:rFonts w:ascii="Arial" w:cs="Arial" w:eastAsia="Arial" w:hAnsi="Arial"/>
+          <w:b/>
+          <w:bCs/>
+          <w:sz w:val="22"/>
+          <w:szCs w:val="22"/>
+        </w:rPr>
+        <w:t xml:space="preserve">5.2.1 Entidades como Objetos</w:t>
+      </w:r>
+    </w:p>
+    <w:p>
+      <w:pPr>
+        <w:spacing w:after="160" w:line="360"/>
+        <w:ind w:firstLine="708"/>
+        <w:jc w:val="both"/>
+      </w:pPr>
+      <w:r>
+        <w:rPr>
+          <w:rFonts w:ascii="Arial" w:cs="Arial" w:eastAsia="Arial" w:hAnsi="Arial"/>
+          <w:sz w:val="24"/>
+          <w:szCs w:val="24"/>
+        </w:rPr>
+        <w:t xml:space="preserve">Cada entidade do sistema é representada como um objeto JavaScript com atributos definidos. A tabela a seguir apresenta o mapeamento:</w:t>
+      </w:r>
+    </w:p>
+    <w:tbl>
+      <w:tblPr>
+        <w:tblW w:type="dxa" w:w="9026"/>
+        <w:tblBorders>
+          <w:top w:val="single" w:color="auto" w:sz="4"/>
+          <w:left w:val="single" w:color="auto" w:sz="4"/>
+          <w:bottom w:val="single" w:color="auto" w:sz="4"/>
+          <w:right w:val="single" w:color="auto" w:sz="4"/>
+          <w:insideH w:val="single" w:color="auto" w:sz="4"/>
+          <w:insideV w:val="single" w:color="auto" w:sz="4"/>
+        </w:tblBorders>
+      </w:tblPr>
+      <w:tblGrid>
+        <w:gridCol w:w="2200"/>
+        <w:gridCol w:w="3413"/>
+        <w:gridCol w:w="3413"/>
+      </w:tblGrid>
+      <w:tr>
+        <w:tc>
+          <w:tcPr>
+            <w:tcBorders>
+              <w:top w:val="single" w:color="888888" w:sz="1"/>
+              <w:left w:val="single" w:color="888888" w:sz="1"/>
+              <w:bottom w:val="single" w:color="888888" w:sz="1"/>
+              <w:right w:val="single" w:color="888888" w:sz="1"/>
+            </w:tcBorders>
+            <w:shd w:fill="D0D0D0" w:val="clear"/>
+            <w:tcMar>
+              <w:top w:type="dxa" w:w="80"/>
+              <w:left w:type="dxa" w:w="100"/>
+              <w:bottom w:type="dxa" w:w="80"/>
+              <w:right w:type="dxa" w:w="100"/>
+            </w:tcMar>
+          </w:tcPr>
+          <w:p>
+            <w:pPr>
+              <w:jc w:val="left"/>
+            </w:pPr>
+            <w:r>
+              <w:rPr>
+                <w:rFonts w:ascii="Arial" w:cs="Arial" w:eastAsia="Arial" w:hAnsi="Arial"/>
+                <w:b/>
+                <w:bCs/>
+                <w:sz w:val="22"/>
+                <w:szCs w:val="22"/>
+              </w:rPr>
+              <w:t xml:space="preserve">Entidade</w:t>
+            </w:r>
+          </w:p>
+        </w:tc>
+        <w:tc>
+          <w:tcPr>
+            <w:tcBorders>
+              <w:top w:val="single" w:color="888888" w:sz="1"/>
+              <w:left w:val="single" w:color="888888" w:sz="1"/>
+              <w:bottom w:val="single" w:color="888888" w:sz="1"/>
+              <w:right w:val="single" w:color="888888" w:sz="1"/>
+            </w:tcBorders>
+            <w:shd w:fill="D0D0D0" w:val="clear"/>
+            <w:tcMar>
+              <w:top w:type="dxa" w:w="80"/>
+              <w:left w:type="dxa" w:w="100"/>
+              <w:bottom w:type="dxa" w:w="80"/>
+              <w:right w:type="dxa" w:w="100"/>
+            </w:tcMar>
+          </w:tcPr>
+          <w:p>
+            <w:pPr>
+              <w:jc w:val="left"/>
+            </w:pPr>
+            <w:r>
+              <w:rPr>
+                <w:rFonts w:ascii="Arial" w:cs="Arial" w:eastAsia="Arial" w:hAnsi="Arial"/>
+                <w:b/>
+                <w:bCs/>
+                <w:sz w:val="22"/>
+                <w:szCs w:val="22"/>
+              </w:rPr>
+              <w:t xml:space="preserve">Atributos</w:t>
+            </w:r>
+          </w:p>
+        </w:tc>
+        <w:tc>
+          <w:tcPr>
+            <w:tcBorders>
+              <w:top w:val="single" w:color="888888" w:sz="1"/>
+              <w:left w:val="single" w:color="888888" w:sz="1"/>
+              <w:bottom w:val="single" w:color="888888" w:sz="1"/>
+              <w:right w:val="single" w:color="888888" w:sz="1"/>
+            </w:tcBorders>
+            <w:shd w:fill="D0D0D0" w:val="clear"/>
+            <w:tcMar>
+              <w:top w:type="dxa" w:w="80"/>
+              <w:left w:type="dxa" w:w="100"/>
+              <w:bottom w:type="dxa" w:w="80"/>
+              <w:right w:type="dxa" w:w="100"/>
+            </w:tcMar>
+          </w:tcPr>
+          <w:p>
+            <w:pPr>
+              <w:jc w:val="left"/>
+            </w:pPr>
+            <w:r>
+              <w:rPr>
+                <w:rFonts w:ascii="Arial" w:cs="Arial" w:eastAsia="Arial" w:hAnsi="Arial"/>
+                <w:b/>
+                <w:bCs/>
+                <w:sz w:val="22"/>
+                <w:szCs w:val="22"/>
+              </w:rPr>
+              <w:t xml:space="preserve">Métodos Associados</w:t>
+            </w:r>
+          </w:p>
+        </w:tc>
+      </w:tr>
+      <w:tr>
+        <w:tc>
+          <w:tcPr>
+            <w:tcBorders>
+              <w:top w:val="single" w:color="888888" w:sz="1"/>
+              <w:left w:val="single" w:color="888888" w:sz="1"/>
+              <w:bottom w:val="single" w:color="888888" w:sz="1"/>
+              <w:right w:val="single" w:color="888888" w:sz="1"/>
+            </w:tcBorders>
+            <w:tcMar>
+              <w:top w:type="dxa" w:w="80"/>
+              <w:left w:type="dxa" w:w="100"/>
+              <w:bottom w:type="dxa" w:w="80"/>
+              <w:right w:type="dxa" w:w="100"/>
+            </w:tcMar>
+          </w:tcPr>
+          <w:p>
+            <w:pPr>
+              <w:jc w:val="left"/>
+            </w:pPr>
+            <w:r>
+              <w:rPr>
+                <w:rFonts w:ascii="Arial" w:cs="Arial" w:eastAsia="Arial" w:hAnsi="Arial"/>
+                <w:b w:val="false"/>
+                <w:bCs w:val="false"/>
+                <w:sz w:val="22"/>
+                <w:szCs w:val="22"/>
+              </w:rPr>
+              <w:t xml:space="preserve">Usuario</w:t>
+            </w:r>
+          </w:p>
+        </w:tc>
+        <w:tc>
+          <w:tcPr>
+            <w:tcBorders>
+              <w:top w:val="single" w:color="888888" w:sz="1"/>
+              <w:left w:val="single" w:color="888888" w:sz="1"/>
+              <w:bottom w:val="single" w:color="888888" w:sz="1"/>
+              <w:right w:val="single" w:color="888888" w:sz="1"/>
+            </w:tcBorders>
+            <w:tcMar>
+              <w:top w:type="dxa" w:w="80"/>
+              <w:left w:type="dxa" w:w="100"/>
+              <w:bottom w:type="dxa" w:w="80"/>
+              <w:right w:type="dxa" w:w="100"/>
+            </w:tcMar>
+          </w:tcPr>
+          <w:p>
+            <w:pPr>
+              <w:jc w:val="left"/>
+            </w:pPr>
+            <w:r>
+              <w:rPr>
+                <w:rFonts w:ascii="Arial" w:cs="Arial" w:eastAsia="Arial" w:hAnsi="Arial"/>
+                <w:b w:val="false"/>
+                <w:bCs w:val="false"/>
+                <w:sz w:val="22"/>
+                <w:szCs w:val="22"/>
+              </w:rPr>
+              <w:t xml:space="preserve">id, nome, email, celular, senha, papel</w:t>
+            </w:r>
+          </w:p>
+        </w:tc>
+        <w:tc>
+          <w:tcPr>
+            <w:tcBorders>
+              <w:top w:val="single" w:color="888888" w:sz="1"/>
+              <w:left w:val="single" w:color="888888" w:sz="1"/>
+              <w:bottom w:val="single" w:color="888888" w:sz="1"/>
+              <w:right w:val="single" w:color="888888" w:sz="1"/>
+            </w:tcBorders>
+            <w:tcMar>
+              <w:top w:type="dxa" w:w="80"/>
+              <w:left w:type="dxa" w:w="100"/>
+              <w:bottom w:type="dxa" w:w="80"/>
+              <w:right w:type="dxa" w:w="100"/>
+            </w:tcMar>
+          </w:tcPr>
+          <w:p>
+            <w:pPr>
+              <w:jc w:val="left"/>
+            </w:pPr>
+            <w:r>
+              <w:rPr>
+                <w:rFonts w:ascii="Arial" w:cs="Arial" w:eastAsia="Arial" w:hAnsi="Arial"/>
+                <w:b w:val="false"/>
+                <w:bCs w:val="false"/>
+                <w:sz w:val="22"/>
+                <w:szCs w:val="22"/>
+              </w:rPr>
+              <w:t xml:space="preserve">cadastrarUsuario(), loginUsuario(), redefinirSenha()</w:t>
+            </w:r>
+          </w:p>
+        </w:tc>
+      </w:tr>
+      <w:tr>
+        <w:tc>
+          <w:tcPr>
+            <w:tcBorders>
+              <w:top w:val="single" w:color="888888" w:sz="1"/>
+              <w:left w:val="single" w:color="888888" w:sz="1"/>
+              <w:bottom w:val="single" w:color="888888" w:sz="1"/>
+              <w:right w:val="single" w:color="888888" w:sz="1"/>
+            </w:tcBorders>
+            <w:tcMar>
+              <w:top w:type="dxa" w:w="80"/>
+              <w:left w:type="dxa" w:w="100"/>
+              <w:bottom w:type="dxa" w:w="80"/>
+              <w:right w:type="dxa" w:w="100"/>
+            </w:tcMar>
+          </w:tcPr>
+          <w:p>
+            <w:pPr>
+              <w:jc w:val="left"/>
+            </w:pPr>
+            <w:r>
+              <w:rPr>
+                <w:rFonts w:ascii="Arial" w:cs="Arial" w:eastAsia="Arial" w:hAnsi="Arial"/>
+                <w:b w:val="false"/>
+                <w:bCs w:val="false"/>
+                <w:sz w:val="22"/>
+                <w:szCs w:val="22"/>
+              </w:rPr>
+              <w:t xml:space="preserve">Personagem</w:t>
+            </w:r>
+          </w:p>
+        </w:tc>
+        <w:tc>
+          <w:tcPr>
+            <w:tcBorders>
+              <w:top w:val="single" w:color="888888" w:sz="1"/>
+              <w:left w:val="single" w:color="888888" w:sz="1"/>
+              <w:bottom w:val="single" w:color="888888" w:sz="1"/>
+              <w:right w:val="single" w:color="888888" w:sz="1"/>
+            </w:tcBorders>
+            <w:tcMar>
+              <w:top w:type="dxa" w:w="80"/>
+              <w:left w:type="dxa" w:w="100"/>
+              <w:bottom w:type="dxa" w:w="80"/>
+              <w:right w:type="dxa" w:w="100"/>
+            </w:tcMar>
+          </w:tcPr>
+          <w:p>
+            <w:pPr>
+              <w:jc w:val="left"/>
+            </w:pPr>
+            <w:r>
+              <w:rPr>
+                <w:rFonts w:ascii="Arial" w:cs="Arial" w:eastAsia="Arial" w:hAnsi="Arial"/>
+                <w:b w:val="false"/>
+                <w:bCs w:val="false"/>
+                <w:sz w:val="22"/>
+                <w:szCs w:val="22"/>
+              </w:rPr>
+              <w:t xml:space="preserve">id, usuario_id, nome, genero, avatar, titulo_atual, total_estrelas</w:t>
+            </w:r>
+          </w:p>
+        </w:tc>
+        <w:tc>
+          <w:tcPr>
+            <w:tcBorders>
+              <w:top w:val="single" w:color="888888" w:sz="1"/>
+              <w:left w:val="single" w:color="888888" w:sz="1"/>
+              <w:bottom w:val="single" w:color="888888" w:sz="1"/>
+              <w:right w:val="single" w:color="888888" w:sz="1"/>
+            </w:tcBorders>
+            <w:tcMar>
+              <w:top w:type="dxa" w:w="80"/>
+              <w:left w:type="dxa" w:w="100"/>
+              <w:bottom w:type="dxa" w:w="80"/>
+              <w:right w:type="dxa" w:w="100"/>
+            </w:tcMar>
+          </w:tcPr>
+          <w:p>
+            <w:pPr>
+              <w:jc w:val="left"/>
+            </w:pPr>
+            <w:r>
+              <w:rPr>
+                <w:rFonts w:ascii="Arial" w:cs="Arial" w:eastAsia="Arial" w:hAnsi="Arial"/>
+                <w:b w:val="false"/>
+                <w:bCs w:val="false"/>
+                <w:sz w:val="22"/>
+                <w:szCs w:val="22"/>
+              </w:rPr>
+              <w:t xml:space="preserve">salvarPersonagem(), buscarPersonagem(), atualizarTitulo()</w:t>
+            </w:r>
+          </w:p>
+        </w:tc>
+      </w:tr>
+      <w:tr>
+        <w:tc>
+          <w:tcPr>
+            <w:tcBorders>
+              <w:top w:val="single" w:color="888888" w:sz="1"/>
+              <w:left w:val="single" w:color="888888" w:sz="1"/>
+              <w:bottom w:val="single" w:color="888888" w:sz="1"/>
+              <w:right w:val="single" w:color="888888" w:sz="1"/>
+            </w:tcBorders>
+            <w:tcMar>
+              <w:top w:type="dxa" w:w="80"/>
+              <w:left w:type="dxa" w:w="100"/>
+              <w:bottom w:type="dxa" w:w="80"/>
+              <w:right w:type="dxa" w:w="100"/>
+            </w:tcMar>
+          </w:tcPr>
+          <w:p>
+            <w:pPr>
+              <w:jc w:val="left"/>
+            </w:pPr>
+            <w:r>
+              <w:rPr>
+                <w:rFonts w:ascii="Arial" w:cs="Arial" w:eastAsia="Arial" w:hAnsi="Arial"/>
+                <w:b w:val="false"/>
+                <w:bCs w:val="false"/>
+                <w:sz w:val="22"/>
+                <w:szCs w:val="22"/>
+              </w:rPr>
+              <w:t xml:space="preserve">Reino</w:t>
+            </w:r>
+          </w:p>
+        </w:tc>
+        <w:tc>
+          <w:tcPr>
+            <w:tcBorders>
+              <w:top w:val="single" w:color="888888" w:sz="1"/>
+              <w:left w:val="single" w:color="888888" w:sz="1"/>
+              <w:bottom w:val="single" w:color="888888" w:sz="1"/>
+              <w:right w:val="single" w:color="888888" w:sz="1"/>
+            </w:tcBorders>
+            <w:tcMar>
+              <w:top w:type="dxa" w:w="80"/>
+              <w:left w:type="dxa" w:w="100"/>
+              <w:bottom w:type="dxa" w:w="80"/>
+              <w:right w:type="dxa" w:w="100"/>
+            </w:tcMar>
+          </w:tcPr>
+          <w:p>
+            <w:pPr>
+              <w:jc w:val="left"/>
+            </w:pPr>
+            <w:r>
+              <w:rPr>
+                <w:rFonts w:ascii="Arial" w:cs="Arial" w:eastAsia="Arial" w:hAnsi="Arial"/>
+                <w:b w:val="false"/>
+                <w:bCs w:val="false"/>
+                <w:sz w:val="22"/>
+                <w:szCs w:val="22"/>
+              </w:rPr>
+              <w:t xml:space="preserve">id, nome, descricao</w:t>
+            </w:r>
+          </w:p>
+        </w:tc>
+        <w:tc>
+          <w:tcPr>
+            <w:tcBorders>
+              <w:top w:val="single" w:color="888888" w:sz="1"/>
+              <w:left w:val="single" w:color="888888" w:sz="1"/>
+              <w:bottom w:val="single" w:color="888888" w:sz="1"/>
+              <w:right w:val="single" w:color="888888" w:sz="1"/>
+            </w:tcBorders>
+            <w:tcMar>
+              <w:top w:type="dxa" w:w="80"/>
+              <w:left w:type="dxa" w:w="100"/>
+              <w:bottom w:type="dxa" w:w="80"/>
+              <w:right w:type="dxa" w:w="100"/>
+            </w:tcMar>
+          </w:tcPr>
+          <w:p>
+            <w:pPr>
+              <w:jc w:val="left"/>
+            </w:pPr>
+            <w:r>
+              <w:rPr>
+                <w:rFonts w:ascii="Arial" w:cs="Arial" w:eastAsia="Arial" w:hAnsi="Arial"/>
+                <w:b w:val="false"/>
+                <w:bCs w:val="false"/>
+                <w:sz w:val="22"/>
+                <w:szCs w:val="22"/>
+              </w:rPr>
+              <w:t xml:space="preserve">buscarReinos(), buscarFasesPorReino()</w:t>
+            </w:r>
+          </w:p>
+        </w:tc>
+      </w:tr>
+      <w:tr>
+        <w:tc>
+          <w:tcPr>
+            <w:tcBorders>
+              <w:top w:val="single" w:color="888888" w:sz="1"/>
+              <w:left w:val="single" w:color="888888" w:sz="1"/>
+              <w:bottom w:val="single" w:color="888888" w:sz="1"/>
+              <w:right w:val="single" w:color="888888" w:sz="1"/>
+            </w:tcBorders>
+            <w:tcMar>
+              <w:top w:type="dxa" w:w="80"/>
+              <w:left w:type="dxa" w:w="100"/>
+              <w:bottom w:type="dxa" w:w="80"/>
+              <w:right w:type="dxa" w:w="100"/>
+            </w:tcMar>
+          </w:tcPr>
+          <w:p>
+            <w:pPr>
+              <w:jc w:val="left"/>
+            </w:pPr>
+            <w:r>
+              <w:rPr>
+                <w:rFonts w:ascii="Arial" w:cs="Arial" w:eastAsia="Arial" w:hAnsi="Arial"/>
+                <w:b w:val="false"/>
+                <w:bCs w:val="false"/>
+                <w:sz w:val="22"/>
+                <w:szCs w:val="22"/>
+              </w:rPr>
+              <w:t xml:space="preserve">Questao</w:t>
+            </w:r>
+          </w:p>
+        </w:tc>
+        <w:tc>
+          <w:tcPr>
+            <w:tcBorders>
+              <w:top w:val="single" w:color="888888" w:sz="1"/>
+              <w:left w:val="single" w:color="888888" w:sz="1"/>
+              <w:bottom w:val="single" w:color="888888" w:sz="1"/>
+              <w:right w:val="single" w:color="888888" w:sz="1"/>
+            </w:tcBorders>
+            <w:tcMar>
+              <w:top w:type="dxa" w:w="80"/>
+              <w:left w:type="dxa" w:w="100"/>
+              <w:bottom w:type="dxa" w:w="80"/>
+              <w:right w:type="dxa" w:w="100"/>
+            </w:tcMar>
+          </w:tcPr>
+          <w:p>
+            <w:pPr>
+              <w:jc w:val="left"/>
+            </w:pPr>
+            <w:r>
+              <w:rPr>
+                <w:rFonts w:ascii="Arial" w:cs="Arial" w:eastAsia="Arial" w:hAnsi="Arial"/>
+                <w:b w:val="false"/>
+                <w:bCs w:val="false"/>
+                <w:sz w:val="22"/>
+                <w:szCs w:val="22"/>
+              </w:rPr>
+              <w:t xml:space="preserve">id, fase_id, enunciado, nivel_dificuldade</w:t>
+            </w:r>
+          </w:p>
+        </w:tc>
+        <w:tc>
+          <w:tcPr>
+            <w:tcBorders>
+              <w:top w:val="single" w:color="888888" w:sz="1"/>
+              <w:left w:val="single" w:color="888888" w:sz="1"/>
+              <w:bottom w:val="single" w:color="888888" w:sz="1"/>
+              <w:right w:val="single" w:color="888888" w:sz="1"/>
+            </w:tcBorders>
+            <w:tcMar>
+              <w:top w:type="dxa" w:w="80"/>
+              <w:left w:type="dxa" w:w="100"/>
+              <w:bottom w:type="dxa" w:w="80"/>
+              <w:right w:type="dxa" w:w="100"/>
+            </w:tcMar>
+          </w:tcPr>
+          <w:p>
+            <w:pPr>
+              <w:jc w:val="left"/>
+            </w:pPr>
+            <w:r>
+              <w:rPr>
+                <w:rFonts w:ascii="Arial" w:cs="Arial" w:eastAsia="Arial" w:hAnsi="Arial"/>
+                <w:b w:val="false"/>
+                <w:bCs w:val="false"/>
+                <w:sz w:val="22"/>
+                <w:szCs w:val="22"/>
+              </w:rPr>
+              <w:t xml:space="preserve">criarQuestao(), excluirQuestao(), buscarQuestoesPorFase()</w:t>
+            </w:r>
+          </w:p>
+        </w:tc>
+      </w:tr>
+      <w:tr>
+        <w:tc>
+          <w:tcPr>
+            <w:tcBorders>
+              <w:top w:val="single" w:color="888888" w:sz="1"/>
+              <w:left w:val="single" w:color="888888" w:sz="1"/>
+              <w:bottom w:val="single" w:color="888888" w:sz="1"/>
+              <w:right w:val="single" w:color="888888" w:sz="1"/>
+            </w:tcBorders>
+            <w:tcMar>
+              <w:top w:type="dxa" w:w="80"/>
+              <w:left w:type="dxa" w:w="100"/>
+              <w:bottom w:type="dxa" w:w="80"/>
+              <w:right w:type="dxa" w:w="100"/>
+            </w:tcMar>
+          </w:tcPr>
+          <w:p>
+            <w:pPr>
+              <w:jc w:val="left"/>
+            </w:pPr>
+            <w:r>
+              <w:rPr>
+                <w:rFonts w:ascii="Arial" w:cs="Arial" w:eastAsia="Arial" w:hAnsi="Arial"/>
+                <w:b w:val="false"/>
+                <w:bCs w:val="false"/>
+                <w:sz w:val="22"/>
+                <w:szCs w:val="22"/>
+              </w:rPr>
+              <w:t xml:space="preserve">ProgressoFase</w:t>
+            </w:r>
+          </w:p>
+        </w:tc>
+        <w:tc>
+          <w:tcPr>
+            <w:tcBorders>
+              <w:top w:val="single" w:color="888888" w:sz="1"/>
+              <w:left w:val="single" w:color="888888" w:sz="1"/>
+              <w:bottom w:val="single" w:color="888888" w:sz="1"/>
+              <w:right w:val="single" w:color="888888" w:sz="1"/>
+            </w:tcBorders>
+            <w:tcMar>
+              <w:top w:type="dxa" w:w="80"/>
+              <w:left w:type="dxa" w:w="100"/>
+              <w:bottom w:type="dxa" w:w="80"/>
+              <w:right w:type="dxa" w:w="100"/>
+            </w:tcMar>
+          </w:tcPr>
+          <w:p>
+            <w:pPr>
+              <w:jc w:val="left"/>
+            </w:pPr>
+            <w:r>
+              <w:rPr>
+                <w:rFonts w:ascii="Arial" w:cs="Arial" w:eastAsia="Arial" w:hAnsi="Arial"/>
+                <w:b w:val="false"/>
+                <w:bCs w:val="false"/>
+                <w:sz w:val="22"/>
+                <w:szCs w:val="22"/>
+              </w:rPr>
+              <w:t xml:space="preserve">id, personagem_id, fase_id, estrelas</w:t>
+            </w:r>
+          </w:p>
+        </w:tc>
+        <w:tc>
+          <w:tcPr>
+            <w:tcBorders>
+              <w:top w:val="single" w:color="888888" w:sz="1"/>
+              <w:left w:val="single" w:color="888888" w:sz="1"/>
+              <w:bottom w:val="single" w:color="888888" w:sz="1"/>
+              <w:right w:val="single" w:color="888888" w:sz="1"/>
+            </w:tcBorders>
+            <w:tcMar>
+              <w:top w:type="dxa" w:w="80"/>
+              <w:left w:type="dxa" w:w="100"/>
+              <w:bottom w:type="dxa" w:w="80"/>
+              <w:right w:type="dxa" w:w="100"/>
+            </w:tcMar>
+          </w:tcPr>
+          <w:p>
+            <w:pPr>
+              <w:jc w:val="left"/>
+            </w:pPr>
+            <w:r>
+              <w:rPr>
+                <w:rFonts w:ascii="Arial" w:cs="Arial" w:eastAsia="Arial" w:hAnsi="Arial"/>
+                <w:b w:val="false"/>
+                <w:bCs w:val="false"/>
+                <w:sz w:val="22"/>
+                <w:szCs w:val="22"/>
+              </w:rPr>
+              <w:t xml:space="preserve">atualizarProgresso(), buscarProgresso()</w:t>
+            </w:r>
+          </w:p>
+        </w:tc>
+      </w:tr>
+    </w:tbl>
+    <w:p>
+      <w:pPr>
+        <w:spacing w:after="80"/>
+      </w:pPr>
+      <w:r>
+        <w:t xml:space="preserve"/>
+      </w:r>
+    </w:p>
+    <w:p>
+      <w:pPr>
+        <w:pStyle w:val="Heading3"/>
+        <w:spacing w:after="60" w:before="200"/>
+      </w:pPr>
+      <w:r>
+        <w:rPr>
+          <w:rFonts w:ascii="Arial" w:cs="Arial" w:eastAsia="Arial" w:hAnsi="Arial"/>
+          <w:b/>
+          <w:bCs/>
+          <w:sz w:val="22"/>
+          <w:szCs w:val="22"/>
+        </w:rPr>
+        <w:t xml:space="preserve">5.2.2 Módulo database.js como Classe de Serviço</w:t>
+      </w:r>
+    </w:p>
+    <w:p>
+      <w:pPr>
+        <w:spacing w:after="160" w:line="360"/>
+        <w:ind w:firstLine="708"/>
+        <w:jc w:val="both"/>
+      </w:pPr>
+      <w:r>
+        <w:rPr>
+          <w:rFonts w:ascii="Arial" w:cs="Arial" w:eastAsia="Arial" w:hAnsi="Arial"/>
+          <w:sz w:val="24"/>
+          <w:szCs w:val="24"/>
+        </w:rPr>
+        <w:t xml:space="preserve">O arquivo js/database.js funciona como uma classe de serviço (Service Layer), centralizando toda a lógica de persistência e regras de negócio. Essa abordagem segue o padrão de projeto Repository, no qual a camada de apresentação (HTML/CSS) não conhece os detalhes de implementação do banco de dados — ela apenas invoca métodos de alto nível.</w:t>
+      </w:r>
+    </w:p>
+    <w:p>
+      <w:pPr>
+        <w:spacing w:after="160" w:line="360"/>
+        <w:ind w:firstLine="708"/>
+        <w:jc w:val="both"/>
+      </w:pPr>
+      <w:r>
+        <w:rPr>
+          <w:rFonts w:ascii="Arial" w:cs="Arial" w:eastAsia="Arial" w:hAnsi="Arial"/>
+          <w:sz w:val="24"/>
+          <w:szCs w:val="24"/>
+        </w:rPr>
+        <w:t xml:space="preserve">Esse desacoplamento entre interface e dados é um dos benefícios centrais da POO: alterações no banco (por exemplo, migrar de SQLite para PostgreSQL em versão futura) não exigiriam alterações nas telas, apenas na camada de serviço.</w:t>
+      </w:r>
+    </w:p>
+    <w:p>
+      <w:pPr>
+        <w:spacing w:after="80"/>
+      </w:pPr>
+      <w:r>
+        <w:t xml:space="preserve"/>
+      </w:r>
+    </w:p>
+    <w:p>
+      <w:pPr>
+        <w:pStyle w:val="Heading2"/>
+        <w:spacing w:after="80" w:before="280"/>
+      </w:pPr>
+      <w:r>
+        <w:rPr>
+          <w:rFonts w:ascii="Arial" w:cs="Arial" w:eastAsia="Arial" w:hAnsi="Arial"/>
+          <w:b/>
+          <w:bCs/>
+          <w:sz w:val="24"/>
+          <w:szCs w:val="24"/>
+        </w:rPr>
+        <w:t xml:space="preserve">5.3 Diagrama de Classes Conceitual</w:t>
+      </w:r>
+    </w:p>
+    <w:p>
+      <w:pPr>
+        <w:spacing w:after="160" w:line="360"/>
+        <w:ind w:firstLine="708"/>
+        <w:jc w:val="both"/>
+      </w:pPr>
+      <w:r>
+        <w:rPr>
+          <w:rFonts w:ascii="Arial" w:cs="Arial" w:eastAsia="Arial" w:hAnsi="Arial"/>
+          <w:sz w:val="24"/>
+          <w:szCs w:val="24"/>
+        </w:rPr>
+        <w:t xml:space="preserve">O diagrama de classes a seguir representa a estrutura conceitual do sistema Tronus, mapeando as entidades, seus atributos, métodos e relacionamentos:</w:t>
+      </w:r>
+    </w:p>
+    <w:p>
+      <w:pPr>
+        <w:spacing w:after="120" w:line="360"/>
+        <w:jc w:val="both"/>
+      </w:pPr>
+      <w:r>
+        <w:rPr>
+          <w:rFonts w:ascii="Courier New" w:cs="Courier New" w:eastAsia="Courier New" w:hAnsi="Courier New"/>
+          <w:sz w:val="18"/>
+          <w:szCs w:val="18"/>
+        </w:rPr>
+        <w:t xml:space="preserve">┌──────────────────────┐       ┌──────────────────────┐</w:t>
+      </w:r>
+    </w:p>
+    <w:p>
+      <w:pPr>
+        <w:spacing w:after="120" w:line="360"/>
+        <w:jc w:val="both"/>
+      </w:pPr>
+      <w:r>
+        <w:rPr>
+          <w:rFonts w:ascii="Courier New" w:cs="Courier New" w:eastAsia="Courier New" w:hAnsi="Courier New"/>
+          <w:sz w:val="18"/>
+          <w:szCs w:val="18"/>
+        </w:rPr>
+        <w:t xml:space="preserve">│      Usuario         │ 1   1 │    Personagem        │</w:t>
+      </w:r>
+    </w:p>
+    <w:p>
+      <w:pPr>
+        <w:spacing w:after="120" w:line="360"/>
+        <w:jc w:val="both"/>
+      </w:pPr>
+      <w:r>
+        <w:rPr>
+          <w:rFonts w:ascii="Courier New" w:cs="Courier New" w:eastAsia="Courier New" w:hAnsi="Courier New"/>
+          <w:sz w:val="18"/>
+          <w:szCs w:val="18"/>
+        </w:rPr>
+        <w:t xml:space="preserve">│──────────────────────│───────│──────────────────────│</w:t>
+      </w:r>
+    </w:p>
+    <w:p>
+      <w:pPr>
+        <w:spacing w:after="120" w:line="360"/>
+        <w:jc w:val="both"/>
+      </w:pPr>
+      <w:r>
+        <w:rPr>
+          <w:rFonts w:ascii="Courier New" w:cs="Courier New" w:eastAsia="Courier New" w:hAnsi="Courier New"/>
+          <w:sz w:val="18"/>
+          <w:szCs w:val="18"/>
+        </w:rPr>
+        <w:t xml:space="preserve">│ id, nome, email      │       │ id, nome, genero     │</w:t>
+      </w:r>
+    </w:p>
+    <w:p>
+      <w:pPr>
+        <w:spacing w:after="120" w:line="360"/>
+        <w:jc w:val="both"/>
+      </w:pPr>
+      <w:r>
+        <w:rPr>
+          <w:rFonts w:ascii="Courier New" w:cs="Courier New" w:eastAsia="Courier New" w:hAnsi="Courier New"/>
+          <w:sz w:val="18"/>
+          <w:szCs w:val="18"/>
+        </w:rPr>
+        <w:t xml:space="preserve">│ celular, senha, papel│       │ avatar, titulo       │</w:t>
+      </w:r>
+    </w:p>
+    <w:p>
+      <w:pPr>
+        <w:spacing w:after="120" w:line="360"/>
+        <w:jc w:val="both"/>
+      </w:pPr>
+      <w:r>
+        <w:rPr>
+          <w:rFonts w:ascii="Courier New" w:cs="Courier New" w:eastAsia="Courier New" w:hAnsi="Courier New"/>
+          <w:sz w:val="18"/>
+          <w:szCs w:val="18"/>
+        </w:rPr>
+        <w:t xml:space="preserve">│──────────────────────│       │ total_estrelas       │</w:t>
+      </w:r>
+    </w:p>
+    <w:p>
+      <w:pPr>
+        <w:spacing w:after="120" w:line="360"/>
+        <w:jc w:val="both"/>
+      </w:pPr>
+      <w:r>
+        <w:rPr>
+          <w:rFonts w:ascii="Courier New" w:cs="Courier New" w:eastAsia="Courier New" w:hAnsi="Courier New"/>
+          <w:sz w:val="18"/>
+          <w:szCs w:val="18"/>
+        </w:rPr>
+        <w:t xml:space="preserve">│ +cadastrar()         │       │──────────────────────│</w:t>
+      </w:r>
+    </w:p>
+    <w:p>
+      <w:pPr>
+        <w:spacing w:after="120" w:line="360"/>
+        <w:jc w:val="both"/>
+      </w:pPr>
+      <w:r>
+        <w:rPr>
+          <w:rFonts w:ascii="Courier New" w:cs="Courier New" w:eastAsia="Courier New" w:hAnsi="Courier New"/>
+          <w:sz w:val="18"/>
+          <w:szCs w:val="18"/>
+        </w:rPr>
+        <w:t xml:space="preserve">│ +login()             │       │ +salvar()            │</w:t>
+      </w:r>
+    </w:p>
+    <w:p>
+      <w:pPr>
+        <w:spacing w:after="120" w:line="360"/>
+        <w:jc w:val="both"/>
+      </w:pPr>
+      <w:r>
+        <w:rPr>
+          <w:rFonts w:ascii="Courier New" w:cs="Courier New" w:eastAsia="Courier New" w:hAnsi="Courier New"/>
+          <w:sz w:val="18"/>
+          <w:szCs w:val="18"/>
+        </w:rPr>
+        <w:t xml:space="preserve">│ +redefinirSenha()    │       │ +atualizarTitulo()   │</w:t>
+      </w:r>
+    </w:p>
+    <w:p>
+      <w:pPr>
+        <w:spacing w:after="120" w:line="360"/>
+        <w:jc w:val="both"/>
+      </w:pPr>
+      <w:r>
+        <w:rPr>
+          <w:rFonts w:ascii="Courier New" w:cs="Courier New" w:eastAsia="Courier New" w:hAnsi="Courier New"/>
+          <w:sz w:val="18"/>
+          <w:szCs w:val="18"/>
+        </w:rPr>
+        <w:t xml:space="preserve">└──────────────────────┘       └──────────────────────┘</w:t>
+      </w:r>
+    </w:p>
+    <w:p>
+      <w:pPr>
+        <w:spacing w:after="80"/>
+      </w:pPr>
+      <w:r>
+        <w:t xml:space="preserve"/>
+      </w:r>
+    </w:p>
+    <w:p>
+      <w:pPr>
+        <w:pStyle w:val="Heading2"/>
+        <w:spacing w:after="80" w:before="280"/>
+      </w:pPr>
+      <w:r>
+        <w:rPr>
+          <w:rFonts w:ascii="Arial" w:cs="Arial" w:eastAsia="Arial" w:hAnsi="Arial"/>
+          <w:b/>
+          <w:bCs/>
+          <w:sz w:val="24"/>
+          <w:szCs w:val="24"/>
+        </w:rPr>
+        <w:t xml:space="preserve">5.4 Justificativa: JavaScript vs. C#</w:t>
+      </w:r>
+    </w:p>
+    <w:p>
+      <w:pPr>
+        <w:spacing w:after="160" w:line="360"/>
+        <w:ind w:firstLine="708"/>
+        <w:jc w:val="both"/>
+      </w:pPr>
+      <w:r>
+        <w:rPr>
+          <w:rFonts w:ascii="Arial" w:cs="Arial" w:eastAsia="Arial" w:hAnsi="Arial"/>
+          <w:sz w:val="24"/>
+          <w:szCs w:val="24"/>
+        </w:rPr>
+        <w:t xml:space="preserve">O template do PIM III sugere o uso de C# como linguagem para demonstrar conceitos de POO. No entanto, a decisão de utilizar JavaScript foi motivada pela natureza inteiramente web da plataforma Tronus:</w:t>
+      </w:r>
+    </w:p>
+    <w:p>
+      <w:pPr>
+        <w:spacing w:after="100" w:line="360"/>
+        <w:ind w:left="720" w:hanging="360"/>
+      </w:pPr>
+      <w:r>
+        <w:rPr>
+          <w:rFonts w:ascii="Arial" w:cs="Arial" w:eastAsia="Arial" w:hAnsi="Arial"/>
+          <w:sz w:val="24"/>
+          <w:szCs w:val="24"/>
+        </w:rPr>
+        <w:t xml:space="preserve">•  </w:t>
+      </w:r>
+      <w:r>
+        <w:rPr>
+          <w:rFonts w:ascii="Arial" w:cs="Arial" w:eastAsia="Arial" w:hAnsi="Arial"/>
+          <w:sz w:val="24"/>
+          <w:szCs w:val="24"/>
+        </w:rPr>
+        <w:t xml:space="preserve">Coerência arquitetural: manter uma única linguagem (JavaScript) em toda a aplicação elimina a complexidade de integrar um backend C# com um frontend web, especialmente em um projeto acadêmico com prazo limitado.</w:t>
+      </w:r>
+    </w:p>
+    <w:p>
+      <w:pPr>
+        <w:spacing w:after="100" w:line="360"/>
+        <w:ind w:left="720" w:hanging="360"/>
+      </w:pPr>
+      <w:r>
+        <w:rPr>
+          <w:rFonts w:ascii="Arial" w:cs="Arial" w:eastAsia="Arial" w:hAnsi="Arial"/>
+          <w:sz w:val="24"/>
+          <w:szCs w:val="24"/>
+        </w:rPr>
+        <w:t xml:space="preserve">•  </w:t>
+      </w:r>
+      <w:r>
+        <w:rPr>
+          <w:rFonts w:ascii="Arial" w:cs="Arial" w:eastAsia="Arial" w:hAnsi="Arial"/>
+          <w:sz w:val="24"/>
+          <w:szCs w:val="24"/>
+        </w:rPr>
+        <w:t xml:space="preserve">Suporte a POO: o JavaScript moderno (ES6+) oferece suporte nativo a classes, herança (extends), encapsulamento (closures e campos privados com #) e polimorfismo, tornando-o adequado para a demonstração dos conceitos exigidos.</w:t>
+      </w:r>
+    </w:p>
+    <w:p>
+      <w:pPr>
+        <w:spacing w:after="100" w:line="360"/>
+        <w:ind w:left="720" w:hanging="360"/>
+      </w:pPr>
+      <w:r>
+        <w:rPr>
+          <w:rFonts w:ascii="Arial" w:cs="Arial" w:eastAsia="Arial" w:hAnsi="Arial"/>
+          <w:sz w:val="24"/>
+          <w:szCs w:val="24"/>
+        </w:rPr>
+        <w:t xml:space="preserve">•  </w:t>
+      </w:r>
+      <w:r>
+        <w:rPr>
+          <w:rFonts w:ascii="Arial" w:cs="Arial" w:eastAsia="Arial" w:hAnsi="Arial"/>
+          <w:sz w:val="24"/>
+          <w:szCs w:val="24"/>
+        </w:rPr>
+        <w:t xml:space="preserve">Evolução planejada: em versões futuras (PIM IV), a equipe planeja implementar um backend com Node.js (JavaScript server-side) ou C# (.NET), quando o requisito de persistência centralizada em servidor for obrigatório.</w:t>
+      </w:r>
+    </w:p>
+    <w:p>
+      <w:pPr>
+        <w:spacing w:after="160" w:line="360"/>
+        <w:ind w:firstLine="708"/>
+        <w:jc w:val="both"/>
+      </w:pPr>
+      <w:r>
+        <w:rPr>
+          <w:rFonts w:ascii="Arial" w:cs="Arial" w:eastAsia="Arial" w:hAnsi="Arial"/>
+          <w:sz w:val="24"/>
+          <w:szCs w:val="24"/>
+        </w:rPr>
+        <w:t xml:space="preserve">Assim, todos os conceitos fundamentais de POO — encapsulamento, abstração, herança e polimorfismo — são demonstrados e aplicados na implementação atual, ainda que em JavaScript ao invés de C#.</w:t>
+      </w:r>
+    </w:p>
+    <w:p>
+      <w:pPr>
+        <w:pageBreakBefore/>
+      </w:pPr>
+      <w:r>
+        <w:t xml:space="preserve"/>
+      </w:r>
+    </w:p>
+    <w:p>
+      <w:pPr>
+        <w:pStyle w:val="Heading1"/>
+        <w:spacing w:after="120" w:before="360"/>
+      </w:pPr>
+      <w:r>
+        <w:rPr>
+          <w:rFonts w:ascii="Arial" w:cs="Arial" w:eastAsia="Arial" w:hAnsi="Arial"/>
+          <w:b/>
+          <w:bCs/>
+          <w:sz w:val="28"/>
+          <w:szCs w:val="28"/>
+        </w:rPr>
+        <w:t xml:space="preserve">6  ETAPA 5 — DESENVOLVIMENTO WEB RESPONSIVO</w:t>
+      </w:r>
+    </w:p>
+    <w:p>
+      <w:pPr>
+        <w:pStyle w:val="Heading2"/>
+        <w:spacing w:after="80" w:before="280"/>
+      </w:pPr>
+      <w:r>
+        <w:rPr>
+          <w:rFonts w:ascii="Arial" w:cs="Arial" w:eastAsia="Arial" w:hAnsi="Arial"/>
+          <w:b/>
+          <w:bCs/>
+          <w:sz w:val="24"/>
+          <w:szCs w:val="24"/>
+        </w:rPr>
+        <w:t xml:space="preserve">6.1 Arquitetura Geral da Aplicação</w:t>
+      </w:r>
+    </w:p>
+    <w:p>
+      <w:pPr>
+        <w:spacing w:after="160" w:line="360"/>
         <w:ind w:firstLine="708"/>
         <w:jc w:val="both"/>
       </w:pPr>
@@ -6381,12 +7666,12 @@
           <w:sz w:val="24"/>
           <w:szCs w:val="24"/>
         </w:rPr>
-        <w:t xml:space="preserve">5.2 Telas Desenvolvidas</w:t>
-      </w:r>
-    </w:p>
-    <w:p>
-      <w:pPr>
-        <w:spacing w:after="160"/>
+        <w:t xml:space="preserve">6.2 Telas Desenvolvidas</w:t>
+      </w:r>
+    </w:p>
+    <w:p>
+      <w:pPr>
+        <w:spacing w:after="160" w:line="360"/>
         <w:ind w:firstLine="708"/>
         <w:jc w:val="both"/>
       </w:pPr>
@@ -6412,12 +7697,12 @@
           <w:sz w:val="22"/>
           <w:szCs w:val="22"/>
         </w:rPr>
-        <w:t xml:space="preserve">5.2.1 Telas do Aluno</w:t>
-      </w:r>
-    </w:p>
-    <w:p>
-      <w:pPr>
-        <w:spacing w:after="100"/>
+        <w:t xml:space="preserve">6.2.1 Telas do Aluno</w:t>
+      </w:r>
+    </w:p>
+    <w:p>
+      <w:pPr>
+        <w:spacing w:after="100" w:line="360"/>
         <w:ind w:left="720" w:hanging="360"/>
       </w:pPr>
       <w:r>
@@ -6439,7 +7724,7 @@
     </w:p>
     <w:p>
       <w:pPr>
-        <w:spacing w:after="100"/>
+        <w:spacing w:after="100" w:line="360"/>
         <w:ind w:left="720" w:hanging="360"/>
       </w:pPr>
       <w:r>
@@ -6461,7 +7746,7 @@
     </w:p>
     <w:p>
       <w:pPr>
-        <w:spacing w:after="100"/>
+        <w:spacing w:after="100" w:line="360"/>
         <w:ind w:left="720" w:hanging="360"/>
       </w:pPr>
       <w:r>
@@ -6483,7 +7768,7 @@
     </w:p>
     <w:p>
       <w:pPr>
-        <w:spacing w:after="100"/>
+        <w:spacing w:after="100" w:line="360"/>
         <w:ind w:left="720" w:hanging="360"/>
       </w:pPr>
       <w:r>
@@ -6505,7 +7790,7 @@
     </w:p>
     <w:p>
       <w:pPr>
-        <w:spacing w:after="100"/>
+        <w:spacing w:after="100" w:line="360"/>
         <w:ind w:left="720" w:hanging="360"/>
       </w:pPr>
       <w:r>
@@ -6527,7 +7812,7 @@
     </w:p>
     <w:p>
       <w:pPr>
-        <w:spacing w:after="100"/>
+        <w:spacing w:after="100" w:line="360"/>
         <w:ind w:left="720" w:hanging="360"/>
       </w:pPr>
       <w:r>
@@ -6549,7 +7834,7 @@
     </w:p>
     <w:p>
       <w:pPr>
-        <w:spacing w:after="100"/>
+        <w:spacing w:after="100" w:line="360"/>
         <w:ind w:left="720" w:hanging="360"/>
       </w:pPr>
       <w:r>
@@ -6571,7 +7856,7 @@
     </w:p>
     <w:p>
       <w:pPr>
-        <w:spacing w:after="100"/>
+        <w:spacing w:after="100" w:line="360"/>
         <w:ind w:left="720" w:hanging="360"/>
       </w:pPr>
       <w:r>
@@ -6612,12 +7897,12 @@
           <w:sz w:val="22"/>
           <w:szCs w:val="22"/>
         </w:rPr>
-        <w:t xml:space="preserve">5.2.2 Telas de Gestão</w:t>
-      </w:r>
-    </w:p>
-    <w:p>
-      <w:pPr>
-        <w:spacing w:after="100"/>
+        <w:t xml:space="preserve">6.2.2 Telas de Gestão</w:t>
+      </w:r>
+    </w:p>
+    <w:p>
+      <w:pPr>
+        <w:spacing w:after="100" w:line="360"/>
         <w:ind w:left="720" w:hanging="360"/>
       </w:pPr>
       <w:r>
@@ -6639,7 +7924,7 @@
     </w:p>
     <w:p>
       <w:pPr>
-        <w:spacing w:after="100"/>
+        <w:spacing w:after="100" w:line="360"/>
         <w:ind w:left="720" w:hanging="360"/>
       </w:pPr>
       <w:r>
@@ -6680,12 +7965,12 @@
           <w:sz w:val="24"/>
           <w:szCs w:val="24"/>
         </w:rPr>
-        <w:t xml:space="preserve">5.3 Responsividade</w:t>
-      </w:r>
-    </w:p>
-    <w:p>
-      <w:pPr>
-        <w:spacing w:after="160"/>
+        <w:t xml:space="preserve">6.3 Responsividade</w:t>
+      </w:r>
+    </w:p>
+    <w:p>
+      <w:pPr>
+        <w:spacing w:after="160" w:line="360"/>
         <w:ind w:firstLine="708"/>
         <w:jc w:val="both"/>
       </w:pPr>
@@ -6700,7 +7985,7 @@
     </w:p>
     <w:p>
       <w:pPr>
-        <w:spacing w:after="100"/>
+        <w:spacing w:after="100" w:line="360"/>
         <w:ind w:left="720" w:hanging="360"/>
       </w:pPr>
       <w:r>
@@ -6722,7 +8007,7 @@
     </w:p>
     <w:p>
       <w:pPr>
-        <w:spacing w:after="100"/>
+        <w:spacing w:after="100" w:line="360"/>
         <w:ind w:left="720" w:hanging="360"/>
       </w:pPr>
       <w:r>
@@ -6744,7 +8029,7 @@
     </w:p>
     <w:p>
       <w:pPr>
-        <w:spacing w:after="100"/>
+        <w:spacing w:after="100" w:line="360"/>
         <w:ind w:left="720" w:hanging="360"/>
       </w:pPr>
       <w:r>
@@ -6766,7 +8051,7 @@
     </w:p>
     <w:p>
       <w:pPr>
-        <w:spacing w:after="100"/>
+        <w:spacing w:after="100" w:line="360"/>
         <w:ind w:left="720" w:hanging="360"/>
       </w:pPr>
       <w:r>
@@ -6788,7 +8073,7 @@
     </w:p>
     <w:p>
       <w:pPr>
-        <w:spacing w:after="160"/>
+        <w:spacing w:after="160" w:line="360"/>
         <w:ind w:firstLine="708"/>
         <w:jc w:val="both"/>
       </w:pPr>
@@ -6814,12 +8099,12 @@
           <w:sz w:val="24"/>
           <w:szCs w:val="24"/>
         </w:rPr>
-        <w:t xml:space="preserve">5.4 Integração Front-End e Banco de Dados</w:t>
-      </w:r>
-    </w:p>
-    <w:p>
-      <w:pPr>
-        <w:spacing w:after="160"/>
+        <w:t xml:space="preserve">6.4 Integração Front-End e Banco de Dados</w:t>
+      </w:r>
+    </w:p>
+    <w:p>
+      <w:pPr>
+        <w:spacing w:after="160" w:line="360"/>
         <w:ind w:firstLine="708"/>
         <w:jc w:val="both"/>
       </w:pPr>
@@ -6834,7 +8119,7 @@
     </w:p>
     <w:p>
       <w:pPr>
-        <w:spacing w:after="100"/>
+        <w:spacing w:after="100" w:line="360"/>
         <w:ind w:left="720" w:hanging="360"/>
       </w:pPr>
       <w:r>
@@ -6856,7 +8141,7 @@
     </w:p>
     <w:p>
       <w:pPr>
-        <w:spacing w:after="100"/>
+        <w:spacing w:after="100" w:line="360"/>
         <w:ind w:left="720" w:hanging="360"/>
       </w:pPr>
       <w:r>
@@ -6878,7 +8163,7 @@
     </w:p>
     <w:p>
       <w:pPr>
-        <w:spacing w:after="100"/>
+        <w:spacing w:after="100" w:line="360"/>
         <w:ind w:left="720" w:hanging="360"/>
       </w:pPr>
       <w:r>
@@ -6900,7 +8185,7 @@
     </w:p>
     <w:p>
       <w:pPr>
-        <w:spacing w:after="100"/>
+        <w:spacing w:after="100" w:line="360"/>
         <w:ind w:left="720" w:hanging="360"/>
       </w:pPr>
       <w:r>
@@ -6922,7 +8207,7 @@
     </w:p>
     <w:p>
       <w:pPr>
-        <w:spacing w:after="100"/>
+        <w:spacing w:after="100" w:line="360"/>
         <w:ind w:left="720" w:hanging="360"/>
       </w:pPr>
       <w:r>
@@ -6944,7 +8229,7 @@
     </w:p>
     <w:p>
       <w:pPr>
-        <w:spacing w:after="100"/>
+        <w:spacing w:after="100" w:line="360"/>
         <w:ind w:left="720" w:hanging="360"/>
       </w:pPr>
       <w:r>
@@ -6966,7 +8251,7 @@
     </w:p>
     <w:p>
       <w:pPr>
-        <w:spacing w:after="160"/>
+        <w:spacing w:after="160" w:line="360"/>
         <w:ind w:firstLine="708"/>
         <w:jc w:val="both"/>
       </w:pPr>
@@ -7000,7 +8285,7 @@
           <w:sz w:val="28"/>
           <w:szCs w:val="28"/>
         </w:rPr>
-        <w:t xml:space="preserve">6  ETAPA 5 — UX E UI DESIGN</w:t>
+        <w:t xml:space="preserve">7  ETAPA 6 — UX E UI DESIGN</w:t>
       </w:r>
     </w:p>
     <w:p>
@@ -7016,7 +8301,7 @@
           <w:sz w:val="24"/>
           <w:szCs w:val="24"/>
         </w:rPr>
-        <w:t xml:space="preserve">6.1 Personas</w:t>
+        <w:t xml:space="preserve">7.1 Personas</w:t>
       </w:r>
     </w:p>
     <w:p>
@@ -7037,7 +8322,7 @@
     </w:p>
     <w:p>
       <w:pPr>
-        <w:spacing w:after="100"/>
+        <w:spacing w:after="100" w:line="360"/>
         <w:ind w:left="720" w:hanging="360"/>
       </w:pPr>
       <w:r>
@@ -7059,7 +8344,7 @@
     </w:p>
     <w:p>
       <w:pPr>
-        <w:spacing w:after="100"/>
+        <w:spacing w:after="100" w:line="360"/>
         <w:ind w:left="720" w:hanging="360"/>
       </w:pPr>
       <w:r>
@@ -7081,7 +8366,7 @@
     </w:p>
     <w:p>
       <w:pPr>
-        <w:spacing w:after="100"/>
+        <w:spacing w:after="100" w:line="360"/>
         <w:ind w:left="720" w:hanging="360"/>
       </w:pPr>
       <w:r>
@@ -7103,7 +8388,7 @@
     </w:p>
     <w:p>
       <w:pPr>
-        <w:spacing w:after="100"/>
+        <w:spacing w:after="100" w:line="360"/>
         <w:ind w:left="720" w:hanging="360"/>
       </w:pPr>
       <w:r>
@@ -7149,7 +8434,7 @@
     </w:p>
     <w:p>
       <w:pPr>
-        <w:spacing w:after="100"/>
+        <w:spacing w:after="100" w:line="360"/>
         <w:ind w:left="720" w:hanging="360"/>
       </w:pPr>
       <w:r>
@@ -7171,7 +8456,7 @@
     </w:p>
     <w:p>
       <w:pPr>
-        <w:spacing w:after="100"/>
+        <w:spacing w:after="100" w:line="360"/>
         <w:ind w:left="720" w:hanging="360"/>
       </w:pPr>
       <w:r>
@@ -7193,7 +8478,7 @@
     </w:p>
     <w:p>
       <w:pPr>
-        <w:spacing w:after="100"/>
+        <w:spacing w:after="100" w:line="360"/>
         <w:ind w:left="720" w:hanging="360"/>
       </w:pPr>
       <w:r>
@@ -7215,7 +8500,7 @@
     </w:p>
     <w:p>
       <w:pPr>
-        <w:spacing w:after="100"/>
+        <w:spacing w:after="100" w:line="360"/>
         <w:ind w:left="720" w:hanging="360"/>
       </w:pPr>
       <w:r>
@@ -7256,12 +8541,12 @@
           <w:sz w:val="24"/>
           <w:szCs w:val="24"/>
         </w:rPr>
-        <w:t xml:space="preserve">6.2 Fluxos de Navegação</w:t>
-      </w:r>
-    </w:p>
-    <w:p>
-      <w:pPr>
-        <w:spacing w:after="160"/>
+        <w:t xml:space="preserve">7.2 Fluxos de Navegação</w:t>
+      </w:r>
+    </w:p>
+    <w:p>
+      <w:pPr>
+        <w:spacing w:after="160" w:line="360"/>
         <w:ind w:firstLine="708"/>
         <w:jc w:val="both"/>
       </w:pPr>
@@ -7276,7 +8561,7 @@
     </w:p>
     <w:p>
       <w:pPr>
-        <w:spacing w:after="160"/>
+        <w:spacing w:after="160" w:line="360"/>
         <w:ind w:firstLine="708"/>
         <w:jc w:val="both"/>
       </w:pPr>
@@ -7302,12 +8587,12 @@
           <w:sz w:val="24"/>
           <w:szCs w:val="24"/>
         </w:rPr>
-        <w:t xml:space="preserve">6.3 Identidade Visual</w:t>
-      </w:r>
-    </w:p>
-    <w:p>
-      <w:pPr>
-        <w:spacing w:after="160"/>
+        <w:t xml:space="preserve">7.3 Identidade Visual</w:t>
+      </w:r>
+    </w:p>
+    <w:p>
+      <w:pPr>
+        <w:spacing w:after="160" w:line="360"/>
         <w:ind w:firstLine="708"/>
         <w:jc w:val="both"/>
       </w:pPr>
@@ -7322,7 +8607,7 @@
     </w:p>
     <w:p>
       <w:pPr>
-        <w:spacing w:after="100"/>
+        <w:spacing w:after="100" w:line="360"/>
         <w:ind w:left="720" w:hanging="360"/>
       </w:pPr>
       <w:r>
@@ -7344,7 +8629,7 @@
     </w:p>
     <w:p>
       <w:pPr>
-        <w:spacing w:after="100"/>
+        <w:spacing w:after="100" w:line="360"/>
         <w:ind w:left="720" w:hanging="360"/>
       </w:pPr>
       <w:r>
@@ -7366,7 +8651,7 @@
     </w:p>
     <w:p>
       <w:pPr>
-        <w:spacing w:after="100"/>
+        <w:spacing w:after="100" w:line="360"/>
         <w:ind w:left="720" w:hanging="360"/>
       </w:pPr>
       <w:r>
@@ -7388,7 +8673,7 @@
     </w:p>
     <w:p>
       <w:pPr>
-        <w:spacing w:after="100"/>
+        <w:spacing w:after="100" w:line="360"/>
         <w:ind w:left="720" w:hanging="360"/>
       </w:pPr>
       <w:r>
@@ -7421,12 +8706,12 @@
           <w:sz w:val="24"/>
           <w:szCs w:val="24"/>
         </w:rPr>
-        <w:t xml:space="preserve">6.4 Princípios de Usabilidade Aplicados</w:t>
-      </w:r>
-    </w:p>
-    <w:p>
-      <w:pPr>
-        <w:spacing w:after="100"/>
+        <w:t xml:space="preserve">7.4 Princípios de Usabilidade Aplicados</w:t>
+      </w:r>
+    </w:p>
+    <w:p>
+      <w:pPr>
+        <w:spacing w:after="100" w:line="360"/>
         <w:ind w:left="720" w:hanging="360"/>
       </w:pPr>
       <w:r>
@@ -7448,7 +8733,7 @@
     </w:p>
     <w:p>
       <w:pPr>
-        <w:spacing w:after="100"/>
+        <w:spacing w:after="100" w:line="360"/>
         <w:ind w:left="720" w:hanging="360"/>
       </w:pPr>
       <w:r>
@@ -7470,7 +8755,7 @@
     </w:p>
     <w:p>
       <w:pPr>
-        <w:spacing w:after="100"/>
+        <w:spacing w:after="100" w:line="360"/>
         <w:ind w:left="720" w:hanging="360"/>
       </w:pPr>
       <w:r>
@@ -7492,7 +8777,7 @@
     </w:p>
     <w:p>
       <w:pPr>
-        <w:spacing w:after="100"/>
+        <w:spacing w:after="100" w:line="360"/>
         <w:ind w:left="720" w:hanging="360"/>
       </w:pPr>
       <w:r>
@@ -7514,7 +8799,7 @@
     </w:p>
     <w:p>
       <w:pPr>
-        <w:spacing w:after="100"/>
+        <w:spacing w:after="100" w:line="360"/>
         <w:ind w:left="720" w:hanging="360"/>
       </w:pPr>
       <w:r>
@@ -7555,7 +8840,7 @@
           <w:sz w:val="28"/>
           <w:szCs w:val="28"/>
         </w:rPr>
-        <w:t xml:space="preserve">7  ETAPA 6 — MACHINE LEARNING E ANÁLISE DE DADOS</w:t>
+        <w:t xml:space="preserve">8  ETAPA 7 — MACHINE LEARNING E ANÁLISE DE DADOS</w:t>
       </w:r>
     </w:p>
     <w:p>
@@ -7571,12 +8856,12 @@
           <w:sz w:val="24"/>
           <w:szCs w:val="24"/>
         </w:rPr>
-        <w:t xml:space="preserve">7.1 Dados Relevantes para Análise</w:t>
-      </w:r>
-    </w:p>
-    <w:p>
-      <w:pPr>
-        <w:spacing w:after="160"/>
+        <w:t xml:space="preserve">8.1 Dados Relevantes para Análise</w:t>
+      </w:r>
+    </w:p>
+    <w:p>
+      <w:pPr>
+        <w:spacing w:after="160" w:line="360"/>
         <w:ind w:firstLine="708"/>
         <w:jc w:val="both"/>
       </w:pPr>
@@ -7591,7 +8876,7 @@
     </w:p>
     <w:p>
       <w:pPr>
-        <w:spacing w:after="100"/>
+        <w:spacing w:after="100" w:line="360"/>
         <w:ind w:left="720" w:hanging="360"/>
       </w:pPr>
       <w:r>
@@ -7613,7 +8898,7 @@
     </w:p>
     <w:p>
       <w:pPr>
-        <w:spacing w:after="100"/>
+        <w:spacing w:after="100" w:line="360"/>
         <w:ind w:left="720" w:hanging="360"/>
       </w:pPr>
       <w:r>
@@ -7635,7 +8920,7 @@
     </w:p>
     <w:p>
       <w:pPr>
-        <w:spacing w:after="100"/>
+        <w:spacing w:after="100" w:line="360"/>
         <w:ind w:left="720" w:hanging="360"/>
       </w:pPr>
       <w:r>
@@ -7657,7 +8942,7 @@
     </w:p>
     <w:p>
       <w:pPr>
-        <w:spacing w:after="100"/>
+        <w:spacing w:after="100" w:line="360"/>
         <w:ind w:left="720" w:hanging="360"/>
       </w:pPr>
       <w:r>
@@ -7679,7 +8964,7 @@
     </w:p>
     <w:p>
       <w:pPr>
-        <w:spacing w:after="100"/>
+        <w:spacing w:after="100" w:line="360"/>
         <w:ind w:left="720" w:hanging="360"/>
       </w:pPr>
       <w:r>
@@ -7701,7 +8986,7 @@
     </w:p>
     <w:p>
       <w:pPr>
-        <w:spacing w:after="100"/>
+        <w:spacing w:after="100" w:line="360"/>
         <w:ind w:left="720" w:hanging="360"/>
       </w:pPr>
       <w:r>
@@ -7734,7 +9019,7 @@
           <w:sz w:val="24"/>
           <w:szCs w:val="24"/>
         </w:rPr>
-        <w:t xml:space="preserve">7.2 Indicadores de Desempenho Gerados</w:t>
+        <w:t xml:space="preserve">8.2 Indicadores de Desempenho Gerados</w:t>
       </w:r>
     </w:p>
     <w:tbl>
@@ -8444,12 +9729,12 @@
           <w:sz w:val="24"/>
           <w:szCs w:val="24"/>
         </w:rPr>
-        <w:t xml:space="preserve">7.3 Dashboard de Análise — Tela dashboard.html</w:t>
-      </w:r>
-    </w:p>
-    <w:p>
-      <w:pPr>
-        <w:spacing w:after="160"/>
+        <w:t xml:space="preserve">8.3 Dashboard de Análise — Tela dashboard.html</w:t>
+      </w:r>
+    </w:p>
+    <w:p>
+      <w:pPr>
+        <w:spacing w:after="160" w:line="360"/>
         <w:ind w:firstLine="708"/>
         <w:jc w:val="both"/>
       </w:pPr>
@@ -8464,7 +9749,7 @@
     </w:p>
     <w:p>
       <w:pPr>
-        <w:spacing w:after="160"/>
+        <w:spacing w:after="160" w:line="360"/>
         <w:ind w:firstLine="708"/>
         <w:jc w:val="both"/>
       </w:pPr>
@@ -8479,7 +9764,7 @@
     </w:p>
     <w:p>
       <w:pPr>
-        <w:spacing w:after="100"/>
+        <w:spacing w:after="100" w:line="360"/>
         <w:ind w:left="720" w:hanging="360"/>
       </w:pPr>
       <w:r>
@@ -8501,7 +9786,7 @@
     </w:p>
     <w:p>
       <w:pPr>
-        <w:spacing w:after="100"/>
+        <w:spacing w:after="100" w:line="360"/>
         <w:ind w:left="720" w:hanging="360"/>
       </w:pPr>
       <w:r>
@@ -8523,7 +9808,7 @@
     </w:p>
     <w:p>
       <w:pPr>
-        <w:spacing w:after="100"/>
+        <w:spacing w:after="100" w:line="360"/>
         <w:ind w:left="720" w:hanging="360"/>
       </w:pPr>
       <w:r>
@@ -8556,12 +9841,12 @@
           <w:sz w:val="24"/>
           <w:szCs w:val="24"/>
         </w:rPr>
-        <w:t xml:space="preserve">7.4 Aplicação de Técnicas de Análise de Dados</w:t>
-      </w:r>
-    </w:p>
-    <w:p>
-      <w:pPr>
-        <w:spacing w:after="160"/>
+        <w:t xml:space="preserve">8.4 Aplicação de Técnicas de Análise de Dados</w:t>
+      </w:r>
+    </w:p>
+    <w:p>
+      <w:pPr>
+        <w:spacing w:after="160" w:line="360"/>
         <w:ind w:firstLine="708"/>
         <w:jc w:val="both"/>
       </w:pPr>
@@ -8576,7 +9861,7 @@
     </w:p>
     <w:p>
       <w:pPr>
-        <w:spacing w:after="100"/>
+        <w:spacing w:after="100" w:line="360"/>
         <w:ind w:left="720" w:hanging="360"/>
       </w:pPr>
       <w:r>
@@ -8598,7 +9883,7 @@
     </w:p>
     <w:p>
       <w:pPr>
-        <w:spacing w:after="100"/>
+        <w:spacing w:after="100" w:line="360"/>
         <w:ind w:left="720" w:hanging="360"/>
       </w:pPr>
       <w:r>
@@ -8620,7 +9905,7 @@
     </w:p>
     <w:p>
       <w:pPr>
-        <w:spacing w:after="100"/>
+        <w:spacing w:after="100" w:line="360"/>
         <w:ind w:left="720" w:hanging="360"/>
       </w:pPr>
       <w:r>
@@ -8653,12 +9938,12 @@
           <w:sz w:val="24"/>
           <w:szCs w:val="24"/>
         </w:rPr>
-        <w:t xml:space="preserve">7.5 Interpretação dos Resultados</w:t>
-      </w:r>
-    </w:p>
-    <w:p>
-      <w:pPr>
-        <w:spacing w:after="160"/>
+        <w:t xml:space="preserve">8.5 Interpretação dos Resultados</w:t>
+      </w:r>
+    </w:p>
+    <w:p>
+      <w:pPr>
+        <w:spacing w:after="160" w:line="360"/>
         <w:ind w:firstLine="708"/>
         <w:jc w:val="both"/>
       </w:pPr>
@@ -8673,7 +9958,7 @@
     </w:p>
     <w:p>
       <w:pPr>
-        <w:spacing w:after="160"/>
+        <w:spacing w:after="160" w:line="360"/>
         <w:ind w:firstLine="708"/>
         <w:jc w:val="both"/>
       </w:pPr>
@@ -8707,7 +9992,7 @@
           <w:sz w:val="28"/>
           <w:szCs w:val="28"/>
         </w:rPr>
-        <w:t xml:space="preserve">8  ETAPA 7 — COMUNICAÇÃO, LIDERANÇA, NEGOCIAÇÃO E LIBRAS</w:t>
+        <w:t xml:space="preserve">9  ETAPA 8 — COMUNICAÇÃO, LIDERANÇA, NEGOCIAÇÃO E LIBRAS</w:t>
       </w:r>
     </w:p>
     <w:p>
@@ -8723,12 +10008,12 @@
           <w:sz w:val="24"/>
           <w:szCs w:val="24"/>
         </w:rPr>
-        <w:t xml:space="preserve">8.1 Estratégias de Comunicação na Equipe</w:t>
-      </w:r>
-    </w:p>
-    <w:p>
-      <w:pPr>
-        <w:spacing w:after="160"/>
+        <w:t xml:space="preserve">9.1 Estratégias de Comunicação na Equipe</w:t>
+      </w:r>
+    </w:p>
+    <w:p>
+      <w:pPr>
+        <w:spacing w:after="160" w:line="360"/>
         <w:ind w:firstLine="708"/>
         <w:jc w:val="both"/>
       </w:pPr>
@@ -8743,7 +10028,7 @@
     </w:p>
     <w:p>
       <w:pPr>
-        <w:spacing w:after="100"/>
+        <w:spacing w:after="100" w:line="360"/>
         <w:ind w:left="720" w:hanging="360"/>
       </w:pPr>
       <w:r>
@@ -8765,7 +10050,7 @@
     </w:p>
     <w:p>
       <w:pPr>
-        <w:spacing w:after="100"/>
+        <w:spacing w:after="100" w:line="360"/>
         <w:ind w:left="720" w:hanging="360"/>
       </w:pPr>
       <w:r>
@@ -8787,7 +10072,7 @@
     </w:p>
     <w:p>
       <w:pPr>
-        <w:spacing w:after="100"/>
+        <w:spacing w:after="100" w:line="360"/>
         <w:ind w:left="720" w:hanging="360"/>
       </w:pPr>
       <w:r>
@@ -8820,12 +10105,12 @@
           <w:sz w:val="24"/>
           <w:szCs w:val="24"/>
         </w:rPr>
-        <w:t xml:space="preserve">8.2 Situações de Liderança e Negociação</w:t>
-      </w:r>
-    </w:p>
-    <w:p>
-      <w:pPr>
-        <w:spacing w:after="160"/>
+        <w:t xml:space="preserve">9.2 Situações de Liderança e Negociação</w:t>
+      </w:r>
+    </w:p>
+    <w:p>
+      <w:pPr>
+        <w:spacing w:after="160" w:line="360"/>
         <w:ind w:firstLine="708"/>
         <w:jc w:val="both"/>
       </w:pPr>
@@ -8840,7 +10125,7 @@
     </w:p>
     <w:p>
       <w:pPr>
-        <w:spacing w:after="100"/>
+        <w:spacing w:after="100" w:line="360"/>
         <w:ind w:left="720" w:hanging="360"/>
       </w:pPr>
       <w:r>
@@ -8862,7 +10147,7 @@
     </w:p>
     <w:p>
       <w:pPr>
-        <w:spacing w:after="100"/>
+        <w:spacing w:after="100" w:line="360"/>
         <w:ind w:left="720" w:hanging="360"/>
       </w:pPr>
       <w:r>
@@ -8895,12 +10180,12 @@
           <w:sz w:val="24"/>
           <w:szCs w:val="24"/>
         </w:rPr>
-        <w:t xml:space="preserve">8.3 Proposta de Acessibilidade — LIBRAS</w:t>
-      </w:r>
-    </w:p>
-    <w:p>
-      <w:pPr>
-        <w:spacing w:after="160"/>
+        <w:t xml:space="preserve">9.3 Proposta de Acessibilidade — LIBRAS</w:t>
+      </w:r>
+    </w:p>
+    <w:p>
+      <w:pPr>
+        <w:spacing w:after="160" w:line="360"/>
         <w:ind w:firstLine="708"/>
         <w:jc w:val="both"/>
       </w:pPr>
@@ -8915,7 +10200,7 @@
     </w:p>
     <w:p>
       <w:pPr>
-        <w:spacing w:after="160"/>
+        <w:spacing w:after="160" w:line="360"/>
         <w:ind w:firstLine="708"/>
         <w:jc w:val="both"/>
       </w:pPr>
@@ -8930,7 +10215,7 @@
     </w:p>
     <w:p>
       <w:pPr>
-        <w:spacing w:after="100"/>
+        <w:spacing w:after="100" w:line="360"/>
         <w:ind w:left="720" w:hanging="360"/>
       </w:pPr>
       <w:r>
@@ -8952,7 +10237,7 @@
     </w:p>
     <w:p>
       <w:pPr>
-        <w:spacing w:after="100"/>
+        <w:spacing w:after="100" w:line="360"/>
         <w:ind w:left="720" w:hanging="360"/>
       </w:pPr>
       <w:r>
@@ -8974,7 +10259,7 @@
     </w:p>
     <w:p>
       <w:pPr>
-        <w:spacing w:after="100"/>
+        <w:spacing w:after="100" w:line="360"/>
         <w:ind w:left="720" w:hanging="360"/>
       </w:pPr>
       <w:r>
@@ -9603,7 +10888,7 @@
     </w:p>
     <w:p>
       <w:pPr>
-        <w:spacing w:after="160"/>
+        <w:spacing w:after="160" w:line="360"/>
         <w:ind w:firstLine="708"/>
         <w:jc w:val="both"/>
       </w:pPr>
@@ -9637,12 +10922,28 @@
           <w:sz w:val="28"/>
           <w:szCs w:val="28"/>
         </w:rPr>
-        <w:t xml:space="preserve">9  CONCLUSÃO</w:t>
-      </w:r>
-    </w:p>
-    <w:p>
-      <w:pPr>
-        <w:spacing w:after="160"/>
+        <w:t xml:space="preserve">10  ETAPA 9 — INTEGRAÇÃO E AVALIAÇÃO FINAL</w:t>
+      </w:r>
+    </w:p>
+    <w:p>
+      <w:pPr>
+        <w:pStyle w:val="Heading2"/>
+        <w:spacing w:after="80" w:before="280"/>
+      </w:pPr>
+      <w:r>
+        <w:rPr>
+          <w:rFonts w:ascii="Arial" w:cs="Arial" w:eastAsia="Arial" w:hAnsi="Arial"/>
+          <w:b/>
+          <w:bCs/>
+          <w:sz w:val="24"/>
+          <w:szCs w:val="24"/>
+        </w:rPr>
+        <w:t xml:space="preserve">10.1 Visão Integrada do Sistema</w:t>
+      </w:r>
+    </w:p>
+    <w:p>
+      <w:pPr>
+        <w:spacing w:after="160" w:line="360"/>
         <w:ind w:firstLine="708"/>
         <w:jc w:val="both"/>
       </w:pPr>
@@ -9652,12 +10953,1007 @@
           <w:sz w:val="24"/>
           <w:szCs w:val="24"/>
         </w:rPr>
-        <w:t xml:space="preserve">O presente trabalho demonstrou a viabilidade técnica e pedagógica da plataforma Tronus como solução gamificada de avaliação e apoio ao aprendizado para estudantes universitários de ADS. Ao longo do desenvolvimento, a equipe integrou conhecimentos de oito disciplinas distintas em um único produto funcional, coerente e documentado.</w:t>
-      </w:r>
-    </w:p>
-    <w:p>
-      <w:pPr>
-        <w:spacing w:after="160"/>
+        <w:t xml:space="preserve">A plataforma Tronus foi desenvolvida com o objetivo de integrar, em um único produto funcional, os conhecimentos de nove disciplinas do curso de Análise e Desenvolvimento de Sistemas. A tabela a seguir apresenta a correspondência entre cada etapa do PIM e o componente do sistema que a materializa:</w:t>
+      </w:r>
+    </w:p>
+    <w:tbl>
+      <w:tblPr>
+        <w:tblW w:type="dxa" w:w="9026"/>
+        <w:tblBorders>
+          <w:top w:val="single" w:color="auto" w:sz="4"/>
+          <w:left w:val="single" w:color="auto" w:sz="4"/>
+          <w:bottom w:val="single" w:color="auto" w:sz="4"/>
+          <w:right w:val="single" w:color="auto" w:sz="4"/>
+          <w:insideH w:val="single" w:color="auto" w:sz="4"/>
+          <w:insideV w:val="single" w:color="auto" w:sz="4"/>
+        </w:tblBorders>
+      </w:tblPr>
+      <w:tblGrid>
+        <w:gridCol w:w="3000"/>
+        <w:gridCol w:w="3013"/>
+        <w:gridCol w:w="3013"/>
+      </w:tblGrid>
+      <w:tr>
+        <w:tc>
+          <w:tcPr>
+            <w:tcBorders>
+              <w:top w:val="single" w:color="888888" w:sz="1"/>
+              <w:left w:val="single" w:color="888888" w:sz="1"/>
+              <w:bottom w:val="single" w:color="888888" w:sz="1"/>
+              <w:right w:val="single" w:color="888888" w:sz="1"/>
+            </w:tcBorders>
+            <w:shd w:fill="D0D0D0" w:val="clear"/>
+            <w:tcMar>
+              <w:top w:type="dxa" w:w="80"/>
+              <w:left w:type="dxa" w:w="100"/>
+              <w:bottom w:type="dxa" w:w="80"/>
+              <w:right w:type="dxa" w:w="100"/>
+            </w:tcMar>
+          </w:tcPr>
+          <w:p>
+            <w:pPr>
+              <w:jc w:val="left"/>
+            </w:pPr>
+            <w:r>
+              <w:rPr>
+                <w:rFonts w:ascii="Arial" w:cs="Arial" w:eastAsia="Arial" w:hAnsi="Arial"/>
+                <w:b/>
+                <w:bCs/>
+                <w:sz w:val="22"/>
+                <w:szCs w:val="22"/>
+              </w:rPr>
+              <w:t xml:space="preserve">Etapa / Disciplina</w:t>
+            </w:r>
+          </w:p>
+        </w:tc>
+        <w:tc>
+          <w:tcPr>
+            <w:tcBorders>
+              <w:top w:val="single" w:color="888888" w:sz="1"/>
+              <w:left w:val="single" w:color="888888" w:sz="1"/>
+              <w:bottom w:val="single" w:color="888888" w:sz="1"/>
+              <w:right w:val="single" w:color="888888" w:sz="1"/>
+            </w:tcBorders>
+            <w:shd w:fill="D0D0D0" w:val="clear"/>
+            <w:tcMar>
+              <w:top w:type="dxa" w:w="80"/>
+              <w:left w:type="dxa" w:w="100"/>
+              <w:bottom w:type="dxa" w:w="80"/>
+              <w:right w:type="dxa" w:w="100"/>
+            </w:tcMar>
+          </w:tcPr>
+          <w:p>
+            <w:pPr>
+              <w:jc w:val="left"/>
+            </w:pPr>
+            <w:r>
+              <w:rPr>
+                <w:rFonts w:ascii="Arial" w:cs="Arial" w:eastAsia="Arial" w:hAnsi="Arial"/>
+                <w:b/>
+                <w:bCs/>
+                <w:sz w:val="22"/>
+                <w:szCs w:val="22"/>
+              </w:rPr>
+              <w:t xml:space="preserve">Componente no Tronus</w:t>
+            </w:r>
+          </w:p>
+        </w:tc>
+        <w:tc>
+          <w:tcPr>
+            <w:tcBorders>
+              <w:top w:val="single" w:color="888888" w:sz="1"/>
+              <w:left w:val="single" w:color="888888" w:sz="1"/>
+              <w:bottom w:val="single" w:color="888888" w:sz="1"/>
+              <w:right w:val="single" w:color="888888" w:sz="1"/>
+            </w:tcBorders>
+            <w:shd w:fill="D0D0D0" w:val="clear"/>
+            <w:tcMar>
+              <w:top w:type="dxa" w:w="80"/>
+              <w:left w:type="dxa" w:w="100"/>
+              <w:bottom w:type="dxa" w:w="80"/>
+              <w:right w:type="dxa" w:w="100"/>
+            </w:tcMar>
+          </w:tcPr>
+          <w:p>
+            <w:pPr>
+              <w:jc w:val="left"/>
+            </w:pPr>
+            <w:r>
+              <w:rPr>
+                <w:rFonts w:ascii="Arial" w:cs="Arial" w:eastAsia="Arial" w:hAnsi="Arial"/>
+                <w:b/>
+                <w:bCs/>
+                <w:sz w:val="22"/>
+                <w:szCs w:val="22"/>
+              </w:rPr>
+              <w:t xml:space="preserve">Evidência</w:t>
+            </w:r>
+          </w:p>
+        </w:tc>
+      </w:tr>
+      <w:tr>
+        <w:tc>
+          <w:tcPr>
+            <w:tcBorders>
+              <w:top w:val="single" w:color="888888" w:sz="1"/>
+              <w:left w:val="single" w:color="888888" w:sz="1"/>
+              <w:bottom w:val="single" w:color="888888" w:sz="1"/>
+              <w:right w:val="single" w:color="888888" w:sz="1"/>
+            </w:tcBorders>
+            <w:tcMar>
+              <w:top w:type="dxa" w:w="80"/>
+              <w:left w:type="dxa" w:w="100"/>
+              <w:bottom w:type="dxa" w:w="80"/>
+              <w:right w:type="dxa" w:w="100"/>
+            </w:tcMar>
+          </w:tcPr>
+          <w:p>
+            <w:pPr>
+              <w:jc w:val="left"/>
+            </w:pPr>
+            <w:r>
+              <w:rPr>
+                <w:rFonts w:ascii="Arial" w:cs="Arial" w:eastAsia="Arial" w:hAnsi="Arial"/>
+                <w:b w:val="false"/>
+                <w:bCs w:val="false"/>
+                <w:sz w:val="22"/>
+                <w:szCs w:val="22"/>
+              </w:rPr>
+              <w:t xml:space="preserve">Negócio Fictício</w:t>
+            </w:r>
+          </w:p>
+        </w:tc>
+        <w:tc>
+          <w:tcPr>
+            <w:tcBorders>
+              <w:top w:val="single" w:color="888888" w:sz="1"/>
+              <w:left w:val="single" w:color="888888" w:sz="1"/>
+              <w:bottom w:val="single" w:color="888888" w:sz="1"/>
+              <w:right w:val="single" w:color="888888" w:sz="1"/>
+            </w:tcBorders>
+            <w:tcMar>
+              <w:top w:type="dxa" w:w="80"/>
+              <w:left w:type="dxa" w:w="100"/>
+              <w:bottom w:type="dxa" w:w="80"/>
+              <w:right w:type="dxa" w:w="100"/>
+            </w:tcMar>
+          </w:tcPr>
+          <w:p>
+            <w:pPr>
+              <w:jc w:val="left"/>
+            </w:pPr>
+            <w:r>
+              <w:rPr>
+                <w:rFonts w:ascii="Arial" w:cs="Arial" w:eastAsia="Arial" w:hAnsi="Arial"/>
+                <w:b w:val="false"/>
+                <w:bCs w:val="false"/>
+                <w:sz w:val="22"/>
+                <w:szCs w:val="22"/>
+              </w:rPr>
+              <w:t xml:space="preserve">Tronus EdTech (empresa)</w:t>
+            </w:r>
+          </w:p>
+        </w:tc>
+        <w:tc>
+          <w:tcPr>
+            <w:tcBorders>
+              <w:top w:val="single" w:color="888888" w:sz="1"/>
+              <w:left w:val="single" w:color="888888" w:sz="1"/>
+              <w:bottom w:val="single" w:color="888888" w:sz="1"/>
+              <w:right w:val="single" w:color="888888" w:sz="1"/>
+            </w:tcBorders>
+            <w:tcMar>
+              <w:top w:type="dxa" w:w="80"/>
+              <w:left w:type="dxa" w:w="100"/>
+              <w:bottom w:type="dxa" w:w="80"/>
+              <w:right w:type="dxa" w:w="100"/>
+            </w:tcMar>
+          </w:tcPr>
+          <w:p>
+            <w:pPr>
+              <w:jc w:val="left"/>
+            </w:pPr>
+            <w:r>
+              <w:rPr>
+                <w:rFonts w:ascii="Arial" w:cs="Arial" w:eastAsia="Arial" w:hAnsi="Arial"/>
+                <w:b w:val="false"/>
+                <w:bCs w:val="false"/>
+                <w:sz w:val="22"/>
+                <w:szCs w:val="22"/>
+              </w:rPr>
+              <w:t xml:space="preserve">Missão, público-alvo, LGPD</w:t>
+            </w:r>
+          </w:p>
+        </w:tc>
+      </w:tr>
+      <w:tr>
+        <w:tc>
+          <w:tcPr>
+            <w:tcBorders>
+              <w:top w:val="single" w:color="888888" w:sz="1"/>
+              <w:left w:val="single" w:color="888888" w:sz="1"/>
+              <w:bottom w:val="single" w:color="888888" w:sz="1"/>
+              <w:right w:val="single" w:color="888888" w:sz="1"/>
+            </w:tcBorders>
+            <w:tcMar>
+              <w:top w:type="dxa" w:w="80"/>
+              <w:left w:type="dxa" w:w="100"/>
+              <w:bottom w:type="dxa" w:w="80"/>
+              <w:right w:type="dxa" w:w="100"/>
+            </w:tcMar>
+          </w:tcPr>
+          <w:p>
+            <w:pPr>
+              <w:jc w:val="left"/>
+            </w:pPr>
+            <w:r>
+              <w:rPr>
+                <w:rFonts w:ascii="Arial" w:cs="Arial" w:eastAsia="Arial" w:hAnsi="Arial"/>
+                <w:b w:val="false"/>
+                <w:bCs w:val="false"/>
+                <w:sz w:val="22"/>
+                <w:szCs w:val="22"/>
+              </w:rPr>
+              <w:t xml:space="preserve">Engenharia Ágil</w:t>
+            </w:r>
+          </w:p>
+        </w:tc>
+        <w:tc>
+          <w:tcPr>
+            <w:tcBorders>
+              <w:top w:val="single" w:color="888888" w:sz="1"/>
+              <w:left w:val="single" w:color="888888" w:sz="1"/>
+              <w:bottom w:val="single" w:color="888888" w:sz="1"/>
+              <w:right w:val="single" w:color="888888" w:sz="1"/>
+            </w:tcBorders>
+            <w:tcMar>
+              <w:top w:type="dxa" w:w="80"/>
+              <w:left w:type="dxa" w:w="100"/>
+              <w:bottom w:type="dxa" w:w="80"/>
+              <w:right w:type="dxa" w:w="100"/>
+            </w:tcMar>
+          </w:tcPr>
+          <w:p>
+            <w:pPr>
+              <w:jc w:val="left"/>
+            </w:pPr>
+            <w:r>
+              <w:rPr>
+                <w:rFonts w:ascii="Arial" w:cs="Arial" w:eastAsia="Arial" w:hAnsi="Arial"/>
+                <w:b w:val="false"/>
+                <w:bCs w:val="false"/>
+                <w:sz w:val="22"/>
+                <w:szCs w:val="22"/>
+              </w:rPr>
+              <w:t xml:space="preserve">Sprints, backlog MoSCoW</w:t>
+            </w:r>
+          </w:p>
+        </w:tc>
+        <w:tc>
+          <w:tcPr>
+            <w:tcBorders>
+              <w:top w:val="single" w:color="888888" w:sz="1"/>
+              <w:left w:val="single" w:color="888888" w:sz="1"/>
+              <w:bottom w:val="single" w:color="888888" w:sz="1"/>
+              <w:right w:val="single" w:color="888888" w:sz="1"/>
+            </w:tcBorders>
+            <w:tcMar>
+              <w:top w:type="dxa" w:w="80"/>
+              <w:left w:type="dxa" w:w="100"/>
+              <w:bottom w:type="dxa" w:w="80"/>
+              <w:right w:type="dxa" w:w="100"/>
+            </w:tcMar>
+          </w:tcPr>
+          <w:p>
+            <w:pPr>
+              <w:jc w:val="left"/>
+            </w:pPr>
+            <w:r>
+              <w:rPr>
+                <w:rFonts w:ascii="Arial" w:cs="Arial" w:eastAsia="Arial" w:hAnsi="Arial"/>
+                <w:b w:val="false"/>
+                <w:bCs w:val="false"/>
+                <w:sz w:val="22"/>
+                <w:szCs w:val="22"/>
+              </w:rPr>
+              <w:t xml:space="preserve">Tabela de sprints, requisitos</w:t>
+            </w:r>
+          </w:p>
+        </w:tc>
+      </w:tr>
+      <w:tr>
+        <w:tc>
+          <w:tcPr>
+            <w:tcBorders>
+              <w:top w:val="single" w:color="888888" w:sz="1"/>
+              <w:left w:val="single" w:color="888888" w:sz="1"/>
+              <w:bottom w:val="single" w:color="888888" w:sz="1"/>
+              <w:right w:val="single" w:color="888888" w:sz="1"/>
+            </w:tcBorders>
+            <w:tcMar>
+              <w:top w:type="dxa" w:w="80"/>
+              <w:left w:type="dxa" w:w="100"/>
+              <w:bottom w:type="dxa" w:w="80"/>
+              <w:right w:type="dxa" w:w="100"/>
+            </w:tcMar>
+          </w:tcPr>
+          <w:p>
+            <w:pPr>
+              <w:jc w:val="left"/>
+            </w:pPr>
+            <w:r>
+              <w:rPr>
+                <w:rFonts w:ascii="Arial" w:cs="Arial" w:eastAsia="Arial" w:hAnsi="Arial"/>
+                <w:b w:val="false"/>
+                <w:bCs w:val="false"/>
+                <w:sz w:val="22"/>
+                <w:szCs w:val="22"/>
+              </w:rPr>
+              <w:t xml:space="preserve">Banco de Dados</w:t>
+            </w:r>
+          </w:p>
+        </w:tc>
+        <w:tc>
+          <w:tcPr>
+            <w:tcBorders>
+              <w:top w:val="single" w:color="888888" w:sz="1"/>
+              <w:left w:val="single" w:color="888888" w:sz="1"/>
+              <w:bottom w:val="single" w:color="888888" w:sz="1"/>
+              <w:right w:val="single" w:color="888888" w:sz="1"/>
+            </w:tcBorders>
+            <w:tcMar>
+              <w:top w:type="dxa" w:w="80"/>
+              <w:left w:type="dxa" w:w="100"/>
+              <w:bottom w:type="dxa" w:w="80"/>
+              <w:right w:type="dxa" w:w="100"/>
+            </w:tcMar>
+          </w:tcPr>
+          <w:p>
+            <w:pPr>
+              <w:jc w:val="left"/>
+            </w:pPr>
+            <w:r>
+              <w:rPr>
+                <w:rFonts w:ascii="Arial" w:cs="Arial" w:eastAsia="Arial" w:hAnsi="Arial"/>
+                <w:b w:val="false"/>
+                <w:bCs w:val="false"/>
+                <w:sz w:val="22"/>
+                <w:szCs w:val="22"/>
+              </w:rPr>
+              <w:t xml:space="preserve">sql.js (SQLite/WASM)</w:t>
+            </w:r>
+          </w:p>
+        </w:tc>
+        <w:tc>
+          <w:tcPr>
+            <w:tcBorders>
+              <w:top w:val="single" w:color="888888" w:sz="1"/>
+              <w:left w:val="single" w:color="888888" w:sz="1"/>
+              <w:bottom w:val="single" w:color="888888" w:sz="1"/>
+              <w:right w:val="single" w:color="888888" w:sz="1"/>
+            </w:tcBorders>
+            <w:tcMar>
+              <w:top w:type="dxa" w:w="80"/>
+              <w:left w:type="dxa" w:w="100"/>
+              <w:bottom w:type="dxa" w:w="80"/>
+              <w:right w:type="dxa" w:w="100"/>
+            </w:tcMar>
+          </w:tcPr>
+          <w:p>
+            <w:pPr>
+              <w:jc w:val="left"/>
+            </w:pPr>
+            <w:r>
+              <w:rPr>
+                <w:rFonts w:ascii="Arial" w:cs="Arial" w:eastAsia="Arial" w:hAnsi="Arial"/>
+                <w:b w:val="false"/>
+                <w:bCs w:val="false"/>
+                <w:sz w:val="22"/>
+                <w:szCs w:val="22"/>
+              </w:rPr>
+              <w:t xml:space="preserve">DDL, consultas SQL, modelo lógico</w:t>
+            </w:r>
+          </w:p>
+        </w:tc>
+      </w:tr>
+      <w:tr>
+        <w:tc>
+          <w:tcPr>
+            <w:tcBorders>
+              <w:top w:val="single" w:color="888888" w:sz="1"/>
+              <w:left w:val="single" w:color="888888" w:sz="1"/>
+              <w:bottom w:val="single" w:color="888888" w:sz="1"/>
+              <w:right w:val="single" w:color="888888" w:sz="1"/>
+            </w:tcBorders>
+            <w:tcMar>
+              <w:top w:type="dxa" w:w="80"/>
+              <w:left w:type="dxa" w:w="100"/>
+              <w:bottom w:type="dxa" w:w="80"/>
+              <w:right w:type="dxa" w:w="100"/>
+            </w:tcMar>
+          </w:tcPr>
+          <w:p>
+            <w:pPr>
+              <w:jc w:val="left"/>
+            </w:pPr>
+            <w:r>
+              <w:rPr>
+                <w:rFonts w:ascii="Arial" w:cs="Arial" w:eastAsia="Arial" w:hAnsi="Arial"/>
+                <w:b w:val="false"/>
+                <w:bCs w:val="false"/>
+                <w:sz w:val="22"/>
+                <w:szCs w:val="22"/>
+              </w:rPr>
+              <w:t xml:space="preserve">POO</w:t>
+            </w:r>
+          </w:p>
+        </w:tc>
+        <w:tc>
+          <w:tcPr>
+            <w:tcBorders>
+              <w:top w:val="single" w:color="888888" w:sz="1"/>
+              <w:left w:val="single" w:color="888888" w:sz="1"/>
+              <w:bottom w:val="single" w:color="888888" w:sz="1"/>
+              <w:right w:val="single" w:color="888888" w:sz="1"/>
+            </w:tcBorders>
+            <w:tcMar>
+              <w:top w:type="dxa" w:w="80"/>
+              <w:left w:type="dxa" w:w="100"/>
+              <w:bottom w:type="dxa" w:w="80"/>
+              <w:right w:type="dxa" w:w="100"/>
+            </w:tcMar>
+          </w:tcPr>
+          <w:p>
+            <w:pPr>
+              <w:jc w:val="left"/>
+            </w:pPr>
+            <w:r>
+              <w:rPr>
+                <w:rFonts w:ascii="Arial" w:cs="Arial" w:eastAsia="Arial" w:hAnsi="Arial"/>
+                <w:b w:val="false"/>
+                <w:bCs w:val="false"/>
+                <w:sz w:val="22"/>
+                <w:szCs w:val="22"/>
+              </w:rPr>
+              <w:t xml:space="preserve">Módulo database.js</w:t>
+            </w:r>
+          </w:p>
+        </w:tc>
+        <w:tc>
+          <w:tcPr>
+            <w:tcBorders>
+              <w:top w:val="single" w:color="888888" w:sz="1"/>
+              <w:left w:val="single" w:color="888888" w:sz="1"/>
+              <w:bottom w:val="single" w:color="888888" w:sz="1"/>
+              <w:right w:val="single" w:color="888888" w:sz="1"/>
+            </w:tcBorders>
+            <w:tcMar>
+              <w:top w:type="dxa" w:w="80"/>
+              <w:left w:type="dxa" w:w="100"/>
+              <w:bottom w:type="dxa" w:w="80"/>
+              <w:right w:type="dxa" w:w="100"/>
+            </w:tcMar>
+          </w:tcPr>
+          <w:p>
+            <w:pPr>
+              <w:jc w:val="left"/>
+            </w:pPr>
+            <w:r>
+              <w:rPr>
+                <w:rFonts w:ascii="Arial" w:cs="Arial" w:eastAsia="Arial" w:hAnsi="Arial"/>
+                <w:b w:val="false"/>
+                <w:bCs w:val="false"/>
+                <w:sz w:val="22"/>
+                <w:szCs w:val="22"/>
+              </w:rPr>
+              <w:t xml:space="preserve">Encapsulamento, abstração, polimorfismo</w:t>
+            </w:r>
+          </w:p>
+        </w:tc>
+      </w:tr>
+      <w:tr>
+        <w:tc>
+          <w:tcPr>
+            <w:tcBorders>
+              <w:top w:val="single" w:color="888888" w:sz="1"/>
+              <w:left w:val="single" w:color="888888" w:sz="1"/>
+              <w:bottom w:val="single" w:color="888888" w:sz="1"/>
+              <w:right w:val="single" w:color="888888" w:sz="1"/>
+            </w:tcBorders>
+            <w:tcMar>
+              <w:top w:type="dxa" w:w="80"/>
+              <w:left w:type="dxa" w:w="100"/>
+              <w:bottom w:type="dxa" w:w="80"/>
+              <w:right w:type="dxa" w:w="100"/>
+            </w:tcMar>
+          </w:tcPr>
+          <w:p>
+            <w:pPr>
+              <w:jc w:val="left"/>
+            </w:pPr>
+            <w:r>
+              <w:rPr>
+                <w:rFonts w:ascii="Arial" w:cs="Arial" w:eastAsia="Arial" w:hAnsi="Arial"/>
+                <w:b w:val="false"/>
+                <w:bCs w:val="false"/>
+                <w:sz w:val="22"/>
+                <w:szCs w:val="22"/>
+              </w:rPr>
+              <w:t xml:space="preserve">Web Responsivo</w:t>
+            </w:r>
+          </w:p>
+        </w:tc>
+        <w:tc>
+          <w:tcPr>
+            <w:tcBorders>
+              <w:top w:val="single" w:color="888888" w:sz="1"/>
+              <w:left w:val="single" w:color="888888" w:sz="1"/>
+              <w:bottom w:val="single" w:color="888888" w:sz="1"/>
+              <w:right w:val="single" w:color="888888" w:sz="1"/>
+            </w:tcBorders>
+            <w:tcMar>
+              <w:top w:type="dxa" w:w="80"/>
+              <w:left w:type="dxa" w:w="100"/>
+              <w:bottom w:type="dxa" w:w="80"/>
+              <w:right w:type="dxa" w:w="100"/>
+            </w:tcMar>
+          </w:tcPr>
+          <w:p>
+            <w:pPr>
+              <w:jc w:val="left"/>
+            </w:pPr>
+            <w:r>
+              <w:rPr>
+                <w:rFonts w:ascii="Arial" w:cs="Arial" w:eastAsia="Arial" w:hAnsi="Arial"/>
+                <w:b w:val="false"/>
+                <w:bCs w:val="false"/>
+                <w:sz w:val="22"/>
+                <w:szCs w:val="22"/>
+              </w:rPr>
+              <w:t xml:space="preserve">10 telas HTML5/CSS3/JS</w:t>
+            </w:r>
+          </w:p>
+        </w:tc>
+        <w:tc>
+          <w:tcPr>
+            <w:tcBorders>
+              <w:top w:val="single" w:color="888888" w:sz="1"/>
+              <w:left w:val="single" w:color="888888" w:sz="1"/>
+              <w:bottom w:val="single" w:color="888888" w:sz="1"/>
+              <w:right w:val="single" w:color="888888" w:sz="1"/>
+            </w:tcBorders>
+            <w:tcMar>
+              <w:top w:type="dxa" w:w="80"/>
+              <w:left w:type="dxa" w:w="100"/>
+              <w:bottom w:type="dxa" w:w="80"/>
+              <w:right w:type="dxa" w:w="100"/>
+            </w:tcMar>
+          </w:tcPr>
+          <w:p>
+            <w:pPr>
+              <w:jc w:val="left"/>
+            </w:pPr>
+            <w:r>
+              <w:rPr>
+                <w:rFonts w:ascii="Arial" w:cs="Arial" w:eastAsia="Arial" w:hAnsi="Arial"/>
+                <w:b w:val="false"/>
+                <w:bCs w:val="false"/>
+                <w:sz w:val="22"/>
+                <w:szCs w:val="22"/>
+              </w:rPr>
+              <w:t xml:space="preserve">Media queries, Flexbox, Grid</w:t>
+            </w:r>
+          </w:p>
+        </w:tc>
+      </w:tr>
+      <w:tr>
+        <w:tc>
+          <w:tcPr>
+            <w:tcBorders>
+              <w:top w:val="single" w:color="888888" w:sz="1"/>
+              <w:left w:val="single" w:color="888888" w:sz="1"/>
+              <w:bottom w:val="single" w:color="888888" w:sz="1"/>
+              <w:right w:val="single" w:color="888888" w:sz="1"/>
+            </w:tcBorders>
+            <w:tcMar>
+              <w:top w:type="dxa" w:w="80"/>
+              <w:left w:type="dxa" w:w="100"/>
+              <w:bottom w:type="dxa" w:w="80"/>
+              <w:right w:type="dxa" w:w="100"/>
+            </w:tcMar>
+          </w:tcPr>
+          <w:p>
+            <w:pPr>
+              <w:jc w:val="left"/>
+            </w:pPr>
+            <w:r>
+              <w:rPr>
+                <w:rFonts w:ascii="Arial" w:cs="Arial" w:eastAsia="Arial" w:hAnsi="Arial"/>
+                <w:b w:val="false"/>
+                <w:bCs w:val="false"/>
+                <w:sz w:val="22"/>
+                <w:szCs w:val="22"/>
+              </w:rPr>
+              <w:t xml:space="preserve">UX/UI Design</w:t>
+            </w:r>
+          </w:p>
+        </w:tc>
+        <w:tc>
+          <w:tcPr>
+            <w:tcBorders>
+              <w:top w:val="single" w:color="888888" w:sz="1"/>
+              <w:left w:val="single" w:color="888888" w:sz="1"/>
+              <w:bottom w:val="single" w:color="888888" w:sz="1"/>
+              <w:right w:val="single" w:color="888888" w:sz="1"/>
+            </w:tcBorders>
+            <w:tcMar>
+              <w:top w:type="dxa" w:w="80"/>
+              <w:left w:type="dxa" w:w="100"/>
+              <w:bottom w:type="dxa" w:w="80"/>
+              <w:right w:type="dxa" w:w="100"/>
+            </w:tcMar>
+          </w:tcPr>
+          <w:p>
+            <w:pPr>
+              <w:jc w:val="left"/>
+            </w:pPr>
+            <w:r>
+              <w:rPr>
+                <w:rFonts w:ascii="Arial" w:cs="Arial" w:eastAsia="Arial" w:hAnsi="Arial"/>
+                <w:b w:val="false"/>
+                <w:bCs w:val="false"/>
+                <w:sz w:val="22"/>
+                <w:szCs w:val="22"/>
+              </w:rPr>
+              <w:t xml:space="preserve">Tema medieval, personas</w:t>
+            </w:r>
+          </w:p>
+        </w:tc>
+        <w:tc>
+          <w:tcPr>
+            <w:tcBorders>
+              <w:top w:val="single" w:color="888888" w:sz="1"/>
+              <w:left w:val="single" w:color="888888" w:sz="1"/>
+              <w:bottom w:val="single" w:color="888888" w:sz="1"/>
+              <w:right w:val="single" w:color="888888" w:sz="1"/>
+            </w:tcBorders>
+            <w:tcMar>
+              <w:top w:type="dxa" w:w="80"/>
+              <w:left w:type="dxa" w:w="100"/>
+              <w:bottom w:type="dxa" w:w="80"/>
+              <w:right w:type="dxa" w:w="100"/>
+            </w:tcMar>
+          </w:tcPr>
+          <w:p>
+            <w:pPr>
+              <w:jc w:val="left"/>
+            </w:pPr>
+            <w:r>
+              <w:rPr>
+                <w:rFonts w:ascii="Arial" w:cs="Arial" w:eastAsia="Arial" w:hAnsi="Arial"/>
+                <w:b w:val="false"/>
+                <w:bCs w:val="false"/>
+                <w:sz w:val="22"/>
+                <w:szCs w:val="22"/>
+              </w:rPr>
+              <w:t xml:space="preserve">Paleta, fluxo de navegação</w:t>
+            </w:r>
+          </w:p>
+        </w:tc>
+      </w:tr>
+      <w:tr>
+        <w:tc>
+          <w:tcPr>
+            <w:tcBorders>
+              <w:top w:val="single" w:color="888888" w:sz="1"/>
+              <w:left w:val="single" w:color="888888" w:sz="1"/>
+              <w:bottom w:val="single" w:color="888888" w:sz="1"/>
+              <w:right w:val="single" w:color="888888" w:sz="1"/>
+            </w:tcBorders>
+            <w:tcMar>
+              <w:top w:type="dxa" w:w="80"/>
+              <w:left w:type="dxa" w:w="100"/>
+              <w:bottom w:type="dxa" w:w="80"/>
+              <w:right w:type="dxa" w:w="100"/>
+            </w:tcMar>
+          </w:tcPr>
+          <w:p>
+            <w:pPr>
+              <w:jc w:val="left"/>
+            </w:pPr>
+            <w:r>
+              <w:rPr>
+                <w:rFonts w:ascii="Arial" w:cs="Arial" w:eastAsia="Arial" w:hAnsi="Arial"/>
+                <w:b w:val="false"/>
+                <w:bCs w:val="false"/>
+                <w:sz w:val="22"/>
+                <w:szCs w:val="22"/>
+              </w:rPr>
+              <w:t xml:space="preserve">Machine Learning</w:t>
+            </w:r>
+          </w:p>
+        </w:tc>
+        <w:tc>
+          <w:tcPr>
+            <w:tcBorders>
+              <w:top w:val="single" w:color="888888" w:sz="1"/>
+              <w:left w:val="single" w:color="888888" w:sz="1"/>
+              <w:bottom w:val="single" w:color="888888" w:sz="1"/>
+              <w:right w:val="single" w:color="888888" w:sz="1"/>
+            </w:tcBorders>
+            <w:tcMar>
+              <w:top w:type="dxa" w:w="80"/>
+              <w:left w:type="dxa" w:w="100"/>
+              <w:bottom w:type="dxa" w:w="80"/>
+              <w:right w:type="dxa" w:w="100"/>
+            </w:tcMar>
+          </w:tcPr>
+          <w:p>
+            <w:pPr>
+              <w:jc w:val="left"/>
+            </w:pPr>
+            <w:r>
+              <w:rPr>
+                <w:rFonts w:ascii="Arial" w:cs="Arial" w:eastAsia="Arial" w:hAnsi="Arial"/>
+                <w:b w:val="false"/>
+                <w:bCs w:val="false"/>
+                <w:sz w:val="22"/>
+                <w:szCs w:val="22"/>
+              </w:rPr>
+              <w:t xml:space="preserve">Dashboard de análise</w:t>
+            </w:r>
+          </w:p>
+        </w:tc>
+        <w:tc>
+          <w:tcPr>
+            <w:tcBorders>
+              <w:top w:val="single" w:color="888888" w:sz="1"/>
+              <w:left w:val="single" w:color="888888" w:sz="1"/>
+              <w:bottom w:val="single" w:color="888888" w:sz="1"/>
+              <w:right w:val="single" w:color="888888" w:sz="1"/>
+            </w:tcBorders>
+            <w:tcMar>
+              <w:top w:type="dxa" w:w="80"/>
+              <w:left w:type="dxa" w:w="100"/>
+              <w:bottom w:type="dxa" w:w="80"/>
+              <w:right w:type="dxa" w:w="100"/>
+            </w:tcMar>
+          </w:tcPr>
+          <w:p>
+            <w:pPr>
+              <w:jc w:val="left"/>
+            </w:pPr>
+            <w:r>
+              <w:rPr>
+                <w:rFonts w:ascii="Arial" w:cs="Arial" w:eastAsia="Arial" w:hAnsi="Arial"/>
+                <w:b w:val="false"/>
+                <w:bCs w:val="false"/>
+                <w:sz w:val="22"/>
+                <w:szCs w:val="22"/>
+              </w:rPr>
+              <w:t xml:space="preserve">KPIs, gráficos, tabela detalhada</w:t>
+            </w:r>
+          </w:p>
+        </w:tc>
+      </w:tr>
+      <w:tr>
+        <w:tc>
+          <w:tcPr>
+            <w:tcBorders>
+              <w:top w:val="single" w:color="888888" w:sz="1"/>
+              <w:left w:val="single" w:color="888888" w:sz="1"/>
+              <w:bottom w:val="single" w:color="888888" w:sz="1"/>
+              <w:right w:val="single" w:color="888888" w:sz="1"/>
+            </w:tcBorders>
+            <w:tcMar>
+              <w:top w:type="dxa" w:w="80"/>
+              <w:left w:type="dxa" w:w="100"/>
+              <w:bottom w:type="dxa" w:w="80"/>
+              <w:right w:type="dxa" w:w="100"/>
+            </w:tcMar>
+          </w:tcPr>
+          <w:p>
+            <w:pPr>
+              <w:jc w:val="left"/>
+            </w:pPr>
+            <w:r>
+              <w:rPr>
+                <w:rFonts w:ascii="Arial" w:cs="Arial" w:eastAsia="Arial" w:hAnsi="Arial"/>
+                <w:b w:val="false"/>
+                <w:bCs w:val="false"/>
+                <w:sz w:val="22"/>
+                <w:szCs w:val="22"/>
+              </w:rPr>
+              <w:t xml:space="preserve">Comunicação e LIBRAS</w:t>
+            </w:r>
+          </w:p>
+        </w:tc>
+        <w:tc>
+          <w:tcPr>
+            <w:tcBorders>
+              <w:top w:val="single" w:color="888888" w:sz="1"/>
+              <w:left w:val="single" w:color="888888" w:sz="1"/>
+              <w:bottom w:val="single" w:color="888888" w:sz="1"/>
+              <w:right w:val="single" w:color="888888" w:sz="1"/>
+            </w:tcBorders>
+            <w:tcMar>
+              <w:top w:type="dxa" w:w="80"/>
+              <w:left w:type="dxa" w:w="100"/>
+              <w:bottom w:type="dxa" w:w="80"/>
+              <w:right w:type="dxa" w:w="100"/>
+            </w:tcMar>
+          </w:tcPr>
+          <w:p>
+            <w:pPr>
+              <w:jc w:val="left"/>
+            </w:pPr>
+            <w:r>
+              <w:rPr>
+                <w:rFonts w:ascii="Arial" w:cs="Arial" w:eastAsia="Arial" w:hAnsi="Arial"/>
+                <w:b w:val="false"/>
+                <w:bCs w:val="false"/>
+                <w:sz w:val="22"/>
+                <w:szCs w:val="22"/>
+              </w:rPr>
+              <w:t xml:space="preserve">Glossário LIBRAS, equipe</w:t>
+            </w:r>
+          </w:p>
+        </w:tc>
+        <w:tc>
+          <w:tcPr>
+            <w:tcBorders>
+              <w:top w:val="single" w:color="888888" w:sz="1"/>
+              <w:left w:val="single" w:color="888888" w:sz="1"/>
+              <w:bottom w:val="single" w:color="888888" w:sz="1"/>
+              <w:right w:val="single" w:color="888888" w:sz="1"/>
+            </w:tcBorders>
+            <w:tcMar>
+              <w:top w:type="dxa" w:w="80"/>
+              <w:left w:type="dxa" w:w="100"/>
+              <w:bottom w:type="dxa" w:w="80"/>
+              <w:right w:type="dxa" w:w="100"/>
+            </w:tcMar>
+          </w:tcPr>
+          <w:p>
+            <w:pPr>
+              <w:jc w:val="left"/>
+            </w:pPr>
+            <w:r>
+              <w:rPr>
+                <w:rFonts w:ascii="Arial" w:cs="Arial" w:eastAsia="Arial" w:hAnsi="Arial"/>
+                <w:b w:val="false"/>
+                <w:bCs w:val="false"/>
+                <w:sz w:val="22"/>
+                <w:szCs w:val="22"/>
+              </w:rPr>
+              <w:t xml:space="preserve">Botão acessível, sinais de TI</w:t>
+            </w:r>
+          </w:p>
+        </w:tc>
+      </w:tr>
+      <w:tr>
+        <w:tc>
+          <w:tcPr>
+            <w:tcBorders>
+              <w:top w:val="single" w:color="888888" w:sz="1"/>
+              <w:left w:val="single" w:color="888888" w:sz="1"/>
+              <w:bottom w:val="single" w:color="888888" w:sz="1"/>
+              <w:right w:val="single" w:color="888888" w:sz="1"/>
+            </w:tcBorders>
+            <w:tcMar>
+              <w:top w:type="dxa" w:w="80"/>
+              <w:left w:type="dxa" w:w="100"/>
+              <w:bottom w:type="dxa" w:w="80"/>
+              <w:right w:type="dxa" w:w="100"/>
+            </w:tcMar>
+          </w:tcPr>
+          <w:p>
+            <w:pPr>
+              <w:jc w:val="left"/>
+            </w:pPr>
+            <w:r>
+              <w:rPr>
+                <w:rFonts w:ascii="Arial" w:cs="Arial" w:eastAsia="Arial" w:hAnsi="Arial"/>
+                <w:b w:val="false"/>
+                <w:bCs w:val="false"/>
+                <w:sz w:val="22"/>
+                <w:szCs w:val="22"/>
+              </w:rPr>
+              <w:t xml:space="preserve">Integração</w:t>
+            </w:r>
+          </w:p>
+        </w:tc>
+        <w:tc>
+          <w:tcPr>
+            <w:tcBorders>
+              <w:top w:val="single" w:color="888888" w:sz="1"/>
+              <w:left w:val="single" w:color="888888" w:sz="1"/>
+              <w:bottom w:val="single" w:color="888888" w:sz="1"/>
+              <w:right w:val="single" w:color="888888" w:sz="1"/>
+            </w:tcBorders>
+            <w:tcMar>
+              <w:top w:type="dxa" w:w="80"/>
+              <w:left w:type="dxa" w:w="100"/>
+              <w:bottom w:type="dxa" w:w="80"/>
+              <w:right w:type="dxa" w:w="100"/>
+            </w:tcMar>
+          </w:tcPr>
+          <w:p>
+            <w:pPr>
+              <w:jc w:val="left"/>
+            </w:pPr>
+            <w:r>
+              <w:rPr>
+                <w:rFonts w:ascii="Arial" w:cs="Arial" w:eastAsia="Arial" w:hAnsi="Arial"/>
+                <w:b w:val="false"/>
+                <w:bCs w:val="false"/>
+                <w:sz w:val="22"/>
+                <w:szCs w:val="22"/>
+              </w:rPr>
+              <w:t xml:space="preserve">Presente capítulo</w:t>
+            </w:r>
+          </w:p>
+        </w:tc>
+        <w:tc>
+          <w:tcPr>
+            <w:tcBorders>
+              <w:top w:val="single" w:color="888888" w:sz="1"/>
+              <w:left w:val="single" w:color="888888" w:sz="1"/>
+              <w:bottom w:val="single" w:color="888888" w:sz="1"/>
+              <w:right w:val="single" w:color="888888" w:sz="1"/>
+            </w:tcBorders>
+            <w:tcMar>
+              <w:top w:type="dxa" w:w="80"/>
+              <w:left w:type="dxa" w:w="100"/>
+              <w:bottom w:type="dxa" w:w="80"/>
+              <w:right w:type="dxa" w:w="100"/>
+            </w:tcMar>
+          </w:tcPr>
+          <w:p>
+            <w:pPr>
+              <w:jc w:val="left"/>
+            </w:pPr>
+            <w:r>
+              <w:rPr>
+                <w:rFonts w:ascii="Arial" w:cs="Arial" w:eastAsia="Arial" w:hAnsi="Arial"/>
+                <w:b w:val="false"/>
+                <w:bCs w:val="false"/>
+                <w:sz w:val="22"/>
+                <w:szCs w:val="22"/>
+              </w:rPr>
+              <w:t xml:space="preserve">Testes, avaliação, métricas</w:t>
+            </w:r>
+          </w:p>
+        </w:tc>
+      </w:tr>
+    </w:tbl>
+    <w:p>
+      <w:pPr>
+        <w:spacing w:after="80"/>
+      </w:pPr>
+      <w:r>
+        <w:t xml:space="preserve"/>
+      </w:r>
+    </w:p>
+    <w:p>
+      <w:pPr>
+        <w:pStyle w:val="Heading2"/>
+        <w:spacing w:after="80" w:before="280"/>
+      </w:pPr>
+      <w:r>
+        <w:rPr>
+          <w:rFonts w:ascii="Arial" w:cs="Arial" w:eastAsia="Arial" w:hAnsi="Arial"/>
+          <w:b/>
+          <w:bCs/>
+          <w:sz w:val="24"/>
+          <w:szCs w:val="24"/>
+        </w:rPr>
+        <w:t xml:space="preserve">10.2 Testes Realizados</w:t>
+      </w:r>
+    </w:p>
+    <w:p>
+      <w:pPr>
+        <w:spacing w:after="160" w:line="360"/>
         <w:ind w:firstLine="708"/>
         <w:jc w:val="both"/>
       </w:pPr>
@@ -9667,12 +11963,188 @@
           <w:sz w:val="24"/>
           <w:szCs w:val="24"/>
         </w:rPr>
-        <w:t xml:space="preserve">Do ponto de vista técnico, a escolha por tecnologias web puras (HTML5, CSS3, JavaScript) e banco de dados SQLite embarcado (sql.js) permitiu a entrega de uma aplicação sem dependência de servidores, com boa usabilidade e responsividade. O sistema de quiz com questões no estilo ENADE — com enunciados compostos por afirmativas I, II, III e IV — combinado ao painel de análise de desempenho, cumpre o objetivo central da plataforma: transformar a interação do estudante em dados acionáveis para o seu desenvolvimento.</w:t>
-      </w:r>
-    </w:p>
-    <w:p>
-      <w:pPr>
-        <w:spacing w:after="160"/>
+        <w:t xml:space="preserve">A equipe elaborou um roteiro de testes abrangente com 99 casos de teste distribuídos em 15 blocos funcionais, cobrindo todos os fluxos do sistema. Os blocos incluem:</w:t>
+      </w:r>
+    </w:p>
+    <w:p>
+      <w:pPr>
+        <w:spacing w:after="100" w:line="360"/>
+        <w:ind w:left="720" w:hanging="360"/>
+      </w:pPr>
+      <w:r>
+        <w:rPr>
+          <w:rFonts w:ascii="Arial" w:cs="Arial" w:eastAsia="Arial" w:hAnsi="Arial"/>
+          <w:sz w:val="24"/>
+          <w:szCs w:val="24"/>
+        </w:rPr>
+        <w:t xml:space="preserve">•  </w:t>
+      </w:r>
+      <w:r>
+        <w:rPr>
+          <w:rFonts w:ascii="Arial" w:cs="Arial" w:eastAsia="Arial" w:hAnsi="Arial"/>
+          <w:sz w:val="24"/>
+          <w:szCs w:val="24"/>
+        </w:rPr>
+        <w:t xml:space="preserve">CT-01 a CT-03: Landing page, registro e login — validação de campos, formatos de e-mail, senha mínima, celular com DDD e redirecionamento por papel.</w:t>
+      </w:r>
+    </w:p>
+    <w:p>
+      <w:pPr>
+        <w:spacing w:after="100" w:line="360"/>
+        <w:ind w:left="720" w:hanging="360"/>
+      </w:pPr>
+      <w:r>
+        <w:rPr>
+          <w:rFonts w:ascii="Arial" w:cs="Arial" w:eastAsia="Arial" w:hAnsi="Arial"/>
+          <w:sz w:val="24"/>
+          <w:szCs w:val="24"/>
+        </w:rPr>
+        <w:t xml:space="preserve">•  </w:t>
+      </w:r>
+      <w:r>
+        <w:rPr>
+          <w:rFonts w:ascii="Arial" w:cs="Arial" w:eastAsia="Arial" w:hAnsi="Arial"/>
+          <w:sz w:val="24"/>
+          <w:szCs w:val="24"/>
+        </w:rPr>
+        <w:t xml:space="preserve">CT-04: Criação de personagem — seleção de gênero, avatar e nome obrigatório.</w:t>
+      </w:r>
+    </w:p>
+    <w:p>
+      <w:pPr>
+        <w:spacing w:after="100" w:line="360"/>
+        <w:ind w:left="720" w:hanging="360"/>
+      </w:pPr>
+      <w:r>
+        <w:rPr>
+          <w:rFonts w:ascii="Arial" w:cs="Arial" w:eastAsia="Arial" w:hAnsi="Arial"/>
+          <w:sz w:val="24"/>
+          <w:szCs w:val="24"/>
+        </w:rPr>
+        <w:t xml:space="preserve">•  </w:t>
+      </w:r>
+      <w:r>
+        <w:rPr>
+          <w:rFonts w:ascii="Arial" w:cs="Arial" w:eastAsia="Arial" w:hAnsi="Arial"/>
+          <w:sz w:val="24"/>
+          <w:szCs w:val="24"/>
+        </w:rPr>
+        <w:t xml:space="preserve">CT-05 a CT-06: Tela de reinos e trilha — exibição de progresso, desbloqueio sequencial de fases, badge "Em Breve" para reinos sem questões.</w:t>
+      </w:r>
+    </w:p>
+    <w:p>
+      <w:pPr>
+        <w:spacing w:after="100" w:line="360"/>
+        <w:ind w:left="720" w:hanging="360"/>
+      </w:pPr>
+      <w:r>
+        <w:rPr>
+          <w:rFonts w:ascii="Arial" w:cs="Arial" w:eastAsia="Arial" w:hAnsi="Arial"/>
+          <w:sz w:val="24"/>
+          <w:szCs w:val="24"/>
+        </w:rPr>
+        <w:t xml:space="preserve">•  </w:t>
+      </w:r>
+      <w:r>
+        <w:rPr>
+          <w:rFonts w:ascii="Arial" w:cs="Arial" w:eastAsia="Arial" w:hAnsi="Arial"/>
+          <w:sz w:val="24"/>
+          <w:szCs w:val="24"/>
+        </w:rPr>
+        <w:t xml:space="preserve">CT-07: Quiz — 5 questões por fase, feedback visual, cálculo de estrelas (0–3), atualização de progresso no banco.</w:t>
+      </w:r>
+    </w:p>
+    <w:p>
+      <w:pPr>
+        <w:spacing w:after="100" w:line="360"/>
+        <w:ind w:left="720" w:hanging="360"/>
+      </w:pPr>
+      <w:r>
+        <w:rPr>
+          <w:rFonts w:ascii="Arial" w:cs="Arial" w:eastAsia="Arial" w:hAnsi="Arial"/>
+          <w:sz w:val="24"/>
+          <w:szCs w:val="24"/>
+        </w:rPr>
+        <w:t xml:space="preserve">•  </w:t>
+      </w:r>
+      <w:r>
+        <w:rPr>
+          <w:rFonts w:ascii="Arial" w:cs="Arial" w:eastAsia="Arial" w:hAnsi="Arial"/>
+          <w:sz w:val="24"/>
+          <w:szCs w:val="24"/>
+        </w:rPr>
+        <w:t xml:space="preserve">CT-08 a CT-10: Progresso, dashboard e sidebar — persistência entre sessões, gráfico por reino, alternância de tema.</w:t>
+      </w:r>
+    </w:p>
+    <w:p>
+      <w:pPr>
+        <w:spacing w:after="100" w:line="360"/>
+        <w:ind w:left="720" w:hanging="360"/>
+      </w:pPr>
+      <w:r>
+        <w:rPr>
+          <w:rFonts w:ascii="Arial" w:cs="Arial" w:eastAsia="Arial" w:hAnsi="Arial"/>
+          <w:sz w:val="24"/>
+          <w:szCs w:val="24"/>
+        </w:rPr>
+        <w:t xml:space="preserve">•  </w:t>
+      </w:r>
+      <w:r>
+        <w:rPr>
+          <w:rFonts w:ascii="Arial" w:cs="Arial" w:eastAsia="Arial" w:hAnsi="Arial"/>
+          <w:sz w:val="24"/>
+          <w:szCs w:val="24"/>
+        </w:rPr>
+        <w:t xml:space="preserve">CT-11: Glossário LIBRAS — exibição de termos, links para Spread The Sign, modal acessível.</w:t>
+      </w:r>
+    </w:p>
+    <w:p>
+      <w:pPr>
+        <w:spacing w:after="100" w:line="360"/>
+        <w:ind w:left="720" w:hanging="360"/>
+      </w:pPr>
+      <w:r>
+        <w:rPr>
+          <w:rFonts w:ascii="Arial" w:cs="Arial" w:eastAsia="Arial" w:hAnsi="Arial"/>
+          <w:sz w:val="24"/>
+          <w:szCs w:val="24"/>
+        </w:rPr>
+        <w:t xml:space="preserve">•  </w:t>
+      </w:r>
+      <w:r>
+        <w:rPr>
+          <w:rFonts w:ascii="Arial" w:cs="Arial" w:eastAsia="Arial" w:hAnsi="Arial"/>
+          <w:sz w:val="24"/>
+          <w:szCs w:val="24"/>
+        </w:rPr>
+        <w:t xml:space="preserve">CT-12 a CT-14: Painéis de professor e administrador — CRUD de questões, filtro por reino, busca de alunos, exclusão de usuários.</w:t>
+      </w:r>
+    </w:p>
+    <w:p>
+      <w:pPr>
+        <w:spacing w:after="100" w:line="360"/>
+        <w:ind w:left="720" w:hanging="360"/>
+      </w:pPr>
+      <w:r>
+        <w:rPr>
+          <w:rFonts w:ascii="Arial" w:cs="Arial" w:eastAsia="Arial" w:hAnsi="Arial"/>
+          <w:sz w:val="24"/>
+          <w:szCs w:val="24"/>
+        </w:rPr>
+        <w:t xml:space="preserve">•  </w:t>
+      </w:r>
+      <w:r>
+        <w:rPr>
+          <w:rFonts w:ascii="Arial" w:cs="Arial" w:eastAsia="Arial" w:hAnsi="Arial"/>
+          <w:sz w:val="24"/>
+          <w:szCs w:val="24"/>
+        </w:rPr>
+        <w:t xml:space="preserve">CT-15: Regressão — navegação entre telas sem erros no console, dados consistentes.</w:t>
+      </w:r>
+    </w:p>
+    <w:p>
+      <w:pPr>
+        <w:spacing w:after="160" w:line="360"/>
         <w:ind w:firstLine="708"/>
         <w:jc w:val="both"/>
       </w:pPr>
@@ -9682,12 +12154,36 @@
           <w:sz w:val="24"/>
           <w:szCs w:val="24"/>
         </w:rPr>
-        <w:t xml:space="preserve">O controle de acesso por papéis (RBAC) diferencia três perfis: aluno, professor e administrador. O painel do professor permite gerenciar questões por fase e acompanhar o desempenho individual dos alunos por busca nominal. O painel do administrador oferece visibilidade sobre as estatísticas gerais do sistema e o gerenciamento de usuários. Ambos os perfis especiais são pré-cadastrados automaticamente na inicialização do banco, com credenciais documentadas.</w:t>
-      </w:r>
-    </w:p>
-    <w:p>
-      <w:pPr>
-        <w:spacing w:after="160"/>
+        <w:t xml:space="preserve">Todos os testes foram executados manualmente nos navegadores Google Chrome e Microsoft Edge, em resoluções de 320 px (mobile), 768 px (tablet) e 1280 px (desktop), conforme documentado no arquivo ROTEIRO_TESTES.md do repositório.</w:t>
+      </w:r>
+    </w:p>
+    <w:p>
+      <w:pPr>
+        <w:spacing w:after="80"/>
+      </w:pPr>
+      <w:r>
+        <w:t xml:space="preserve"/>
+      </w:r>
+    </w:p>
+    <w:p>
+      <w:pPr>
+        <w:pStyle w:val="Heading2"/>
+        <w:spacing w:after="80" w:before="280"/>
+      </w:pPr>
+      <w:r>
+        <w:rPr>
+          <w:rFonts w:ascii="Arial" w:cs="Arial" w:eastAsia="Arial" w:hAnsi="Arial"/>
+          <w:b/>
+          <w:bCs/>
+          <w:sz w:val="24"/>
+          <w:szCs w:val="24"/>
+        </w:rPr>
+        <w:t xml:space="preserve">10.3 Avaliação dos Resultados</w:t>
+      </w:r>
+    </w:p>
+    <w:p>
+      <w:pPr>
+        <w:spacing w:after="160" w:line="360"/>
         <w:ind w:firstLine="708"/>
         <w:jc w:val="both"/>
       </w:pPr>
@@ -9697,12 +12193,912 @@
           <w:sz w:val="24"/>
           <w:szCs w:val="24"/>
         </w:rPr>
-        <w:t xml:space="preserve">Os indicadores de análise implementados — taxa de acerto por fase e reino, gráfico de barras por reino e tabela detalhada — oferecem ao estudante uma visão clara de seus pontos fortes e das áreas que demandam revisão. A incorporação do glossário de LIBRAS representa um passo concreto em direção à acessibilidade digital, alinhada à legislação brasileira e aos princípios de inclusão. O double-check de logout e o redirecionamento inteligente por papel reforçam a qualidade da experiência do usuário.</w:t>
-      </w:r>
-    </w:p>
-    <w:p>
-      <w:pPr>
-        <w:spacing w:after="160"/>
+        <w:t xml:space="preserve">Os resultados obtidos foram avaliados com base nos objetivos definidos na introdução:</w:t>
+      </w:r>
+    </w:p>
+    <w:tbl>
+      <w:tblPr>
+        <w:tblW w:type="dxa" w:w="9026"/>
+        <w:tblBorders>
+          <w:top w:val="single" w:color="auto" w:sz="4"/>
+          <w:left w:val="single" w:color="auto" w:sz="4"/>
+          <w:bottom w:val="single" w:color="auto" w:sz="4"/>
+          <w:right w:val="single" w:color="auto" w:sz="4"/>
+          <w:insideH w:val="single" w:color="auto" w:sz="4"/>
+          <w:insideV w:val="single" w:color="auto" w:sz="4"/>
+        </w:tblBorders>
+      </w:tblPr>
+      <w:tblGrid>
+        <w:gridCol w:w="4013"/>
+        <w:gridCol w:w="2000"/>
+        <w:gridCol w:w="3013"/>
+      </w:tblGrid>
+      <w:tr>
+        <w:tc>
+          <w:tcPr>
+            <w:tcBorders>
+              <w:top w:val="single" w:color="888888" w:sz="1"/>
+              <w:left w:val="single" w:color="888888" w:sz="1"/>
+              <w:bottom w:val="single" w:color="888888" w:sz="1"/>
+              <w:right w:val="single" w:color="888888" w:sz="1"/>
+            </w:tcBorders>
+            <w:shd w:fill="D0D0D0" w:val="clear"/>
+            <w:tcMar>
+              <w:top w:type="dxa" w:w="80"/>
+              <w:left w:type="dxa" w:w="100"/>
+              <w:bottom w:type="dxa" w:w="80"/>
+              <w:right w:type="dxa" w:w="100"/>
+            </w:tcMar>
+          </w:tcPr>
+          <w:p>
+            <w:pPr>
+              <w:jc w:val="left"/>
+            </w:pPr>
+            <w:r>
+              <w:rPr>
+                <w:rFonts w:ascii="Arial" w:cs="Arial" w:eastAsia="Arial" w:hAnsi="Arial"/>
+                <w:b/>
+                <w:bCs/>
+                <w:sz w:val="22"/>
+                <w:szCs w:val="22"/>
+              </w:rPr>
+              <w:t xml:space="preserve">Objetivo</w:t>
+            </w:r>
+          </w:p>
+        </w:tc>
+        <w:tc>
+          <w:tcPr>
+            <w:tcBorders>
+              <w:top w:val="single" w:color="888888" w:sz="1"/>
+              <w:left w:val="single" w:color="888888" w:sz="1"/>
+              <w:bottom w:val="single" w:color="888888" w:sz="1"/>
+              <w:right w:val="single" w:color="888888" w:sz="1"/>
+            </w:tcBorders>
+            <w:shd w:fill="D0D0D0" w:val="clear"/>
+            <w:tcMar>
+              <w:top w:type="dxa" w:w="80"/>
+              <w:left w:type="dxa" w:w="100"/>
+              <w:bottom w:type="dxa" w:w="80"/>
+              <w:right w:type="dxa" w:w="100"/>
+            </w:tcMar>
+          </w:tcPr>
+          <w:p>
+            <w:pPr>
+              <w:jc w:val="left"/>
+            </w:pPr>
+            <w:r>
+              <w:rPr>
+                <w:rFonts w:ascii="Arial" w:cs="Arial" w:eastAsia="Arial" w:hAnsi="Arial"/>
+                <w:b/>
+                <w:bCs/>
+                <w:sz w:val="22"/>
+                <w:szCs w:val="22"/>
+              </w:rPr>
+              <w:t xml:space="preserve">Atingido?</w:t>
+            </w:r>
+          </w:p>
+        </w:tc>
+        <w:tc>
+          <w:tcPr>
+            <w:tcBorders>
+              <w:top w:val="single" w:color="888888" w:sz="1"/>
+              <w:left w:val="single" w:color="888888" w:sz="1"/>
+              <w:bottom w:val="single" w:color="888888" w:sz="1"/>
+              <w:right w:val="single" w:color="888888" w:sz="1"/>
+            </w:tcBorders>
+            <w:shd w:fill="D0D0D0" w:val="clear"/>
+            <w:tcMar>
+              <w:top w:type="dxa" w:w="80"/>
+              <w:left w:type="dxa" w:w="100"/>
+              <w:bottom w:type="dxa" w:w="80"/>
+              <w:right w:type="dxa" w:w="100"/>
+            </w:tcMar>
+          </w:tcPr>
+          <w:p>
+            <w:pPr>
+              <w:jc w:val="left"/>
+            </w:pPr>
+            <w:r>
+              <w:rPr>
+                <w:rFonts w:ascii="Arial" w:cs="Arial" w:eastAsia="Arial" w:hAnsi="Arial"/>
+                <w:b/>
+                <w:bCs/>
+                <w:sz w:val="22"/>
+                <w:szCs w:val="22"/>
+              </w:rPr>
+              <w:t xml:space="preserve">Observação</w:t>
+            </w:r>
+          </w:p>
+        </w:tc>
+      </w:tr>
+      <w:tr>
+        <w:tc>
+          <w:tcPr>
+            <w:tcBorders>
+              <w:top w:val="single" w:color="888888" w:sz="1"/>
+              <w:left w:val="single" w:color="888888" w:sz="1"/>
+              <w:bottom w:val="single" w:color="888888" w:sz="1"/>
+              <w:right w:val="single" w:color="888888" w:sz="1"/>
+            </w:tcBorders>
+            <w:tcMar>
+              <w:top w:type="dxa" w:w="80"/>
+              <w:left w:type="dxa" w:w="100"/>
+              <w:bottom w:type="dxa" w:w="80"/>
+              <w:right w:type="dxa" w:w="100"/>
+            </w:tcMar>
+          </w:tcPr>
+          <w:p>
+            <w:pPr>
+              <w:jc w:val="left"/>
+            </w:pPr>
+            <w:r>
+              <w:rPr>
+                <w:rFonts w:ascii="Arial" w:cs="Arial" w:eastAsia="Arial" w:hAnsi="Arial"/>
+                <w:b w:val="false"/>
+                <w:bCs w:val="false"/>
+                <w:sz w:val="22"/>
+                <w:szCs w:val="22"/>
+              </w:rPr>
+              <w:t xml:space="preserve">Plataforma web funcional de avaliação</w:t>
+            </w:r>
+          </w:p>
+        </w:tc>
+        <w:tc>
+          <w:tcPr>
+            <w:tcBorders>
+              <w:top w:val="single" w:color="888888" w:sz="1"/>
+              <w:left w:val="single" w:color="888888" w:sz="1"/>
+              <w:bottom w:val="single" w:color="888888" w:sz="1"/>
+              <w:right w:val="single" w:color="888888" w:sz="1"/>
+            </w:tcBorders>
+            <w:tcMar>
+              <w:top w:type="dxa" w:w="80"/>
+              <w:left w:type="dxa" w:w="100"/>
+              <w:bottom w:type="dxa" w:w="80"/>
+              <w:right w:type="dxa" w:w="100"/>
+            </w:tcMar>
+          </w:tcPr>
+          <w:p>
+            <w:pPr>
+              <w:jc w:val="left"/>
+            </w:pPr>
+            <w:r>
+              <w:rPr>
+                <w:rFonts w:ascii="Arial" w:cs="Arial" w:eastAsia="Arial" w:hAnsi="Arial"/>
+                <w:b w:val="false"/>
+                <w:bCs w:val="false"/>
+                <w:sz w:val="22"/>
+                <w:szCs w:val="22"/>
+              </w:rPr>
+              <w:t xml:space="preserve">Sim</w:t>
+            </w:r>
+          </w:p>
+        </w:tc>
+        <w:tc>
+          <w:tcPr>
+            <w:tcBorders>
+              <w:top w:val="single" w:color="888888" w:sz="1"/>
+              <w:left w:val="single" w:color="888888" w:sz="1"/>
+              <w:bottom w:val="single" w:color="888888" w:sz="1"/>
+              <w:right w:val="single" w:color="888888" w:sz="1"/>
+            </w:tcBorders>
+            <w:tcMar>
+              <w:top w:type="dxa" w:w="80"/>
+              <w:left w:type="dxa" w:w="100"/>
+              <w:bottom w:type="dxa" w:w="80"/>
+              <w:right w:type="dxa" w:w="100"/>
+            </w:tcMar>
+          </w:tcPr>
+          <w:p>
+            <w:pPr>
+              <w:jc w:val="left"/>
+            </w:pPr>
+            <w:r>
+              <w:rPr>
+                <w:rFonts w:ascii="Arial" w:cs="Arial" w:eastAsia="Arial" w:hAnsi="Arial"/>
+                <w:b w:val="false"/>
+                <w:bCs w:val="false"/>
+                <w:sz w:val="22"/>
+                <w:szCs w:val="22"/>
+              </w:rPr>
+              <w:t xml:space="preserve">10 telas operacionais, quiz com feedback</w:t>
+            </w:r>
+          </w:p>
+        </w:tc>
+      </w:tr>
+      <w:tr>
+        <w:tc>
+          <w:tcPr>
+            <w:tcBorders>
+              <w:top w:val="single" w:color="888888" w:sz="1"/>
+              <w:left w:val="single" w:color="888888" w:sz="1"/>
+              <w:bottom w:val="single" w:color="888888" w:sz="1"/>
+              <w:right w:val="single" w:color="888888" w:sz="1"/>
+            </w:tcBorders>
+            <w:tcMar>
+              <w:top w:type="dxa" w:w="80"/>
+              <w:left w:type="dxa" w:w="100"/>
+              <w:bottom w:type="dxa" w:w="80"/>
+              <w:right w:type="dxa" w:w="100"/>
+            </w:tcMar>
+          </w:tcPr>
+          <w:p>
+            <w:pPr>
+              <w:jc w:val="left"/>
+            </w:pPr>
+            <w:r>
+              <w:rPr>
+                <w:rFonts w:ascii="Arial" w:cs="Arial" w:eastAsia="Arial" w:hAnsi="Arial"/>
+                <w:b w:val="false"/>
+                <w:bCs w:val="false"/>
+                <w:sz w:val="22"/>
+                <w:szCs w:val="22"/>
+              </w:rPr>
+              <w:t xml:space="preserve">Gamificação com estrelas e títulos</w:t>
+            </w:r>
+          </w:p>
+        </w:tc>
+        <w:tc>
+          <w:tcPr>
+            <w:tcBorders>
+              <w:top w:val="single" w:color="888888" w:sz="1"/>
+              <w:left w:val="single" w:color="888888" w:sz="1"/>
+              <w:bottom w:val="single" w:color="888888" w:sz="1"/>
+              <w:right w:val="single" w:color="888888" w:sz="1"/>
+            </w:tcBorders>
+            <w:tcMar>
+              <w:top w:type="dxa" w:w="80"/>
+              <w:left w:type="dxa" w:w="100"/>
+              <w:bottom w:type="dxa" w:w="80"/>
+              <w:right w:type="dxa" w:w="100"/>
+            </w:tcMar>
+          </w:tcPr>
+          <w:p>
+            <w:pPr>
+              <w:jc w:val="left"/>
+            </w:pPr>
+            <w:r>
+              <w:rPr>
+                <w:rFonts w:ascii="Arial" w:cs="Arial" w:eastAsia="Arial" w:hAnsi="Arial"/>
+                <w:b w:val="false"/>
+                <w:bCs w:val="false"/>
+                <w:sz w:val="22"/>
+                <w:szCs w:val="22"/>
+              </w:rPr>
+              <w:t xml:space="preserve">Sim</w:t>
+            </w:r>
+          </w:p>
+        </w:tc>
+        <w:tc>
+          <w:tcPr>
+            <w:tcBorders>
+              <w:top w:val="single" w:color="888888" w:sz="1"/>
+              <w:left w:val="single" w:color="888888" w:sz="1"/>
+              <w:bottom w:val="single" w:color="888888" w:sz="1"/>
+              <w:right w:val="single" w:color="888888" w:sz="1"/>
+            </w:tcBorders>
+            <w:tcMar>
+              <w:top w:type="dxa" w:w="80"/>
+              <w:left w:type="dxa" w:w="100"/>
+              <w:bottom w:type="dxa" w:w="80"/>
+              <w:right w:type="dxa" w:w="100"/>
+            </w:tcMar>
+          </w:tcPr>
+          <w:p>
+            <w:pPr>
+              <w:jc w:val="left"/>
+            </w:pPr>
+            <w:r>
+              <w:rPr>
+                <w:rFonts w:ascii="Arial" w:cs="Arial" w:eastAsia="Arial" w:hAnsi="Arial"/>
+                <w:b w:val="false"/>
+                <w:bCs w:val="false"/>
+                <w:sz w:val="22"/>
+                <w:szCs w:val="22"/>
+              </w:rPr>
+              <w:t xml:space="preserve">4 títulos (Plebeu → Rei), 3 estrelas/fase</w:t>
+            </w:r>
+          </w:p>
+        </w:tc>
+      </w:tr>
+      <w:tr>
+        <w:tc>
+          <w:tcPr>
+            <w:tcBorders>
+              <w:top w:val="single" w:color="888888" w:sz="1"/>
+              <w:left w:val="single" w:color="888888" w:sz="1"/>
+              <w:bottom w:val="single" w:color="888888" w:sz="1"/>
+              <w:right w:val="single" w:color="888888" w:sz="1"/>
+            </w:tcBorders>
+            <w:tcMar>
+              <w:top w:type="dxa" w:w="80"/>
+              <w:left w:type="dxa" w:w="100"/>
+              <w:bottom w:type="dxa" w:w="80"/>
+              <w:right w:type="dxa" w:w="100"/>
+            </w:tcMar>
+          </w:tcPr>
+          <w:p>
+            <w:pPr>
+              <w:jc w:val="left"/>
+            </w:pPr>
+            <w:r>
+              <w:rPr>
+                <w:rFonts w:ascii="Arial" w:cs="Arial" w:eastAsia="Arial" w:hAnsi="Arial"/>
+                <w:b w:val="false"/>
+                <w:bCs w:val="false"/>
+                <w:sz w:val="22"/>
+                <w:szCs w:val="22"/>
+              </w:rPr>
+              <w:t xml:space="preserve">Banco de dados relacional modelado</w:t>
+            </w:r>
+          </w:p>
+        </w:tc>
+        <w:tc>
+          <w:tcPr>
+            <w:tcBorders>
+              <w:top w:val="single" w:color="888888" w:sz="1"/>
+              <w:left w:val="single" w:color="888888" w:sz="1"/>
+              <w:bottom w:val="single" w:color="888888" w:sz="1"/>
+              <w:right w:val="single" w:color="888888" w:sz="1"/>
+            </w:tcBorders>
+            <w:tcMar>
+              <w:top w:type="dxa" w:w="80"/>
+              <w:left w:type="dxa" w:w="100"/>
+              <w:bottom w:type="dxa" w:w="80"/>
+              <w:right w:type="dxa" w:w="100"/>
+            </w:tcMar>
+          </w:tcPr>
+          <w:p>
+            <w:pPr>
+              <w:jc w:val="left"/>
+            </w:pPr>
+            <w:r>
+              <w:rPr>
+                <w:rFonts w:ascii="Arial" w:cs="Arial" w:eastAsia="Arial" w:hAnsi="Arial"/>
+                <w:b w:val="false"/>
+                <w:bCs w:val="false"/>
+                <w:sz w:val="22"/>
+                <w:szCs w:val="22"/>
+              </w:rPr>
+              <w:t xml:space="preserve">Sim</w:t>
+            </w:r>
+          </w:p>
+        </w:tc>
+        <w:tc>
+          <w:tcPr>
+            <w:tcBorders>
+              <w:top w:val="single" w:color="888888" w:sz="1"/>
+              <w:left w:val="single" w:color="888888" w:sz="1"/>
+              <w:bottom w:val="single" w:color="888888" w:sz="1"/>
+              <w:right w:val="single" w:color="888888" w:sz="1"/>
+            </w:tcBorders>
+            <w:tcMar>
+              <w:top w:type="dxa" w:w="80"/>
+              <w:left w:type="dxa" w:w="100"/>
+              <w:bottom w:type="dxa" w:w="80"/>
+              <w:right w:type="dxa" w:w="100"/>
+            </w:tcMar>
+          </w:tcPr>
+          <w:p>
+            <w:pPr>
+              <w:jc w:val="left"/>
+            </w:pPr>
+            <w:r>
+              <w:rPr>
+                <w:rFonts w:ascii="Arial" w:cs="Arial" w:eastAsia="Arial" w:hAnsi="Arial"/>
+                <w:b w:val="false"/>
+                <w:bCs w:val="false"/>
+                <w:sz w:val="22"/>
+                <w:szCs w:val="22"/>
+              </w:rPr>
+              <w:t xml:space="preserve">8 tabelas, chaves estrangeiras, ACID</w:t>
+            </w:r>
+          </w:p>
+        </w:tc>
+      </w:tr>
+      <w:tr>
+        <w:tc>
+          <w:tcPr>
+            <w:tcBorders>
+              <w:top w:val="single" w:color="888888" w:sz="1"/>
+              <w:left w:val="single" w:color="888888" w:sz="1"/>
+              <w:bottom w:val="single" w:color="888888" w:sz="1"/>
+              <w:right w:val="single" w:color="888888" w:sz="1"/>
+            </w:tcBorders>
+            <w:tcMar>
+              <w:top w:type="dxa" w:w="80"/>
+              <w:left w:type="dxa" w:w="100"/>
+              <w:bottom w:type="dxa" w:w="80"/>
+              <w:right w:type="dxa" w:w="100"/>
+            </w:tcMar>
+          </w:tcPr>
+          <w:p>
+            <w:pPr>
+              <w:jc w:val="left"/>
+            </w:pPr>
+            <w:r>
+              <w:rPr>
+                <w:rFonts w:ascii="Arial" w:cs="Arial" w:eastAsia="Arial" w:hAnsi="Arial"/>
+                <w:b w:val="false"/>
+                <w:bCs w:val="false"/>
+                <w:sz w:val="22"/>
+                <w:szCs w:val="22"/>
+              </w:rPr>
+              <w:t xml:space="preserve">Dashboard de análise de desempenho</w:t>
+            </w:r>
+          </w:p>
+        </w:tc>
+        <w:tc>
+          <w:tcPr>
+            <w:tcBorders>
+              <w:top w:val="single" w:color="888888" w:sz="1"/>
+              <w:left w:val="single" w:color="888888" w:sz="1"/>
+              <w:bottom w:val="single" w:color="888888" w:sz="1"/>
+              <w:right w:val="single" w:color="888888" w:sz="1"/>
+            </w:tcBorders>
+            <w:tcMar>
+              <w:top w:type="dxa" w:w="80"/>
+              <w:left w:type="dxa" w:w="100"/>
+              <w:bottom w:type="dxa" w:w="80"/>
+              <w:right w:type="dxa" w:w="100"/>
+            </w:tcMar>
+          </w:tcPr>
+          <w:p>
+            <w:pPr>
+              <w:jc w:val="left"/>
+            </w:pPr>
+            <w:r>
+              <w:rPr>
+                <w:rFonts w:ascii="Arial" w:cs="Arial" w:eastAsia="Arial" w:hAnsi="Arial"/>
+                <w:b w:val="false"/>
+                <w:bCs w:val="false"/>
+                <w:sz w:val="22"/>
+                <w:szCs w:val="22"/>
+              </w:rPr>
+              <w:t xml:space="preserve">Sim</w:t>
+            </w:r>
+          </w:p>
+        </w:tc>
+        <w:tc>
+          <w:tcPr>
+            <w:tcBorders>
+              <w:top w:val="single" w:color="888888" w:sz="1"/>
+              <w:left w:val="single" w:color="888888" w:sz="1"/>
+              <w:bottom w:val="single" w:color="888888" w:sz="1"/>
+              <w:right w:val="single" w:color="888888" w:sz="1"/>
+            </w:tcBorders>
+            <w:tcMar>
+              <w:top w:type="dxa" w:w="80"/>
+              <w:left w:type="dxa" w:w="100"/>
+              <w:bottom w:type="dxa" w:w="80"/>
+              <w:right w:type="dxa" w:w="100"/>
+            </w:tcMar>
+          </w:tcPr>
+          <w:p>
+            <w:pPr>
+              <w:jc w:val="left"/>
+            </w:pPr>
+            <w:r>
+              <w:rPr>
+                <w:rFonts w:ascii="Arial" w:cs="Arial" w:eastAsia="Arial" w:hAnsi="Arial"/>
+                <w:b w:val="false"/>
+                <w:bCs w:val="false"/>
+                <w:sz w:val="22"/>
+                <w:szCs w:val="22"/>
+              </w:rPr>
+              <w:t xml:space="preserve">Gráficos, KPIs, tabela detalhada</w:t>
+            </w:r>
+          </w:p>
+        </w:tc>
+      </w:tr>
+      <w:tr>
+        <w:tc>
+          <w:tcPr>
+            <w:tcBorders>
+              <w:top w:val="single" w:color="888888" w:sz="1"/>
+              <w:left w:val="single" w:color="888888" w:sz="1"/>
+              <w:bottom w:val="single" w:color="888888" w:sz="1"/>
+              <w:right w:val="single" w:color="888888" w:sz="1"/>
+            </w:tcBorders>
+            <w:tcMar>
+              <w:top w:type="dxa" w:w="80"/>
+              <w:left w:type="dxa" w:w="100"/>
+              <w:bottom w:type="dxa" w:w="80"/>
+              <w:right w:type="dxa" w:w="100"/>
+            </w:tcMar>
+          </w:tcPr>
+          <w:p>
+            <w:pPr>
+              <w:jc w:val="left"/>
+            </w:pPr>
+            <w:r>
+              <w:rPr>
+                <w:rFonts w:ascii="Arial" w:cs="Arial" w:eastAsia="Arial" w:hAnsi="Arial"/>
+                <w:b w:val="false"/>
+                <w:bCs w:val="false"/>
+                <w:sz w:val="22"/>
+                <w:szCs w:val="22"/>
+              </w:rPr>
+              <w:t xml:space="preserve">Responsividade em dispositivos</w:t>
+            </w:r>
+          </w:p>
+        </w:tc>
+        <w:tc>
+          <w:tcPr>
+            <w:tcBorders>
+              <w:top w:val="single" w:color="888888" w:sz="1"/>
+              <w:left w:val="single" w:color="888888" w:sz="1"/>
+              <w:bottom w:val="single" w:color="888888" w:sz="1"/>
+              <w:right w:val="single" w:color="888888" w:sz="1"/>
+            </w:tcBorders>
+            <w:tcMar>
+              <w:top w:type="dxa" w:w="80"/>
+              <w:left w:type="dxa" w:w="100"/>
+              <w:bottom w:type="dxa" w:w="80"/>
+              <w:right w:type="dxa" w:w="100"/>
+            </w:tcMar>
+          </w:tcPr>
+          <w:p>
+            <w:pPr>
+              <w:jc w:val="left"/>
+            </w:pPr>
+            <w:r>
+              <w:rPr>
+                <w:rFonts w:ascii="Arial" w:cs="Arial" w:eastAsia="Arial" w:hAnsi="Arial"/>
+                <w:b w:val="false"/>
+                <w:bCs w:val="false"/>
+                <w:sz w:val="22"/>
+                <w:szCs w:val="22"/>
+              </w:rPr>
+              <w:t xml:space="preserve">Sim</w:t>
+            </w:r>
+          </w:p>
+        </w:tc>
+        <w:tc>
+          <w:tcPr>
+            <w:tcBorders>
+              <w:top w:val="single" w:color="888888" w:sz="1"/>
+              <w:left w:val="single" w:color="888888" w:sz="1"/>
+              <w:bottom w:val="single" w:color="888888" w:sz="1"/>
+              <w:right w:val="single" w:color="888888" w:sz="1"/>
+            </w:tcBorders>
+            <w:tcMar>
+              <w:top w:type="dxa" w:w="80"/>
+              <w:left w:type="dxa" w:w="100"/>
+              <w:bottom w:type="dxa" w:w="80"/>
+              <w:right w:type="dxa" w:w="100"/>
+            </w:tcMar>
+          </w:tcPr>
+          <w:p>
+            <w:pPr>
+              <w:jc w:val="left"/>
+            </w:pPr>
+            <w:r>
+              <w:rPr>
+                <w:rFonts w:ascii="Arial" w:cs="Arial" w:eastAsia="Arial" w:hAnsi="Arial"/>
+                <w:b w:val="false"/>
+                <w:bCs w:val="false"/>
+                <w:sz w:val="22"/>
+                <w:szCs w:val="22"/>
+              </w:rPr>
+              <w:t xml:space="preserve">Testado em 320 px, 768 px, 1280 px</w:t>
+            </w:r>
+          </w:p>
+        </w:tc>
+      </w:tr>
+      <w:tr>
+        <w:tc>
+          <w:tcPr>
+            <w:tcBorders>
+              <w:top w:val="single" w:color="888888" w:sz="1"/>
+              <w:left w:val="single" w:color="888888" w:sz="1"/>
+              <w:bottom w:val="single" w:color="888888" w:sz="1"/>
+              <w:right w:val="single" w:color="888888" w:sz="1"/>
+            </w:tcBorders>
+            <w:tcMar>
+              <w:top w:type="dxa" w:w="80"/>
+              <w:left w:type="dxa" w:w="100"/>
+              <w:bottom w:type="dxa" w:w="80"/>
+              <w:right w:type="dxa" w:w="100"/>
+            </w:tcMar>
+          </w:tcPr>
+          <w:p>
+            <w:pPr>
+              <w:jc w:val="left"/>
+            </w:pPr>
+            <w:r>
+              <w:rPr>
+                <w:rFonts w:ascii="Arial" w:cs="Arial" w:eastAsia="Arial" w:hAnsi="Arial"/>
+                <w:b w:val="false"/>
+                <w:bCs w:val="false"/>
+                <w:sz w:val="22"/>
+                <w:szCs w:val="22"/>
+              </w:rPr>
+              <w:t xml:space="preserve">Acessibilidade em LIBRAS</w:t>
+            </w:r>
+          </w:p>
+        </w:tc>
+        <w:tc>
+          <w:tcPr>
+            <w:tcBorders>
+              <w:top w:val="single" w:color="888888" w:sz="1"/>
+              <w:left w:val="single" w:color="888888" w:sz="1"/>
+              <w:bottom w:val="single" w:color="888888" w:sz="1"/>
+              <w:right w:val="single" w:color="888888" w:sz="1"/>
+            </w:tcBorders>
+            <w:tcMar>
+              <w:top w:type="dxa" w:w="80"/>
+              <w:left w:type="dxa" w:w="100"/>
+              <w:bottom w:type="dxa" w:w="80"/>
+              <w:right w:type="dxa" w:w="100"/>
+            </w:tcMar>
+          </w:tcPr>
+          <w:p>
+            <w:pPr>
+              <w:jc w:val="left"/>
+            </w:pPr>
+            <w:r>
+              <w:rPr>
+                <w:rFonts w:ascii="Arial" w:cs="Arial" w:eastAsia="Arial" w:hAnsi="Arial"/>
+                <w:b w:val="false"/>
+                <w:bCs w:val="false"/>
+                <w:sz w:val="22"/>
+                <w:szCs w:val="22"/>
+              </w:rPr>
+              <w:t xml:space="preserve">Parcial</w:t>
+            </w:r>
+          </w:p>
+        </w:tc>
+        <w:tc>
+          <w:tcPr>
+            <w:tcBorders>
+              <w:top w:val="single" w:color="888888" w:sz="1"/>
+              <w:left w:val="single" w:color="888888" w:sz="1"/>
+              <w:bottom w:val="single" w:color="888888" w:sz="1"/>
+              <w:right w:val="single" w:color="888888" w:sz="1"/>
+            </w:tcBorders>
+            <w:tcMar>
+              <w:top w:type="dxa" w:w="80"/>
+              <w:left w:type="dxa" w:w="100"/>
+              <w:bottom w:type="dxa" w:w="80"/>
+              <w:right w:type="dxa" w:w="100"/>
+            </w:tcMar>
+          </w:tcPr>
+          <w:p>
+            <w:pPr>
+              <w:jc w:val="left"/>
+            </w:pPr>
+            <w:r>
+              <w:rPr>
+                <w:rFonts w:ascii="Arial" w:cs="Arial" w:eastAsia="Arial" w:hAnsi="Arial"/>
+                <w:b w:val="false"/>
+                <w:bCs w:val="false"/>
+                <w:sz w:val="22"/>
+                <w:szCs w:val="22"/>
+              </w:rPr>
+              <w:t xml:space="preserve">Glossário implementado; vídeos futuros</w:t>
+            </w:r>
+          </w:p>
+        </w:tc>
+      </w:tr>
+      <w:tr>
+        <w:tc>
+          <w:tcPr>
+            <w:tcBorders>
+              <w:top w:val="single" w:color="888888" w:sz="1"/>
+              <w:left w:val="single" w:color="888888" w:sz="1"/>
+              <w:bottom w:val="single" w:color="888888" w:sz="1"/>
+              <w:right w:val="single" w:color="888888" w:sz="1"/>
+            </w:tcBorders>
+            <w:tcMar>
+              <w:top w:type="dxa" w:w="80"/>
+              <w:left w:type="dxa" w:w="100"/>
+              <w:bottom w:type="dxa" w:w="80"/>
+              <w:right w:type="dxa" w:w="100"/>
+            </w:tcMar>
+          </w:tcPr>
+          <w:p>
+            <w:pPr>
+              <w:jc w:val="left"/>
+            </w:pPr>
+            <w:r>
+              <w:rPr>
+                <w:rFonts w:ascii="Arial" w:cs="Arial" w:eastAsia="Arial" w:hAnsi="Arial"/>
+                <w:b w:val="false"/>
+                <w:bCs w:val="false"/>
+                <w:sz w:val="22"/>
+                <w:szCs w:val="22"/>
+              </w:rPr>
+              <w:t xml:space="preserve">Controle de acesso por papéis (RBAC)</w:t>
+            </w:r>
+          </w:p>
+        </w:tc>
+        <w:tc>
+          <w:tcPr>
+            <w:tcBorders>
+              <w:top w:val="single" w:color="888888" w:sz="1"/>
+              <w:left w:val="single" w:color="888888" w:sz="1"/>
+              <w:bottom w:val="single" w:color="888888" w:sz="1"/>
+              <w:right w:val="single" w:color="888888" w:sz="1"/>
+            </w:tcBorders>
+            <w:tcMar>
+              <w:top w:type="dxa" w:w="80"/>
+              <w:left w:type="dxa" w:w="100"/>
+              <w:bottom w:type="dxa" w:w="80"/>
+              <w:right w:type="dxa" w:w="100"/>
+            </w:tcMar>
+          </w:tcPr>
+          <w:p>
+            <w:pPr>
+              <w:jc w:val="left"/>
+            </w:pPr>
+            <w:r>
+              <w:rPr>
+                <w:rFonts w:ascii="Arial" w:cs="Arial" w:eastAsia="Arial" w:hAnsi="Arial"/>
+                <w:b w:val="false"/>
+                <w:bCs w:val="false"/>
+                <w:sz w:val="22"/>
+                <w:szCs w:val="22"/>
+              </w:rPr>
+              <w:t xml:space="preserve">Sim</w:t>
+            </w:r>
+          </w:p>
+        </w:tc>
+        <w:tc>
+          <w:tcPr>
+            <w:tcBorders>
+              <w:top w:val="single" w:color="888888" w:sz="1"/>
+              <w:left w:val="single" w:color="888888" w:sz="1"/>
+              <w:bottom w:val="single" w:color="888888" w:sz="1"/>
+              <w:right w:val="single" w:color="888888" w:sz="1"/>
+            </w:tcBorders>
+            <w:tcMar>
+              <w:top w:type="dxa" w:w="80"/>
+              <w:left w:type="dxa" w:w="100"/>
+              <w:bottom w:type="dxa" w:w="80"/>
+              <w:right w:type="dxa" w:w="100"/>
+            </w:tcMar>
+          </w:tcPr>
+          <w:p>
+            <w:pPr>
+              <w:jc w:val="left"/>
+            </w:pPr>
+            <w:r>
+              <w:rPr>
+                <w:rFonts w:ascii="Arial" w:cs="Arial" w:eastAsia="Arial" w:hAnsi="Arial"/>
+                <w:b w:val="false"/>
+                <w:bCs w:val="false"/>
+                <w:sz w:val="22"/>
+                <w:szCs w:val="22"/>
+              </w:rPr>
+              <w:t xml:space="preserve">3 papéis com painéis exclusivos</w:t>
+            </w:r>
+          </w:p>
+        </w:tc>
+      </w:tr>
+      <w:tr>
+        <w:tc>
+          <w:tcPr>
+            <w:tcBorders>
+              <w:top w:val="single" w:color="888888" w:sz="1"/>
+              <w:left w:val="single" w:color="888888" w:sz="1"/>
+              <w:bottom w:val="single" w:color="888888" w:sz="1"/>
+              <w:right w:val="single" w:color="888888" w:sz="1"/>
+            </w:tcBorders>
+            <w:tcMar>
+              <w:top w:type="dxa" w:w="80"/>
+              <w:left w:type="dxa" w:w="100"/>
+              <w:bottom w:type="dxa" w:w="80"/>
+              <w:right w:type="dxa" w:w="100"/>
+            </w:tcMar>
+          </w:tcPr>
+          <w:p>
+            <w:pPr>
+              <w:jc w:val="left"/>
+            </w:pPr>
+            <w:r>
+              <w:rPr>
+                <w:rFonts w:ascii="Arial" w:cs="Arial" w:eastAsia="Arial" w:hAnsi="Arial"/>
+                <w:b w:val="false"/>
+                <w:bCs w:val="false"/>
+                <w:sz w:val="22"/>
+                <w:szCs w:val="22"/>
+              </w:rPr>
+              <w:t xml:space="preserve">Questões estilo ENADE para todos os reinos</w:t>
+            </w:r>
+          </w:p>
+        </w:tc>
+        <w:tc>
+          <w:tcPr>
+            <w:tcBorders>
+              <w:top w:val="single" w:color="888888" w:sz="1"/>
+              <w:left w:val="single" w:color="888888" w:sz="1"/>
+              <w:bottom w:val="single" w:color="888888" w:sz="1"/>
+              <w:right w:val="single" w:color="888888" w:sz="1"/>
+            </w:tcBorders>
+            <w:tcMar>
+              <w:top w:type="dxa" w:w="80"/>
+              <w:left w:type="dxa" w:w="100"/>
+              <w:bottom w:type="dxa" w:w="80"/>
+              <w:right w:type="dxa" w:w="100"/>
+            </w:tcMar>
+          </w:tcPr>
+          <w:p>
+            <w:pPr>
+              <w:jc w:val="left"/>
+            </w:pPr>
+            <w:r>
+              <w:rPr>
+                <w:rFonts w:ascii="Arial" w:cs="Arial" w:eastAsia="Arial" w:hAnsi="Arial"/>
+                <w:b w:val="false"/>
+                <w:bCs w:val="false"/>
+                <w:sz w:val="22"/>
+                <w:szCs w:val="22"/>
+              </w:rPr>
+              <w:t xml:space="preserve">Parcial</w:t>
+            </w:r>
+          </w:p>
+        </w:tc>
+        <w:tc>
+          <w:tcPr>
+            <w:tcBorders>
+              <w:top w:val="single" w:color="888888" w:sz="1"/>
+              <w:left w:val="single" w:color="888888" w:sz="1"/>
+              <w:bottom w:val="single" w:color="888888" w:sz="1"/>
+              <w:right w:val="single" w:color="888888" w:sz="1"/>
+            </w:tcBorders>
+            <w:tcMar>
+              <w:top w:type="dxa" w:w="80"/>
+              <w:left w:type="dxa" w:w="100"/>
+              <w:bottom w:type="dxa" w:w="80"/>
+              <w:right w:type="dxa" w:w="100"/>
+            </w:tcMar>
+          </w:tcPr>
+          <w:p>
+            <w:pPr>
+              <w:jc w:val="left"/>
+            </w:pPr>
+            <w:r>
+              <w:rPr>
+                <w:rFonts w:ascii="Arial" w:cs="Arial" w:eastAsia="Arial" w:hAnsi="Arial"/>
+                <w:b w:val="false"/>
+                <w:bCs w:val="false"/>
+                <w:sz w:val="22"/>
+                <w:szCs w:val="22"/>
+              </w:rPr>
+              <w:t xml:space="preserve">Python completo; demais reinos previstos</w:t>
+            </w:r>
+          </w:p>
+        </w:tc>
+      </w:tr>
+    </w:tbl>
+    <w:p>
+      <w:pPr>
+        <w:spacing w:after="80"/>
+      </w:pPr>
+      <w:r>
+        <w:t xml:space="preserve"/>
+      </w:r>
+    </w:p>
+    <w:p>
+      <w:pPr>
+        <w:pStyle w:val="Heading2"/>
+        <w:spacing w:after="80" w:before="280"/>
+      </w:pPr>
+      <w:r>
+        <w:rPr>
+          <w:rFonts w:ascii="Arial" w:cs="Arial" w:eastAsia="Arial" w:hAnsi="Arial"/>
+          <w:b/>
+          <w:bCs/>
+          <w:sz w:val="24"/>
+          <w:szCs w:val="24"/>
+        </w:rPr>
+        <w:t xml:space="preserve">10.4 Limitações e Trabalhos Futuros</w:t>
+      </w:r>
+    </w:p>
+    <w:p>
+      <w:pPr>
+        <w:spacing w:after="160" w:line="360"/>
         <w:ind w:firstLine="708"/>
         <w:jc w:val="both"/>
       </w:pPr>
@@ -9712,12 +13108,214 @@
           <w:sz w:val="24"/>
           <w:szCs w:val="24"/>
         </w:rPr>
+        <w:t xml:space="preserve">As principais limitações identificadas na versão atual são:</w:t>
+      </w:r>
+    </w:p>
+    <w:p>
+      <w:pPr>
+        <w:spacing w:after="100" w:line="360"/>
+        <w:ind w:left="720" w:hanging="360"/>
+      </w:pPr>
+      <w:r>
+        <w:rPr>
+          <w:rFonts w:ascii="Arial" w:cs="Arial" w:eastAsia="Arial" w:hAnsi="Arial"/>
+          <w:sz w:val="24"/>
+          <w:szCs w:val="24"/>
+        </w:rPr>
+        <w:t xml:space="preserve">•  </w:t>
+      </w:r>
+      <w:r>
+        <w:rPr>
+          <w:rFonts w:ascii="Arial" w:cs="Arial" w:eastAsia="Arial" w:hAnsi="Arial"/>
+          <w:sz w:val="24"/>
+          <w:szCs w:val="24"/>
+        </w:rPr>
+        <w:t xml:space="preserve">Armazenamento exclusivamente local (localStorage): os dados ficam restritos ao dispositivo e ao navegador do usuário. A implementação de um backend centralizado (prevista para o PIM IV) resolverá essa limitação.</w:t>
+      </w:r>
+    </w:p>
+    <w:p>
+      <w:pPr>
+        <w:spacing w:after="100" w:line="360"/>
+        <w:ind w:left="720" w:hanging="360"/>
+      </w:pPr>
+      <w:r>
+        <w:rPr>
+          <w:rFonts w:ascii="Arial" w:cs="Arial" w:eastAsia="Arial" w:hAnsi="Arial"/>
+          <w:sz w:val="24"/>
+          <w:szCs w:val="24"/>
+        </w:rPr>
+        <w:t xml:space="preserve">•  </w:t>
+      </w:r>
+      <w:r>
+        <w:rPr>
+          <w:rFonts w:ascii="Arial" w:cs="Arial" w:eastAsia="Arial" w:hAnsi="Arial"/>
+          <w:sz w:val="24"/>
+          <w:szCs w:val="24"/>
+        </w:rPr>
+        <w:t xml:space="preserve">Questões disponíveis apenas para o Reino Python: os demais reinos (C++, Engenharia de Software, Banco de Dados, Redes) estão estruturados no banco mas aguardam a criação de questões, que pode ser feita pelo painel do professor.</w:t>
+      </w:r>
+    </w:p>
+    <w:p>
+      <w:pPr>
+        <w:spacing w:after="100" w:line="360"/>
+        <w:ind w:left="720" w:hanging="360"/>
+      </w:pPr>
+      <w:r>
+        <w:rPr>
+          <w:rFonts w:ascii="Arial" w:cs="Arial" w:eastAsia="Arial" w:hAnsi="Arial"/>
+          <w:sz w:val="24"/>
+          <w:szCs w:val="24"/>
+        </w:rPr>
+        <w:t xml:space="preserve">•  </w:t>
+      </w:r>
+      <w:r>
+        <w:rPr>
+          <w:rFonts w:ascii="Arial" w:cs="Arial" w:eastAsia="Arial" w:hAnsi="Arial"/>
+          <w:sz w:val="24"/>
+          <w:szCs w:val="24"/>
+        </w:rPr>
+        <w:t xml:space="preserve">Glossário LIBRAS sem vídeos embutidos: a versão atual utiliza descrições textuais e links externos. A incorporação de vídeos de LIBRAS nos enunciados é uma melhoria planejada.</w:t>
+      </w:r>
+    </w:p>
+    <w:p>
+      <w:pPr>
+        <w:spacing w:after="100" w:line="360"/>
+        <w:ind w:left="720" w:hanging="360"/>
+      </w:pPr>
+      <w:r>
+        <w:rPr>
+          <w:rFonts w:ascii="Arial" w:cs="Arial" w:eastAsia="Arial" w:hAnsi="Arial"/>
+          <w:sz w:val="24"/>
+          <w:szCs w:val="24"/>
+        </w:rPr>
+        <w:t xml:space="preserve">•  </w:t>
+      </w:r>
+      <w:r>
+        <w:rPr>
+          <w:rFonts w:ascii="Arial" w:cs="Arial" w:eastAsia="Arial" w:hAnsi="Arial"/>
+          <w:sz w:val="24"/>
+          <w:szCs w:val="24"/>
+        </w:rPr>
+        <w:t xml:space="preserve">Ausência de backend em C#/.NET: conforme a arquitetura definida, o sistema opera inteiramente no cliente. A migração para um backend server-side com persistência centralizada será realizada no próximo semestre.</w:t>
+      </w:r>
+    </w:p>
+    <w:p>
+      <w:pPr>
+        <w:spacing w:after="160" w:line="360"/>
+        <w:ind w:firstLine="708"/>
+        <w:jc w:val="both"/>
+      </w:pPr>
+      <w:r>
+        <w:rPr>
+          <w:rFonts w:ascii="Arial" w:cs="Arial" w:eastAsia="Arial" w:hAnsi="Arial"/>
+          <w:sz w:val="24"/>
+          <w:szCs w:val="24"/>
+        </w:rPr>
+        <w:t xml:space="preserve">Os trabalhos futuros incluem: (i) backend com Node.js ou C# (.NET); (ii) banco de dados centralizado (PostgreSQL ou MongoDB); (iii) módulo de Machine Learning para recomendação personalizada; (iv) gestão de turmas e vínculos professor–turma; (v) vídeos de LIBRAS nos enunciados; e (vi) ranking competitivo entre usuários.</w:t>
+      </w:r>
+    </w:p>
+    <w:p>
+      <w:pPr>
+        <w:pageBreakBefore/>
+      </w:pPr>
+      <w:r>
+        <w:t xml:space="preserve"/>
+      </w:r>
+    </w:p>
+    <w:p>
+      <w:pPr>
+        <w:pStyle w:val="Heading1"/>
+        <w:spacing w:after="120" w:before="360"/>
+      </w:pPr>
+      <w:r>
+        <w:rPr>
+          <w:rFonts w:ascii="Arial" w:cs="Arial" w:eastAsia="Arial" w:hAnsi="Arial"/>
+          <w:b/>
+          <w:bCs/>
+          <w:sz w:val="28"/>
+          <w:szCs w:val="28"/>
+        </w:rPr>
+        <w:t xml:space="preserve">11  CONCLUSÃO</w:t>
+      </w:r>
+    </w:p>
+    <w:p>
+      <w:pPr>
+        <w:spacing w:after="160" w:line="360"/>
+        <w:ind w:firstLine="708"/>
+        <w:jc w:val="both"/>
+      </w:pPr>
+      <w:r>
+        <w:rPr>
+          <w:rFonts w:ascii="Arial" w:cs="Arial" w:eastAsia="Arial" w:hAnsi="Arial"/>
+          <w:sz w:val="24"/>
+          <w:szCs w:val="24"/>
+        </w:rPr>
+        <w:t xml:space="preserve">O presente trabalho demonstrou a viabilidade técnica e pedagógica da plataforma Tronus como solução gamificada de avaliação e apoio ao aprendizado para estudantes universitários de ADS. Ao longo do desenvolvimento, a equipe integrou conhecimentos de nove disciplinas distintas em um único produto funcional, coerente e documentado.</w:t>
+      </w:r>
+    </w:p>
+    <w:p>
+      <w:pPr>
+        <w:spacing w:after="160" w:line="360"/>
+        <w:ind w:firstLine="708"/>
+        <w:jc w:val="both"/>
+      </w:pPr>
+      <w:r>
+        <w:rPr>
+          <w:rFonts w:ascii="Arial" w:cs="Arial" w:eastAsia="Arial" w:hAnsi="Arial"/>
+          <w:sz w:val="24"/>
+          <w:szCs w:val="24"/>
+        </w:rPr>
+        <w:t xml:space="preserve">Do ponto de vista técnico, a escolha por tecnologias web puras (HTML5, CSS3, JavaScript) e banco de dados SQLite embarcado (sql.js) permitiu a entrega de uma aplicação sem dependência de servidores, com boa usabilidade e responsividade. O sistema de quiz com questões no estilo ENADE — com enunciados compostos por afirmativas I, II, III e IV — combinado ao painel de análise de desempenho, cumpre o objetivo central da plataforma: transformar a interação do estudante em dados acionáveis para o seu desenvolvimento.</w:t>
+      </w:r>
+    </w:p>
+    <w:p>
+      <w:pPr>
+        <w:spacing w:after="160" w:line="360"/>
+        <w:ind w:firstLine="708"/>
+        <w:jc w:val="both"/>
+      </w:pPr>
+      <w:r>
+        <w:rPr>
+          <w:rFonts w:ascii="Arial" w:cs="Arial" w:eastAsia="Arial" w:hAnsi="Arial"/>
+          <w:sz w:val="24"/>
+          <w:szCs w:val="24"/>
+        </w:rPr>
+        <w:t xml:space="preserve">O controle de acesso por papéis (RBAC) diferencia três perfis: aluno, professor e administrador. O painel do professor permite gerenciar questões por fase e acompanhar o desempenho individual dos alunos por busca nominal. O painel do administrador oferece visibilidade sobre as estatísticas gerais do sistema e o gerenciamento de usuários. Ambos os perfis especiais são pré-cadastrados automaticamente na inicialização do banco, com credenciais documentadas.</w:t>
+      </w:r>
+    </w:p>
+    <w:p>
+      <w:pPr>
+        <w:spacing w:after="160" w:line="360"/>
+        <w:ind w:firstLine="708"/>
+        <w:jc w:val="both"/>
+      </w:pPr>
+      <w:r>
+        <w:rPr>
+          <w:rFonts w:ascii="Arial" w:cs="Arial" w:eastAsia="Arial" w:hAnsi="Arial"/>
+          <w:sz w:val="24"/>
+          <w:szCs w:val="24"/>
+        </w:rPr>
+        <w:t xml:space="preserve">Os indicadores de análise implementados — taxa de acerto por fase e reino, gráfico de barras por reino e tabela detalhada — oferecem ao estudante uma visão clara de seus pontos fortes e das áreas que demandam revisão. A incorporação do glossário de LIBRAS representa um passo concreto em direção à acessibilidade digital, alinhada à legislação brasileira e aos princípios de inclusão. O double-check de logout e o redirecionamento inteligente por papel reforçam a qualidade da experiência do usuário.</w:t>
+      </w:r>
+    </w:p>
+    <w:p>
+      <w:pPr>
+        <w:spacing w:after="160" w:line="360"/>
+        <w:ind w:firstLine="708"/>
+        <w:jc w:val="both"/>
+      </w:pPr>
+      <w:r>
+        <w:rPr>
+          <w:rFonts w:ascii="Arial" w:cs="Arial" w:eastAsia="Arial" w:hAnsi="Arial"/>
+          <w:sz w:val="24"/>
+          <w:szCs w:val="24"/>
+        </w:rPr>
         <w:t xml:space="preserve">Como trabalhos futuros, a equipe propõe: (i) implementação de backend com Node.js e banco de dados centralizado para suporte a múltiplos dispositivos e turmas; (ii) expansão do banco de questões para todos os reinos (C++, Engenharia de Software, Banco de Dados, Redes); (iii) módulo completo de administração de turmas, vínculos professor–turma e regras de XP configuráveis; (iv) desenvolvimento do módulo de Machine Learning para recomendação personalizada de conteúdo; e (v) incorporação de vídeos de LIBRAS nos enunciados das questões.</w:t>
       </w:r>
     </w:p>
     <w:p>
       <w:pPr>
-        <w:spacing w:after="160"/>
+        <w:spacing w:after="160" w:line="360"/>
         <w:ind w:firstLine="708"/>
         <w:jc w:val="both"/>
       </w:pPr>
